--- a/Nhom10_REPORT_ApplicationDevelopment.docx
+++ b/Nhom10_REPORT_ApplicationDevelopment.docx
@@ -127,7 +127,7 @@
           </mc:Choice>
           <mc:Fallback>
             <w:pict>
-              <v:shapetype w14:anchorId="7605F603" id="_x0000_t32" coordsize="21600,21600" o:spt="32" o:oned="t" path="m,l21600,21600e" filled="f">
+              <v:shapetype w14:anchorId="3143F7B6" id="_x0000_t32" coordsize="21600,21600" o:spt="32" o:oned="t" path="m,l21600,21600e" filled="f">
                 <v:path arrowok="t" fillok="f" o:connecttype="none"/>
                 <o:lock v:ext="edit" shapetype="t"/>
               </v:shapetype>
@@ -773,7 +773,7 @@
           <w:numId w:val="0"/>
         </w:numPr>
       </w:pPr>
-      <w:bookmarkStart w:id="2" w:name="_Toc238646952"/>
+      <w:bookmarkStart w:id="2" w:name="_Toc240195135"/>
       <w:r>
         <w:t>MỤC LỤC</w:t>
       </w:r>
@@ -814,7 +814,7 @@
         </w:rPr>
         <w:fldChar w:fldCharType="separate"/>
       </w:r>
-      <w:hyperlink w:anchor="_Toc238646952" w:history="1">
+      <w:hyperlink w:anchor="_Toc240195135" w:history="1">
         <w:r>
           <w:rPr>
             <w:rStyle w:val="Hyperlink"/>
@@ -837,7 +837,7 @@
           <w:rPr>
             <w:webHidden/>
           </w:rPr>
-          <w:instrText xml:space="preserve"> PAGEREF _Toc238646952 \h </w:instrText>
+          <w:instrText xml:space="preserve"> PAGEREF _Toc240195135 \h </w:instrText>
         </w:r>
         <w:r>
           <w:rPr>
@@ -874,7 +874,7 @@
           <w14:ligatures w14:val="standardContextual"/>
         </w:rPr>
       </w:pPr>
-      <w:hyperlink w:anchor="_Toc238646953" w:history="1">
+      <w:hyperlink w:anchor="_Toc240195136" w:history="1">
         <w:r>
           <w:rPr>
             <w:rStyle w:val="Hyperlink"/>
@@ -897,7 +897,7 @@
           <w:rPr>
             <w:webHidden/>
           </w:rPr>
-          <w:instrText xml:space="preserve"> PAGEREF _Toc238646953 \h </w:instrText>
+          <w:instrText xml:space="preserve"> PAGEREF _Toc240195136 \h </w:instrText>
         </w:r>
         <w:r>
           <w:rPr>
@@ -934,7 +934,7 @@
           <w14:ligatures w14:val="standardContextual"/>
         </w:rPr>
       </w:pPr>
-      <w:hyperlink w:anchor="_Toc238646954" w:history="1">
+      <w:hyperlink w:anchor="_Toc240195137" w:history="1">
         <w:r>
           <w:rPr>
             <w:rStyle w:val="Hyperlink"/>
@@ -957,7 +957,7 @@
           <w:rPr>
             <w:webHidden/>
           </w:rPr>
-          <w:instrText xml:space="preserve"> PAGEREF _Toc238646954 \h </w:instrText>
+          <w:instrText xml:space="preserve"> PAGEREF _Toc240195137 \h </w:instrText>
         </w:r>
         <w:r>
           <w:rPr>
@@ -994,7 +994,7 @@
           <w14:ligatures w14:val="standardContextual"/>
         </w:rPr>
       </w:pPr>
-      <w:hyperlink w:anchor="_Toc238646955" w:history="1">
+      <w:hyperlink w:anchor="_Toc240195138" w:history="1">
         <w:r>
           <w:rPr>
             <w:rStyle w:val="Hyperlink"/>
@@ -1017,7 +1017,7 @@
           <w:rPr>
             <w:webHidden/>
           </w:rPr>
-          <w:instrText xml:space="preserve"> PAGEREF _Toc238646955 \h </w:instrText>
+          <w:instrText xml:space="preserve"> PAGEREF _Toc240195138 \h </w:instrText>
         </w:r>
         <w:r>
           <w:rPr>
@@ -1057,7 +1057,7 @@
           <w14:ligatures w14:val="standardContextual"/>
         </w:rPr>
       </w:pPr>
-      <w:hyperlink w:anchor="_Toc238646956" w:history="1">
+      <w:hyperlink w:anchor="_Toc240195139" w:history="1">
         <w:r>
           <w:rPr>
             <w:rStyle w:val="Hyperlink"/>
@@ -1095,7 +1095,7 @@
           <w:rPr>
             <w:webHidden/>
           </w:rPr>
-          <w:instrText xml:space="preserve"> PAGEREF _Toc238646956 \h </w:instrText>
+          <w:instrText xml:space="preserve"> PAGEREF _Toc240195139 \h </w:instrText>
         </w:r>
         <w:r>
           <w:rPr>
@@ -1136,7 +1136,7 @@
           <w14:ligatures w14:val="standardContextual"/>
         </w:rPr>
       </w:pPr>
-      <w:hyperlink w:anchor="_Toc238646957" w:history="1">
+      <w:hyperlink w:anchor="_Toc240195140" w:history="1">
         <w:r>
           <w:rPr>
             <w:rStyle w:val="Hyperlink"/>
@@ -1180,7 +1180,7 @@
             <w:noProof/>
             <w:webHidden/>
           </w:rPr>
-          <w:instrText xml:space="preserve"> PAGEREF _Toc238646957 \h </w:instrText>
+          <w:instrText xml:space="preserve"> PAGEREF _Toc240195140 \h </w:instrText>
         </w:r>
         <w:r>
           <w:rPr>
@@ -1225,7 +1225,7 @@
           <w14:ligatures w14:val="standardContextual"/>
         </w:rPr>
       </w:pPr>
-      <w:hyperlink w:anchor="_Toc238646958" w:history="1">
+      <w:hyperlink w:anchor="_Toc240195141" w:history="1">
         <w:r>
           <w:rPr>
             <w:rStyle w:val="Hyperlink"/>
@@ -1269,7 +1269,7 @@
             <w:noProof/>
             <w:webHidden/>
           </w:rPr>
-          <w:instrText xml:space="preserve"> PAGEREF _Toc238646958 \h </w:instrText>
+          <w:instrText xml:space="preserve"> PAGEREF _Toc240195141 \h </w:instrText>
         </w:r>
         <w:r>
           <w:rPr>
@@ -1314,7 +1314,7 @@
           <w14:ligatures w14:val="standardContextual"/>
         </w:rPr>
       </w:pPr>
-      <w:hyperlink w:anchor="_Toc238646959" w:history="1">
+      <w:hyperlink w:anchor="_Toc240195142" w:history="1">
         <w:r>
           <w:rPr>
             <w:rStyle w:val="Hyperlink"/>
@@ -1358,7 +1358,7 @@
             <w:noProof/>
             <w:webHidden/>
           </w:rPr>
-          <w:instrText xml:space="preserve"> PAGEREF _Toc238646959 \h </w:instrText>
+          <w:instrText xml:space="preserve"> PAGEREF _Toc240195142 \h </w:instrText>
         </w:r>
         <w:r>
           <w:rPr>
@@ -1403,7 +1403,7 @@
           <w14:ligatures w14:val="standardContextual"/>
         </w:rPr>
       </w:pPr>
-      <w:hyperlink w:anchor="_Toc238646960" w:history="1">
+      <w:hyperlink w:anchor="_Toc240195143" w:history="1">
         <w:r>
           <w:rPr>
             <w:rStyle w:val="Hyperlink"/>
@@ -1447,7 +1447,7 @@
             <w:noProof/>
             <w:webHidden/>
           </w:rPr>
-          <w:instrText xml:space="preserve"> PAGEREF _Toc238646960 \h </w:instrText>
+          <w:instrText xml:space="preserve"> PAGEREF _Toc240195143 \h </w:instrText>
         </w:r>
         <w:r>
           <w:rPr>
@@ -1492,7 +1492,7 @@
           <w14:ligatures w14:val="standardContextual"/>
         </w:rPr>
       </w:pPr>
-      <w:hyperlink w:anchor="_Toc238646961" w:history="1">
+      <w:hyperlink w:anchor="_Toc240195144" w:history="1">
         <w:r>
           <w:rPr>
             <w:rStyle w:val="Hyperlink"/>
@@ -1536,7 +1536,7 @@
             <w:noProof/>
             <w:webHidden/>
           </w:rPr>
-          <w:instrText xml:space="preserve"> PAGEREF _Toc238646961 \h </w:instrText>
+          <w:instrText xml:space="preserve"> PAGEREF _Toc240195144 \h </w:instrText>
         </w:r>
         <w:r>
           <w:rPr>
@@ -1581,7 +1581,7 @@
           <w14:ligatures w14:val="standardContextual"/>
         </w:rPr>
       </w:pPr>
-      <w:hyperlink w:anchor="_Toc238646962" w:history="1">
+      <w:hyperlink w:anchor="_Toc240195145" w:history="1">
         <w:r>
           <w:rPr>
             <w:rStyle w:val="Hyperlink"/>
@@ -1625,7 +1625,7 @@
             <w:noProof/>
             <w:webHidden/>
           </w:rPr>
-          <w:instrText xml:space="preserve"> PAGEREF _Toc238646962 \h </w:instrText>
+          <w:instrText xml:space="preserve"> PAGEREF _Toc240195145 \h </w:instrText>
         </w:r>
         <w:r>
           <w:rPr>
@@ -1670,7 +1670,7 @@
           <w14:ligatures w14:val="standardContextual"/>
         </w:rPr>
       </w:pPr>
-      <w:hyperlink w:anchor="_Toc238646963" w:history="1">
+      <w:hyperlink w:anchor="_Toc240195146" w:history="1">
         <w:r>
           <w:rPr>
             <w:rStyle w:val="Hyperlink"/>
@@ -1714,7 +1714,7 @@
             <w:noProof/>
             <w:webHidden/>
           </w:rPr>
-          <w:instrText xml:space="preserve"> PAGEREF _Toc238646963 \h </w:instrText>
+          <w:instrText xml:space="preserve"> PAGEREF _Toc240195146 \h </w:instrText>
         </w:r>
         <w:r>
           <w:rPr>
@@ -1747,9 +1747,9 @@
     </w:p>
     <w:p>
       <w:pPr>
-        <w:pStyle w:val="TOC3"/>
+        <w:pStyle w:val="TOC2"/>
         <w:tabs>
-          <w:tab w:val="left" w:pos="1400"/>
+          <w:tab w:val="left" w:pos="1123"/>
         </w:tabs>
         <w:rPr>
           <w:rFonts w:asciiTheme="minorHAnsi" w:eastAsiaTheme="minorEastAsia" w:hAnsiTheme="minorHAnsi" w:cstheme="minorBidi"/>
@@ -1759,13 +1759,13 @@
           <w14:ligatures w14:val="standardContextual"/>
         </w:rPr>
       </w:pPr>
-      <w:hyperlink w:anchor="_Toc238646964" w:history="1">
+      <w:hyperlink w:anchor="_Toc240195147" w:history="1">
         <w:r>
           <w:rPr>
             <w:rStyle w:val="Hyperlink"/>
             <w:noProof/>
           </w:rPr>
-          <w:t>3.</w:t>
+          <w:t>III.</w:t>
         </w:r>
         <w:r>
           <w:rPr>
@@ -1782,7 +1782,7 @@
             <w:rStyle w:val="Hyperlink"/>
             <w:noProof/>
           </w:rPr>
-          <w:t>Nhóm các hệ thống con (Sub-systems):</w:t>
+          <w:t>Danh sách các câu hỏi khi thu thập và làm rõ yêu cầu của ứng dụng</w:t>
         </w:r>
         <w:r>
           <w:rPr>
@@ -1803,7 +1803,7 @@
             <w:noProof/>
             <w:webHidden/>
           </w:rPr>
-          <w:instrText xml:space="preserve"> PAGEREF _Toc238646964 \h </w:instrText>
+          <w:instrText xml:space="preserve"> PAGEREF _Toc240195147 \h </w:instrText>
         </w:r>
         <w:r>
           <w:rPr>
@@ -1823,7 +1823,7 @@
             <w:noProof/>
             <w:webHidden/>
           </w:rPr>
-          <w:t>8</w:t>
+          <w:t>9</w:t>
         </w:r>
         <w:r>
           <w:rPr>
@@ -1848,13 +1848,13 @@
           <w14:ligatures w14:val="standardContextual"/>
         </w:rPr>
       </w:pPr>
-      <w:hyperlink w:anchor="_Toc238646965" w:history="1">
+      <w:hyperlink w:anchor="_Toc240195148" w:history="1">
         <w:r>
           <w:rPr>
             <w:rStyle w:val="Hyperlink"/>
             <w:noProof/>
           </w:rPr>
-          <w:t>III.</w:t>
+          <w:t>IV.</w:t>
         </w:r>
         <w:r>
           <w:rPr>
@@ -1871,7 +1871,7 @@
             <w:rStyle w:val="Hyperlink"/>
             <w:noProof/>
           </w:rPr>
-          <w:t>Danh sách các câu hỏi khi thu thập và làm rõ yêu cầu của ứng dụng</w:t>
+          <w:t>Yêu vầu chức năng:</w:t>
         </w:r>
         <w:r>
           <w:rPr>
@@ -1892,7 +1892,7 @@
             <w:noProof/>
             <w:webHidden/>
           </w:rPr>
-          <w:instrText xml:space="preserve"> PAGEREF _Toc238646965 \h </w:instrText>
+          <w:instrText xml:space="preserve"> PAGEREF _Toc240195148 \h </w:instrText>
         </w:r>
         <w:r>
           <w:rPr>
@@ -1912,7 +1912,7 @@
             <w:noProof/>
             <w:webHidden/>
           </w:rPr>
-          <w:t>9</w:t>
+          <w:t>12</w:t>
         </w:r>
         <w:r>
           <w:rPr>
@@ -1925,9 +1925,9 @@
     </w:p>
     <w:p>
       <w:pPr>
-        <w:pStyle w:val="TOC2"/>
+        <w:pStyle w:val="TOC3"/>
         <w:tabs>
-          <w:tab w:val="left" w:pos="1123"/>
+          <w:tab w:val="left" w:pos="1400"/>
         </w:tabs>
         <w:rPr>
           <w:rFonts w:asciiTheme="minorHAnsi" w:eastAsiaTheme="minorEastAsia" w:hAnsiTheme="minorHAnsi" w:cstheme="minorBidi"/>
@@ -1937,13 +1937,13 @@
           <w14:ligatures w14:val="standardContextual"/>
         </w:rPr>
       </w:pPr>
-      <w:hyperlink w:anchor="_Toc238646966" w:history="1">
+      <w:hyperlink w:anchor="_Toc240195149" w:history="1">
         <w:r>
           <w:rPr>
             <w:rStyle w:val="Hyperlink"/>
             <w:noProof/>
           </w:rPr>
-          <w:t>IV.</w:t>
+          <w:t>1.</w:t>
         </w:r>
         <w:r>
           <w:rPr>
@@ -1960,7 +1960,7 @@
             <w:rStyle w:val="Hyperlink"/>
             <w:noProof/>
           </w:rPr>
-          <w:t>Yêu vầu chức năng:</w:t>
+          <w:t>Yêu cầu về lưu trữ</w:t>
         </w:r>
         <w:r>
           <w:rPr>
@@ -1981,7 +1981,7 @@
             <w:noProof/>
             <w:webHidden/>
           </w:rPr>
-          <w:instrText xml:space="preserve"> PAGEREF _Toc238646966 \h </w:instrText>
+          <w:instrText xml:space="preserve"> PAGEREF _Toc240195149 \h </w:instrText>
         </w:r>
         <w:r>
           <w:rPr>
@@ -2026,13 +2026,13 @@
           <w14:ligatures w14:val="standardContextual"/>
         </w:rPr>
       </w:pPr>
-      <w:hyperlink w:anchor="_Toc238646967" w:history="1">
+      <w:hyperlink w:anchor="_Toc240195150" w:history="1">
         <w:r>
           <w:rPr>
             <w:rStyle w:val="Hyperlink"/>
             <w:noProof/>
           </w:rPr>
-          <w:t>1.</w:t>
+          <w:t>2.</w:t>
         </w:r>
         <w:r>
           <w:rPr>
@@ -2049,7 +2049,7 @@
             <w:rStyle w:val="Hyperlink"/>
             <w:noProof/>
           </w:rPr>
-          <w:t>Yêu cầu về lưu trữ</w:t>
+          <w:t>Yêu cầu về tính năng</w:t>
         </w:r>
         <w:r>
           <w:rPr>
@@ -2070,7 +2070,7 @@
             <w:noProof/>
             <w:webHidden/>
           </w:rPr>
-          <w:instrText xml:space="preserve"> PAGEREF _Toc238646967 \h </w:instrText>
+          <w:instrText xml:space="preserve"> PAGEREF _Toc240195150 \h </w:instrText>
         </w:r>
         <w:r>
           <w:rPr>
@@ -2090,7 +2090,7 @@
             <w:noProof/>
             <w:webHidden/>
           </w:rPr>
-          <w:t>12</w:t>
+          <w:t>13</w:t>
         </w:r>
         <w:r>
           <w:rPr>
@@ -2103,9 +2103,9 @@
     </w:p>
     <w:p>
       <w:pPr>
-        <w:pStyle w:val="TOC3"/>
+        <w:pStyle w:val="TOC2"/>
         <w:tabs>
-          <w:tab w:val="left" w:pos="1400"/>
+          <w:tab w:val="left" w:pos="839"/>
         </w:tabs>
         <w:rPr>
           <w:rFonts w:asciiTheme="minorHAnsi" w:eastAsiaTheme="minorEastAsia" w:hAnsiTheme="minorHAnsi" w:cstheme="minorBidi"/>
@@ -2115,13 +2115,13 @@
           <w14:ligatures w14:val="standardContextual"/>
         </w:rPr>
       </w:pPr>
-      <w:hyperlink w:anchor="_Toc238646968" w:history="1">
+      <w:hyperlink w:anchor="_Toc240195151" w:history="1">
         <w:r>
           <w:rPr>
             <w:rStyle w:val="Hyperlink"/>
             <w:noProof/>
           </w:rPr>
-          <w:t>2.</w:t>
+          <w:t>V.</w:t>
         </w:r>
         <w:r>
           <w:rPr>
@@ -2138,7 +2138,7 @@
             <w:rStyle w:val="Hyperlink"/>
             <w:noProof/>
           </w:rPr>
-          <w:t>Yêu cầu về tính năng</w:t>
+          <w:t>Yêu cầu phi chức năng:</w:t>
         </w:r>
         <w:r>
           <w:rPr>
@@ -2159,7 +2159,7 @@
             <w:noProof/>
             <w:webHidden/>
           </w:rPr>
-          <w:instrText xml:space="preserve"> PAGEREF _Toc238646968 \h </w:instrText>
+          <w:instrText xml:space="preserve"> PAGEREF _Toc240195151 \h </w:instrText>
         </w:r>
         <w:r>
           <w:rPr>
@@ -2179,7 +2179,7 @@
             <w:noProof/>
             <w:webHidden/>
           </w:rPr>
-          <w:t>13</w:t>
+          <w:t>14</w:t>
         </w:r>
         <w:r>
           <w:rPr>
@@ -2192,9 +2192,9 @@
     </w:p>
     <w:p>
       <w:pPr>
-        <w:pStyle w:val="TOC2"/>
+        <w:pStyle w:val="TOC3"/>
         <w:tabs>
-          <w:tab w:val="left" w:pos="839"/>
+          <w:tab w:val="left" w:pos="1400"/>
         </w:tabs>
         <w:rPr>
           <w:rFonts w:asciiTheme="minorHAnsi" w:eastAsiaTheme="minorEastAsia" w:hAnsiTheme="minorHAnsi" w:cstheme="minorBidi"/>
@@ -2204,13 +2204,13 @@
           <w14:ligatures w14:val="standardContextual"/>
         </w:rPr>
       </w:pPr>
-      <w:hyperlink w:anchor="_Toc238646969" w:history="1">
+      <w:hyperlink w:anchor="_Toc240195152" w:history="1">
         <w:r>
           <w:rPr>
             <w:rStyle w:val="Hyperlink"/>
             <w:noProof/>
           </w:rPr>
-          <w:t>V.</w:t>
+          <w:t>1.</w:t>
         </w:r>
         <w:r>
           <w:rPr>
@@ -2227,7 +2227,7 @@
             <w:rStyle w:val="Hyperlink"/>
             <w:noProof/>
           </w:rPr>
-          <w:t>Yêu cầu phi chức năng:</w:t>
+          <w:t>Hiệu Suất</w:t>
         </w:r>
         <w:r>
           <w:rPr>
@@ -2248,7 +2248,7 @@
             <w:noProof/>
             <w:webHidden/>
           </w:rPr>
-          <w:instrText xml:space="preserve"> PAGEREF _Toc238646969 \h </w:instrText>
+          <w:instrText xml:space="preserve"> PAGEREF _Toc240195152 \h </w:instrText>
         </w:r>
         <w:r>
           <w:rPr>
@@ -2293,13 +2293,13 @@
           <w14:ligatures w14:val="standardContextual"/>
         </w:rPr>
       </w:pPr>
-      <w:hyperlink w:anchor="_Toc238646970" w:history="1">
+      <w:hyperlink w:anchor="_Toc240195153" w:history="1">
         <w:r>
           <w:rPr>
             <w:rStyle w:val="Hyperlink"/>
             <w:noProof/>
           </w:rPr>
-          <w:t>1.</w:t>
+          <w:t>2.</w:t>
         </w:r>
         <w:r>
           <w:rPr>
@@ -2316,7 +2316,7 @@
             <w:rStyle w:val="Hyperlink"/>
             <w:noProof/>
           </w:rPr>
-          <w:t>Hiệu Suất</w:t>
+          <w:t>Tính tương thích</w:t>
         </w:r>
         <w:r>
           <w:rPr>
@@ -2337,7 +2337,7 @@
             <w:noProof/>
             <w:webHidden/>
           </w:rPr>
-          <w:instrText xml:space="preserve"> PAGEREF _Toc238646970 \h </w:instrText>
+          <w:instrText xml:space="preserve"> PAGEREF _Toc240195153 \h </w:instrText>
         </w:r>
         <w:r>
           <w:rPr>
@@ -2357,7 +2357,7 @@
             <w:noProof/>
             <w:webHidden/>
           </w:rPr>
-          <w:t>14</w:t>
+          <w:t>15</w:t>
         </w:r>
         <w:r>
           <w:rPr>
@@ -2382,13 +2382,13 @@
           <w14:ligatures w14:val="standardContextual"/>
         </w:rPr>
       </w:pPr>
-      <w:hyperlink w:anchor="_Toc238646971" w:history="1">
+      <w:hyperlink w:anchor="_Toc240195154" w:history="1">
         <w:r>
           <w:rPr>
             <w:rStyle w:val="Hyperlink"/>
             <w:noProof/>
           </w:rPr>
-          <w:t>2.</w:t>
+          <w:t>3.</w:t>
         </w:r>
         <w:r>
           <w:rPr>
@@ -2405,7 +2405,7 @@
             <w:rStyle w:val="Hyperlink"/>
             <w:noProof/>
           </w:rPr>
-          <w:t>Tính tương thích</w:t>
+          <w:t>Tính tin cậy</w:t>
         </w:r>
         <w:r>
           <w:rPr>
@@ -2426,7 +2426,7 @@
             <w:noProof/>
             <w:webHidden/>
           </w:rPr>
-          <w:instrText xml:space="preserve"> PAGEREF _Toc238646971 \h </w:instrText>
+          <w:instrText xml:space="preserve"> PAGEREF _Toc240195154 \h </w:instrText>
         </w:r>
         <w:r>
           <w:rPr>
@@ -2446,7 +2446,7 @@
             <w:noProof/>
             <w:webHidden/>
           </w:rPr>
-          <w:t>14</w:t>
+          <w:t>15</w:t>
         </w:r>
         <w:r>
           <w:rPr>
@@ -2471,13 +2471,13 @@
           <w14:ligatures w14:val="standardContextual"/>
         </w:rPr>
       </w:pPr>
-      <w:hyperlink w:anchor="_Toc238646972" w:history="1">
+      <w:hyperlink w:anchor="_Toc240195155" w:history="1">
         <w:r>
           <w:rPr>
             <w:rStyle w:val="Hyperlink"/>
             <w:noProof/>
           </w:rPr>
-          <w:t>3.</w:t>
+          <w:t>4.</w:t>
         </w:r>
         <w:r>
           <w:rPr>
@@ -2494,7 +2494,7 @@
             <w:rStyle w:val="Hyperlink"/>
             <w:noProof/>
           </w:rPr>
-          <w:t>Tính tin cậy</w:t>
+          <w:t>An toàn thông tin</w:t>
         </w:r>
         <w:r>
           <w:rPr>
@@ -2515,7 +2515,7 @@
             <w:noProof/>
             <w:webHidden/>
           </w:rPr>
-          <w:instrText xml:space="preserve"> PAGEREF _Toc238646972 \h </w:instrText>
+          <w:instrText xml:space="preserve"> PAGEREF _Toc240195155 \h </w:instrText>
         </w:r>
         <w:r>
           <w:rPr>
@@ -2548,9 +2548,87 @@
     </w:p>
     <w:p>
       <w:pPr>
-        <w:pStyle w:val="TOC3"/>
+        <w:pStyle w:val="TOC1"/>
         <w:tabs>
-          <w:tab w:val="left" w:pos="1400"/>
+          <w:tab w:val="left" w:pos="1678"/>
+        </w:tabs>
+        <w:rPr>
+          <w:rFonts w:asciiTheme="minorHAnsi" w:eastAsiaTheme="minorEastAsia" w:hAnsiTheme="minorHAnsi" w:cstheme="minorBidi"/>
+          <w:kern w:val="2"/>
+          <w:sz w:val="24"/>
+          <w14:ligatures w14:val="standardContextual"/>
+        </w:rPr>
+      </w:pPr>
+      <w:hyperlink w:anchor="_Toc240195156" w:history="1">
+        <w:r>
+          <w:rPr>
+            <w:rStyle w:val="Hyperlink"/>
+          </w:rPr>
+          <w:t>CHƯƠNG 2.</w:t>
+        </w:r>
+        <w:r>
+          <w:rPr>
+            <w:rFonts w:asciiTheme="minorHAnsi" w:eastAsiaTheme="minorEastAsia" w:hAnsiTheme="minorHAnsi" w:cstheme="minorBidi"/>
+            <w:kern w:val="2"/>
+            <w:sz w:val="24"/>
+            <w14:ligatures w14:val="standardContextual"/>
+          </w:rPr>
+          <w:tab/>
+        </w:r>
+        <w:r>
+          <w:rPr>
+            <w:rStyle w:val="Hyperlink"/>
+          </w:rPr>
+          <w:t>CƠ SỞ LÝ THUYẾT</w:t>
+        </w:r>
+        <w:r>
+          <w:rPr>
+            <w:webHidden/>
+          </w:rPr>
+          <w:tab/>
+        </w:r>
+        <w:r>
+          <w:rPr>
+            <w:webHidden/>
+          </w:rPr>
+          <w:fldChar w:fldCharType="begin"/>
+        </w:r>
+        <w:r>
+          <w:rPr>
+            <w:webHidden/>
+          </w:rPr>
+          <w:instrText xml:space="preserve"> PAGEREF _Toc240195156 \h </w:instrText>
+        </w:r>
+        <w:r>
+          <w:rPr>
+            <w:webHidden/>
+          </w:rPr>
+        </w:r>
+        <w:r>
+          <w:rPr>
+            <w:webHidden/>
+          </w:rPr>
+          <w:fldChar w:fldCharType="separate"/>
+        </w:r>
+        <w:r>
+          <w:rPr>
+            <w:webHidden/>
+          </w:rPr>
+          <w:t>16</w:t>
+        </w:r>
+        <w:r>
+          <w:rPr>
+            <w:webHidden/>
+          </w:rPr>
+          <w:fldChar w:fldCharType="end"/>
+        </w:r>
+      </w:hyperlink>
+    </w:p>
+    <w:p>
+      <w:pPr>
+        <w:pStyle w:val="TOC2"/>
+        <w:tabs>
+          <w:tab w:val="left" w:pos="720"/>
         </w:tabs>
         <w:rPr>
           <w:rFonts w:asciiTheme="minorHAnsi" w:eastAsiaTheme="minorEastAsia" w:hAnsiTheme="minorHAnsi" w:cstheme="minorBidi"/>
@@ -2560,13 +2638,13 @@
           <w14:ligatures w14:val="standardContextual"/>
         </w:rPr>
       </w:pPr>
-      <w:hyperlink w:anchor="_Toc238646973" w:history="1">
+      <w:hyperlink w:anchor="_Toc240195157" w:history="1">
         <w:r>
           <w:rPr>
             <w:rStyle w:val="Hyperlink"/>
             <w:noProof/>
           </w:rPr>
-          <w:t>4.</w:t>
+          <w:t>I.</w:t>
         </w:r>
         <w:r>
           <w:rPr>
@@ -2583,7 +2661,7 @@
             <w:rStyle w:val="Hyperlink"/>
             <w:noProof/>
           </w:rPr>
-          <w:t>An toàn thông tin</w:t>
+          <w:t>Tổng quan các công nghệ sử dụng</w:t>
         </w:r>
         <w:r>
           <w:rPr>
@@ -2604,7 +2682,7 @@
             <w:noProof/>
             <w:webHidden/>
           </w:rPr>
-          <w:instrText xml:space="preserve"> PAGEREF _Toc238646973 \h </w:instrText>
+          <w:instrText xml:space="preserve"> PAGEREF _Toc240195157 \h </w:instrText>
         </w:r>
         <w:r>
           <w:rPr>
@@ -2624,89 +2702,11 @@
             <w:noProof/>
             <w:webHidden/>
           </w:rPr>
-          <w:t>15</w:t>
-        </w:r>
-        <w:r>
-          <w:rPr>
-            <w:noProof/>
-            <w:webHidden/>
-          </w:rPr>
-          <w:fldChar w:fldCharType="end"/>
-        </w:r>
-      </w:hyperlink>
-    </w:p>
-    <w:p>
-      <w:pPr>
-        <w:pStyle w:val="TOC1"/>
-        <w:tabs>
-          <w:tab w:val="left" w:pos="1678"/>
-        </w:tabs>
-        <w:rPr>
-          <w:rFonts w:asciiTheme="minorHAnsi" w:eastAsiaTheme="minorEastAsia" w:hAnsiTheme="minorHAnsi" w:cstheme="minorBidi"/>
-          <w:kern w:val="2"/>
-          <w:sz w:val="24"/>
-          <w14:ligatures w14:val="standardContextual"/>
-        </w:rPr>
-      </w:pPr>
-      <w:hyperlink w:anchor="_Toc238646974" w:history="1">
-        <w:r>
-          <w:rPr>
-            <w:rStyle w:val="Hyperlink"/>
-          </w:rPr>
-          <w:t>CHƯƠNG 2.</w:t>
-        </w:r>
-        <w:r>
-          <w:rPr>
-            <w:rFonts w:asciiTheme="minorHAnsi" w:eastAsiaTheme="minorEastAsia" w:hAnsiTheme="minorHAnsi" w:cstheme="minorBidi"/>
-            <w:kern w:val="2"/>
-            <w:sz w:val="24"/>
-            <w14:ligatures w14:val="standardContextual"/>
-          </w:rPr>
-          <w:tab/>
-        </w:r>
-        <w:r>
-          <w:rPr>
-            <w:rStyle w:val="Hyperlink"/>
-          </w:rPr>
-          <w:t>CƠ SỞ LÝ THUYẾT</w:t>
-        </w:r>
-        <w:r>
-          <w:rPr>
-            <w:webHidden/>
-          </w:rPr>
-          <w:tab/>
-        </w:r>
-        <w:r>
-          <w:rPr>
-            <w:webHidden/>
-          </w:rPr>
-          <w:fldChar w:fldCharType="begin"/>
-        </w:r>
-        <w:r>
-          <w:rPr>
-            <w:webHidden/>
-          </w:rPr>
-          <w:instrText xml:space="preserve"> PAGEREF _Toc238646974 \h </w:instrText>
-        </w:r>
-        <w:r>
-          <w:rPr>
-            <w:webHidden/>
-          </w:rPr>
-        </w:r>
-        <w:r>
-          <w:rPr>
-            <w:webHidden/>
-          </w:rPr>
-          <w:fldChar w:fldCharType="separate"/>
-        </w:r>
-        <w:r>
-          <w:rPr>
-            <w:webHidden/>
-          </w:rPr>
-          <w:t>15</w:t>
-        </w:r>
-        <w:r>
-          <w:rPr>
+          <w:t>16</w:t>
+        </w:r>
+        <w:r>
+          <w:rPr>
+            <w:noProof/>
             <w:webHidden/>
           </w:rPr>
           <w:fldChar w:fldCharType="end"/>
@@ -2717,7 +2717,7 @@
       <w:pPr>
         <w:pStyle w:val="TOC2"/>
         <w:tabs>
-          <w:tab w:val="left" w:pos="720"/>
+          <w:tab w:val="left" w:pos="839"/>
         </w:tabs>
         <w:rPr>
           <w:rFonts w:asciiTheme="minorHAnsi" w:eastAsiaTheme="minorEastAsia" w:hAnsiTheme="minorHAnsi" w:cstheme="minorBidi"/>
@@ -2727,13 +2727,13 @@
           <w14:ligatures w14:val="standardContextual"/>
         </w:rPr>
       </w:pPr>
-      <w:hyperlink w:anchor="_Toc238646975" w:history="1">
+      <w:hyperlink w:anchor="_Toc240195158" w:history="1">
         <w:r>
           <w:rPr>
             <w:rStyle w:val="Hyperlink"/>
             <w:noProof/>
           </w:rPr>
-          <w:t>I.</w:t>
+          <w:t>II.</w:t>
         </w:r>
         <w:r>
           <w:rPr>
@@ -2750,7 +2750,7 @@
             <w:rStyle w:val="Hyperlink"/>
             <w:noProof/>
           </w:rPr>
-          <w:t>Tổng quan các công nghệ sử dụng</w:t>
+          <w:t>Cơ sở lý thuyết về các công nghệ chính</w:t>
         </w:r>
         <w:r>
           <w:rPr>
@@ -2771,7 +2771,7 @@
             <w:noProof/>
             <w:webHidden/>
           </w:rPr>
-          <w:instrText xml:space="preserve"> PAGEREF _Toc238646975 \h </w:instrText>
+          <w:instrText xml:space="preserve"> PAGEREF _Toc240195158 \h </w:instrText>
         </w:r>
         <w:r>
           <w:rPr>
@@ -2791,11 +2791,89 @@
             <w:noProof/>
             <w:webHidden/>
           </w:rPr>
-          <w:t>15</w:t>
-        </w:r>
-        <w:r>
-          <w:rPr>
-            <w:noProof/>
+          <w:t>16</w:t>
+        </w:r>
+        <w:r>
+          <w:rPr>
+            <w:noProof/>
+            <w:webHidden/>
+          </w:rPr>
+          <w:fldChar w:fldCharType="end"/>
+        </w:r>
+      </w:hyperlink>
+    </w:p>
+    <w:p>
+      <w:pPr>
+        <w:pStyle w:val="TOC1"/>
+        <w:tabs>
+          <w:tab w:val="left" w:pos="1678"/>
+        </w:tabs>
+        <w:rPr>
+          <w:rFonts w:asciiTheme="minorHAnsi" w:eastAsiaTheme="minorEastAsia" w:hAnsiTheme="minorHAnsi" w:cstheme="minorBidi"/>
+          <w:kern w:val="2"/>
+          <w:sz w:val="24"/>
+          <w14:ligatures w14:val="standardContextual"/>
+        </w:rPr>
+      </w:pPr>
+      <w:hyperlink w:anchor="_Toc240195159" w:history="1">
+        <w:r>
+          <w:rPr>
+            <w:rStyle w:val="Hyperlink"/>
+          </w:rPr>
+          <w:t>CHƯƠNG 3.</w:t>
+        </w:r>
+        <w:r>
+          <w:rPr>
+            <w:rFonts w:asciiTheme="minorHAnsi" w:eastAsiaTheme="minorEastAsia" w:hAnsiTheme="minorHAnsi" w:cstheme="minorBidi"/>
+            <w:kern w:val="2"/>
+            <w:sz w:val="24"/>
+            <w14:ligatures w14:val="standardContextual"/>
+          </w:rPr>
+          <w:tab/>
+        </w:r>
+        <w:r>
+          <w:rPr>
+            <w:rStyle w:val="Hyperlink"/>
+          </w:rPr>
+          <w:t>PHÂN TÍCH</w:t>
+        </w:r>
+        <w:r>
+          <w:rPr>
+            <w:webHidden/>
+          </w:rPr>
+          <w:tab/>
+        </w:r>
+        <w:r>
+          <w:rPr>
+            <w:webHidden/>
+          </w:rPr>
+          <w:fldChar w:fldCharType="begin"/>
+        </w:r>
+        <w:r>
+          <w:rPr>
+            <w:webHidden/>
+          </w:rPr>
+          <w:instrText xml:space="preserve"> PAGEREF _Toc240195159 \h </w:instrText>
+        </w:r>
+        <w:r>
+          <w:rPr>
+            <w:webHidden/>
+          </w:rPr>
+        </w:r>
+        <w:r>
+          <w:rPr>
+            <w:webHidden/>
+          </w:rPr>
+          <w:fldChar w:fldCharType="separate"/>
+        </w:r>
+        <w:r>
+          <w:rPr>
+            <w:webHidden/>
+          </w:rPr>
+          <w:t>17</w:t>
+        </w:r>
+        <w:r>
+          <w:rPr>
             <w:webHidden/>
           </w:rPr>
           <w:fldChar w:fldCharType="end"/>
@@ -2806,7 +2884,7 @@
       <w:pPr>
         <w:pStyle w:val="TOC2"/>
         <w:tabs>
-          <w:tab w:val="left" w:pos="839"/>
+          <w:tab w:val="left" w:pos="720"/>
         </w:tabs>
         <w:rPr>
           <w:rFonts w:asciiTheme="minorHAnsi" w:eastAsiaTheme="minorEastAsia" w:hAnsiTheme="minorHAnsi" w:cstheme="minorBidi"/>
@@ -2816,13 +2894,13 @@
           <w14:ligatures w14:val="standardContextual"/>
         </w:rPr>
       </w:pPr>
-      <w:hyperlink w:anchor="_Toc238646976" w:history="1">
+      <w:hyperlink w:anchor="_Toc240195160" w:history="1">
         <w:r>
           <w:rPr>
             <w:rStyle w:val="Hyperlink"/>
             <w:noProof/>
           </w:rPr>
-          <w:t>II.</w:t>
+          <w:t>I.</w:t>
         </w:r>
         <w:r>
           <w:rPr>
@@ -2839,7 +2917,7 @@
             <w:rStyle w:val="Hyperlink"/>
             <w:noProof/>
           </w:rPr>
-          <w:t>Cơ sở lý thuyết về các công nghệ chính</w:t>
+          <w:t>Mô hình UseCase tổng quát:</w:t>
         </w:r>
         <w:r>
           <w:rPr>
@@ -2860,7 +2938,7 @@
             <w:noProof/>
             <w:webHidden/>
           </w:rPr>
-          <w:instrText xml:space="preserve"> PAGEREF _Toc238646976 \h </w:instrText>
+          <w:instrText xml:space="preserve"> PAGEREF _Toc240195160 \h </w:instrText>
         </w:r>
         <w:r>
           <w:rPr>
@@ -2880,89 +2958,11 @@
             <w:noProof/>
             <w:webHidden/>
           </w:rPr>
-          <w:t>15</w:t>
-        </w:r>
-        <w:r>
-          <w:rPr>
-            <w:noProof/>
-            <w:webHidden/>
-          </w:rPr>
-          <w:fldChar w:fldCharType="end"/>
-        </w:r>
-      </w:hyperlink>
-    </w:p>
-    <w:p>
-      <w:pPr>
-        <w:pStyle w:val="TOC1"/>
-        <w:tabs>
-          <w:tab w:val="left" w:pos="1678"/>
-        </w:tabs>
-        <w:rPr>
-          <w:rFonts w:asciiTheme="minorHAnsi" w:eastAsiaTheme="minorEastAsia" w:hAnsiTheme="minorHAnsi" w:cstheme="minorBidi"/>
-          <w:kern w:val="2"/>
-          <w:sz w:val="24"/>
-          <w14:ligatures w14:val="standardContextual"/>
-        </w:rPr>
-      </w:pPr>
-      <w:hyperlink w:anchor="_Toc238646977" w:history="1">
-        <w:r>
-          <w:rPr>
-            <w:rStyle w:val="Hyperlink"/>
-          </w:rPr>
-          <w:t>CHƯƠNG 3.</w:t>
-        </w:r>
-        <w:r>
-          <w:rPr>
-            <w:rFonts w:asciiTheme="minorHAnsi" w:eastAsiaTheme="minorEastAsia" w:hAnsiTheme="minorHAnsi" w:cstheme="minorBidi"/>
-            <w:kern w:val="2"/>
-            <w:sz w:val="24"/>
-            <w14:ligatures w14:val="standardContextual"/>
-          </w:rPr>
-          <w:tab/>
-        </w:r>
-        <w:r>
-          <w:rPr>
-            <w:rStyle w:val="Hyperlink"/>
-          </w:rPr>
-          <w:t>PHÂN TÍCH</w:t>
-        </w:r>
-        <w:r>
-          <w:rPr>
-            <w:webHidden/>
-          </w:rPr>
-          <w:tab/>
-        </w:r>
-        <w:r>
-          <w:rPr>
-            <w:webHidden/>
-          </w:rPr>
-          <w:fldChar w:fldCharType="begin"/>
-        </w:r>
-        <w:r>
-          <w:rPr>
-            <w:webHidden/>
-          </w:rPr>
-          <w:instrText xml:space="preserve"> PAGEREF _Toc238646977 \h </w:instrText>
-        </w:r>
-        <w:r>
-          <w:rPr>
-            <w:webHidden/>
-          </w:rPr>
-        </w:r>
-        <w:r>
-          <w:rPr>
-            <w:webHidden/>
-          </w:rPr>
-          <w:fldChar w:fldCharType="separate"/>
-        </w:r>
-        <w:r>
-          <w:rPr>
-            <w:webHidden/>
-          </w:rPr>
-          <w:t>16</w:t>
-        </w:r>
-        <w:r>
-          <w:rPr>
+          <w:t>17</w:t>
+        </w:r>
+        <w:r>
+          <w:rPr>
+            <w:noProof/>
             <w:webHidden/>
           </w:rPr>
           <w:fldChar w:fldCharType="end"/>
@@ -2973,7 +2973,7 @@
       <w:pPr>
         <w:pStyle w:val="TOC2"/>
         <w:tabs>
-          <w:tab w:val="left" w:pos="720"/>
+          <w:tab w:val="left" w:pos="839"/>
         </w:tabs>
         <w:rPr>
           <w:rFonts w:asciiTheme="minorHAnsi" w:eastAsiaTheme="minorEastAsia" w:hAnsiTheme="minorHAnsi" w:cstheme="minorBidi"/>
@@ -2983,13 +2983,13 @@
           <w14:ligatures w14:val="standardContextual"/>
         </w:rPr>
       </w:pPr>
-      <w:hyperlink w:anchor="_Toc238646978" w:history="1">
+      <w:hyperlink w:anchor="_Toc240195161" w:history="1">
         <w:r>
           <w:rPr>
             <w:rStyle w:val="Hyperlink"/>
             <w:noProof/>
           </w:rPr>
-          <w:t>I.</w:t>
+          <w:t>II.</w:t>
         </w:r>
         <w:r>
           <w:rPr>
@@ -3006,7 +3006,7 @@
             <w:rStyle w:val="Hyperlink"/>
             <w:noProof/>
           </w:rPr>
-          <w:t>Mô hình UseCase tổng quát:</w:t>
+          <w:t>Danh sách các tác nhân và mô tả:</w:t>
         </w:r>
         <w:r>
           <w:rPr>
@@ -3027,7 +3027,7 @@
             <w:noProof/>
             <w:webHidden/>
           </w:rPr>
-          <w:instrText xml:space="preserve"> PAGEREF _Toc238646978 \h </w:instrText>
+          <w:instrText xml:space="preserve"> PAGEREF _Toc240195161 \h </w:instrText>
         </w:r>
         <w:r>
           <w:rPr>
@@ -3047,7 +3047,7 @@
             <w:noProof/>
             <w:webHidden/>
           </w:rPr>
-          <w:t>16</w:t>
+          <w:t>17</w:t>
         </w:r>
         <w:r>
           <w:rPr>
@@ -3062,7 +3062,7 @@
       <w:pPr>
         <w:pStyle w:val="TOC2"/>
         <w:tabs>
-          <w:tab w:val="left" w:pos="839"/>
+          <w:tab w:val="left" w:pos="1123"/>
         </w:tabs>
         <w:rPr>
           <w:rFonts w:asciiTheme="minorHAnsi" w:eastAsiaTheme="minorEastAsia" w:hAnsiTheme="minorHAnsi" w:cstheme="minorBidi"/>
@@ -3072,13 +3072,13 @@
           <w14:ligatures w14:val="standardContextual"/>
         </w:rPr>
       </w:pPr>
-      <w:hyperlink w:anchor="_Toc238646979" w:history="1">
+      <w:hyperlink w:anchor="_Toc240195162" w:history="1">
         <w:r>
           <w:rPr>
             <w:rStyle w:val="Hyperlink"/>
             <w:noProof/>
           </w:rPr>
-          <w:t>II.</w:t>
+          <w:t>III.</w:t>
         </w:r>
         <w:r>
           <w:rPr>
@@ -3095,7 +3095,7 @@
             <w:rStyle w:val="Hyperlink"/>
             <w:noProof/>
           </w:rPr>
-          <w:t>Danh sách các tác nhân và mô tả:</w:t>
+          <w:t>Danh sách các UseCase:</w:t>
         </w:r>
         <w:r>
           <w:rPr>
@@ -3116,7 +3116,7 @@
             <w:noProof/>
             <w:webHidden/>
           </w:rPr>
-          <w:instrText xml:space="preserve"> PAGEREF _Toc238646979 \h </w:instrText>
+          <w:instrText xml:space="preserve"> PAGEREF _Toc240195162 \h </w:instrText>
         </w:r>
         <w:r>
           <w:rPr>
@@ -3136,7 +3136,7 @@
             <w:noProof/>
             <w:webHidden/>
           </w:rPr>
-          <w:t>16</w:t>
+          <w:t>17</w:t>
         </w:r>
         <w:r>
           <w:rPr>
@@ -3161,13 +3161,13 @@
           <w14:ligatures w14:val="standardContextual"/>
         </w:rPr>
       </w:pPr>
-      <w:hyperlink w:anchor="_Toc238646980" w:history="1">
+      <w:hyperlink w:anchor="_Toc240195163" w:history="1">
         <w:r>
           <w:rPr>
             <w:rStyle w:val="Hyperlink"/>
             <w:noProof/>
           </w:rPr>
-          <w:t>III.</w:t>
+          <w:t>IV.</w:t>
         </w:r>
         <w:r>
           <w:rPr>
@@ -3184,7 +3184,7 @@
             <w:rStyle w:val="Hyperlink"/>
             <w:noProof/>
           </w:rPr>
-          <w:t>Danh sách các UseCase:</w:t>
+          <w:t>ĐẶC TẢ CÁC YÊU CẦU CHỨC NĂNG (FUNCTIONAL)</w:t>
         </w:r>
         <w:r>
           <w:rPr>
@@ -3205,7 +3205,7 @@
             <w:noProof/>
             <w:webHidden/>
           </w:rPr>
-          <w:instrText xml:space="preserve"> PAGEREF _Toc238646980 \h </w:instrText>
+          <w:instrText xml:space="preserve"> PAGEREF _Toc240195163 \h </w:instrText>
         </w:r>
         <w:r>
           <w:rPr>
@@ -3225,7 +3225,7 @@
             <w:noProof/>
             <w:webHidden/>
           </w:rPr>
-          <w:t>16</w:t>
+          <w:t>18</w:t>
         </w:r>
         <w:r>
           <w:rPr>
@@ -3238,9 +3238,9 @@
     </w:p>
     <w:p>
       <w:pPr>
-        <w:pStyle w:val="TOC2"/>
+        <w:pStyle w:val="TOC3"/>
         <w:tabs>
-          <w:tab w:val="left" w:pos="1123"/>
+          <w:tab w:val="left" w:pos="1400"/>
         </w:tabs>
         <w:rPr>
           <w:rFonts w:asciiTheme="minorHAnsi" w:eastAsiaTheme="minorEastAsia" w:hAnsiTheme="minorHAnsi" w:cstheme="minorBidi"/>
@@ -3250,13 +3250,13 @@
           <w14:ligatures w14:val="standardContextual"/>
         </w:rPr>
       </w:pPr>
-      <w:hyperlink w:anchor="_Toc238646981" w:history="1">
+      <w:hyperlink w:anchor="_Toc240195164" w:history="1">
         <w:r>
           <w:rPr>
             <w:rStyle w:val="Hyperlink"/>
             <w:noProof/>
           </w:rPr>
-          <w:t>IV.</w:t>
+          <w:t>1.</w:t>
         </w:r>
         <w:r>
           <w:rPr>
@@ -3273,7 +3273,7 @@
             <w:rStyle w:val="Hyperlink"/>
             <w:noProof/>
           </w:rPr>
-          <w:t>ĐẶC TẢ CÁC YÊU CẦU CHỨC NĂNG (FUNCTIONAL)</w:t>
+          <w:t>UC001_Tên use case</w:t>
         </w:r>
         <w:r>
           <w:rPr>
@@ -3294,7 +3294,7 @@
             <w:noProof/>
             <w:webHidden/>
           </w:rPr>
-          <w:instrText xml:space="preserve"> PAGEREF _Toc238646981 \h </w:instrText>
+          <w:instrText xml:space="preserve"> PAGEREF _Toc240195164 \h </w:instrText>
         </w:r>
         <w:r>
           <w:rPr>
@@ -3314,7 +3314,7 @@
             <w:noProof/>
             <w:webHidden/>
           </w:rPr>
-          <w:t>16</w:t>
+          <w:t>18</w:t>
         </w:r>
         <w:r>
           <w:rPr>
@@ -3339,13 +3339,13 @@
           <w14:ligatures w14:val="standardContextual"/>
         </w:rPr>
       </w:pPr>
-      <w:hyperlink w:anchor="_Toc238646982" w:history="1">
+      <w:hyperlink w:anchor="_Toc240195165" w:history="1">
         <w:r>
           <w:rPr>
             <w:rStyle w:val="Hyperlink"/>
             <w:noProof/>
           </w:rPr>
-          <w:t>1.</w:t>
+          <w:t>2.</w:t>
         </w:r>
         <w:r>
           <w:rPr>
@@ -3362,7 +3362,7 @@
             <w:rStyle w:val="Hyperlink"/>
             <w:noProof/>
           </w:rPr>
-          <w:t>UC001_Tên use case</w:t>
+          <w:t>UC002_Tên use case</w:t>
         </w:r>
         <w:r>
           <w:rPr>
@@ -3383,7 +3383,7 @@
             <w:noProof/>
             <w:webHidden/>
           </w:rPr>
-          <w:instrText xml:space="preserve"> PAGEREF _Toc238646982 \h </w:instrText>
+          <w:instrText xml:space="preserve"> PAGEREF _Toc240195165 \h </w:instrText>
         </w:r>
         <w:r>
           <w:rPr>
@@ -3403,7 +3403,7 @@
             <w:noProof/>
             <w:webHidden/>
           </w:rPr>
-          <w:t>17</w:t>
+          <w:t>19</w:t>
         </w:r>
         <w:r>
           <w:rPr>
@@ -3428,13 +3428,13 @@
           <w14:ligatures w14:val="standardContextual"/>
         </w:rPr>
       </w:pPr>
-      <w:hyperlink w:anchor="_Toc238646983" w:history="1">
+      <w:hyperlink w:anchor="_Toc240195166" w:history="1">
         <w:r>
           <w:rPr>
             <w:rStyle w:val="Hyperlink"/>
             <w:noProof/>
           </w:rPr>
-          <w:t>2.</w:t>
+          <w:t>3.</w:t>
         </w:r>
         <w:r>
           <w:rPr>
@@ -3451,7 +3451,7 @@
             <w:rStyle w:val="Hyperlink"/>
             <w:noProof/>
           </w:rPr>
-          <w:t>UC002_Tên use case</w:t>
+          <w:t>UC003_Tên use case</w:t>
         </w:r>
         <w:r>
           <w:rPr>
@@ -3472,7 +3472,7 @@
             <w:noProof/>
             <w:webHidden/>
           </w:rPr>
-          <w:instrText xml:space="preserve"> PAGEREF _Toc238646983 \h </w:instrText>
+          <w:instrText xml:space="preserve"> PAGEREF _Toc240195166 \h </w:instrText>
         </w:r>
         <w:r>
           <w:rPr>
@@ -3492,7 +3492,7 @@
             <w:noProof/>
             <w:webHidden/>
           </w:rPr>
-          <w:t>18</w:t>
+          <w:t>20</w:t>
         </w:r>
         <w:r>
           <w:rPr>
@@ -3505,9 +3505,69 @@
     </w:p>
     <w:p>
       <w:pPr>
-        <w:pStyle w:val="TOC3"/>
+        <w:pStyle w:val="TOC1"/>
+        <w:rPr>
+          <w:rFonts w:asciiTheme="minorHAnsi" w:eastAsiaTheme="minorEastAsia" w:hAnsiTheme="minorHAnsi" w:cstheme="minorBidi"/>
+          <w:kern w:val="2"/>
+          <w:sz w:val="24"/>
+          <w14:ligatures w14:val="standardContextual"/>
+        </w:rPr>
+      </w:pPr>
+      <w:hyperlink w:anchor="_Toc240195167" w:history="1">
+        <w:r>
+          <w:rPr>
+            <w:rStyle w:val="Hyperlink"/>
+          </w:rPr>
+          <w:t>CHƯƠNG 3: THIẾT KẾ VÀ HIỆN THỰC</w:t>
+        </w:r>
+        <w:r>
+          <w:rPr>
+            <w:webHidden/>
+          </w:rPr>
+          <w:tab/>
+        </w:r>
+        <w:r>
+          <w:rPr>
+            <w:webHidden/>
+          </w:rPr>
+          <w:fldChar w:fldCharType="begin"/>
+        </w:r>
+        <w:r>
+          <w:rPr>
+            <w:webHidden/>
+          </w:rPr>
+          <w:instrText xml:space="preserve"> PAGEREF _Toc240195167 \h </w:instrText>
+        </w:r>
+        <w:r>
+          <w:rPr>
+            <w:webHidden/>
+          </w:rPr>
+        </w:r>
+        <w:r>
+          <w:rPr>
+            <w:webHidden/>
+          </w:rPr>
+          <w:fldChar w:fldCharType="separate"/>
+        </w:r>
+        <w:r>
+          <w:rPr>
+            <w:webHidden/>
+          </w:rPr>
+          <w:t>21</w:t>
+        </w:r>
+        <w:r>
+          <w:rPr>
+            <w:webHidden/>
+          </w:rPr>
+          <w:fldChar w:fldCharType="end"/>
+        </w:r>
+      </w:hyperlink>
+    </w:p>
+    <w:p>
+      <w:pPr>
+        <w:pStyle w:val="TOC2"/>
         <w:tabs>
-          <w:tab w:val="left" w:pos="1400"/>
+          <w:tab w:val="left" w:pos="720"/>
         </w:tabs>
         <w:rPr>
           <w:rFonts w:asciiTheme="minorHAnsi" w:eastAsiaTheme="minorEastAsia" w:hAnsiTheme="minorHAnsi" w:cstheme="minorBidi"/>
@@ -3517,13 +3577,13 @@
           <w14:ligatures w14:val="standardContextual"/>
         </w:rPr>
       </w:pPr>
-      <w:hyperlink w:anchor="_Toc238646984" w:history="1">
+      <w:hyperlink w:anchor="_Toc240195168" w:history="1">
         <w:r>
           <w:rPr>
             <w:rStyle w:val="Hyperlink"/>
             <w:noProof/>
           </w:rPr>
-          <w:t>3.</w:t>
+          <w:t>I.</w:t>
         </w:r>
         <w:r>
           <w:rPr>
@@ -3540,7 +3600,7 @@
             <w:rStyle w:val="Hyperlink"/>
             <w:noProof/>
           </w:rPr>
-          <w:t>UC003_Tên use case</w:t>
+          <w:t>Thiết kế sơ đồ lớp (Class Diagram)</w:t>
         </w:r>
         <w:r>
           <w:rPr>
@@ -3561,7 +3621,7 @@
             <w:noProof/>
             <w:webHidden/>
           </w:rPr>
-          <w:instrText xml:space="preserve"> PAGEREF _Toc238646984 \h </w:instrText>
+          <w:instrText xml:space="preserve"> PAGEREF _Toc240195168 \h </w:instrText>
         </w:r>
         <w:r>
           <w:rPr>
@@ -3581,7 +3641,7 @@
             <w:noProof/>
             <w:webHidden/>
           </w:rPr>
-          <w:t>19</w:t>
+          <w:t>21</w:t>
         </w:r>
         <w:r>
           <w:rPr>
@@ -3594,69 +3654,9 @@
     </w:p>
     <w:p>
       <w:pPr>
-        <w:pStyle w:val="TOC1"/>
-        <w:rPr>
-          <w:rFonts w:asciiTheme="minorHAnsi" w:eastAsiaTheme="minorEastAsia" w:hAnsiTheme="minorHAnsi" w:cstheme="minorBidi"/>
-          <w:kern w:val="2"/>
-          <w:sz w:val="24"/>
-          <w14:ligatures w14:val="standardContextual"/>
-        </w:rPr>
-      </w:pPr>
-      <w:hyperlink w:anchor="_Toc238646985" w:history="1">
-        <w:r>
-          <w:rPr>
-            <w:rStyle w:val="Hyperlink"/>
-          </w:rPr>
-          <w:t>CHƯƠNG 3: THIẾT KẾ VÀ HIỆN THỰC</w:t>
-        </w:r>
-        <w:r>
-          <w:rPr>
-            <w:webHidden/>
-          </w:rPr>
-          <w:tab/>
-        </w:r>
-        <w:r>
-          <w:rPr>
-            <w:webHidden/>
-          </w:rPr>
-          <w:fldChar w:fldCharType="begin"/>
-        </w:r>
-        <w:r>
-          <w:rPr>
-            <w:webHidden/>
-          </w:rPr>
-          <w:instrText xml:space="preserve"> PAGEREF _Toc238646985 \h </w:instrText>
-        </w:r>
-        <w:r>
-          <w:rPr>
-            <w:webHidden/>
-          </w:rPr>
-        </w:r>
-        <w:r>
-          <w:rPr>
-            <w:webHidden/>
-          </w:rPr>
-          <w:fldChar w:fldCharType="separate"/>
-        </w:r>
-        <w:r>
-          <w:rPr>
-            <w:webHidden/>
-          </w:rPr>
-          <w:t>20</w:t>
-        </w:r>
-        <w:r>
-          <w:rPr>
-            <w:webHidden/>
-          </w:rPr>
-          <w:fldChar w:fldCharType="end"/>
-        </w:r>
-      </w:hyperlink>
-    </w:p>
-    <w:p>
-      <w:pPr>
-        <w:pStyle w:val="TOC2"/>
+        <w:pStyle w:val="TOC3"/>
         <w:tabs>
-          <w:tab w:val="left" w:pos="720"/>
+          <w:tab w:val="left" w:pos="1400"/>
         </w:tabs>
         <w:rPr>
           <w:rFonts w:asciiTheme="minorHAnsi" w:eastAsiaTheme="minorEastAsia" w:hAnsiTheme="minorHAnsi" w:cstheme="minorBidi"/>
@@ -3666,13 +3666,13 @@
           <w14:ligatures w14:val="standardContextual"/>
         </w:rPr>
       </w:pPr>
-      <w:hyperlink w:anchor="_Toc238646986" w:history="1">
+      <w:hyperlink w:anchor="_Toc240195169" w:history="1">
         <w:r>
           <w:rPr>
             <w:rStyle w:val="Hyperlink"/>
             <w:noProof/>
           </w:rPr>
-          <w:t>I.</w:t>
+          <w:t>1.</w:t>
         </w:r>
         <w:r>
           <w:rPr>
@@ -3689,7 +3689,7 @@
             <w:rStyle w:val="Hyperlink"/>
             <w:noProof/>
           </w:rPr>
-          <w:t>Thiết kế sơ đồ lớp (Class Diagram)</w:t>
+          <w:t>Class Driagram</w:t>
         </w:r>
         <w:r>
           <w:rPr>
@@ -3710,7 +3710,7 @@
             <w:noProof/>
             <w:webHidden/>
           </w:rPr>
-          <w:instrText xml:space="preserve"> PAGEREF _Toc238646986 \h </w:instrText>
+          <w:instrText xml:space="preserve"> PAGEREF _Toc240195169 \h </w:instrText>
         </w:r>
         <w:r>
           <w:rPr>
@@ -3730,7 +3730,7 @@
             <w:noProof/>
             <w:webHidden/>
           </w:rPr>
-          <w:t>20</w:t>
+          <w:t>21</w:t>
         </w:r>
         <w:r>
           <w:rPr>
@@ -3755,13 +3755,13 @@
           <w14:ligatures w14:val="standardContextual"/>
         </w:rPr>
       </w:pPr>
-      <w:hyperlink w:anchor="_Toc238646987" w:history="1">
+      <w:hyperlink w:anchor="_Toc240195170" w:history="1">
         <w:r>
           <w:rPr>
             <w:rStyle w:val="Hyperlink"/>
             <w:noProof/>
           </w:rPr>
-          <w:t>1.</w:t>
+          <w:t>2.</w:t>
         </w:r>
         <w:r>
           <w:rPr>
@@ -3778,7 +3778,7 @@
             <w:rStyle w:val="Hyperlink"/>
             <w:noProof/>
           </w:rPr>
-          <w:t>Class Driagram</w:t>
+          <w:t>Đặt tả Class Diagram</w:t>
         </w:r>
         <w:r>
           <w:rPr>
@@ -3799,7 +3799,7 @@
             <w:noProof/>
             <w:webHidden/>
           </w:rPr>
-          <w:instrText xml:space="preserve"> PAGEREF _Toc238646987 \h </w:instrText>
+          <w:instrText xml:space="preserve"> PAGEREF _Toc240195170 \h </w:instrText>
         </w:r>
         <w:r>
           <w:rPr>
@@ -3819,7 +3819,7 @@
             <w:noProof/>
             <w:webHidden/>
           </w:rPr>
-          <w:t>20</w:t>
+          <w:t>21</w:t>
         </w:r>
         <w:r>
           <w:rPr>
@@ -3832,9 +3832,9 @@
     </w:p>
     <w:p>
       <w:pPr>
-        <w:pStyle w:val="TOC3"/>
+        <w:pStyle w:val="TOC2"/>
         <w:tabs>
-          <w:tab w:val="left" w:pos="1400"/>
+          <w:tab w:val="left" w:pos="839"/>
         </w:tabs>
         <w:rPr>
           <w:rFonts w:asciiTheme="minorHAnsi" w:eastAsiaTheme="minorEastAsia" w:hAnsiTheme="minorHAnsi" w:cstheme="minorBidi"/>
@@ -3844,13 +3844,13 @@
           <w14:ligatures w14:val="standardContextual"/>
         </w:rPr>
       </w:pPr>
-      <w:hyperlink w:anchor="_Toc238646988" w:history="1">
+      <w:hyperlink w:anchor="_Toc240195171" w:history="1">
         <w:r>
           <w:rPr>
             <w:rStyle w:val="Hyperlink"/>
             <w:noProof/>
           </w:rPr>
-          <w:t>2.</w:t>
+          <w:t>II.</w:t>
         </w:r>
         <w:r>
           <w:rPr>
@@ -3867,7 +3867,7 @@
             <w:rStyle w:val="Hyperlink"/>
             <w:noProof/>
           </w:rPr>
-          <w:t>Đặt tả Class Diagram</w:t>
+          <w:t>Thiết kế Cơ Sở Dữ Liệu</w:t>
         </w:r>
         <w:r>
           <w:rPr>
@@ -3888,7 +3888,7 @@
             <w:noProof/>
             <w:webHidden/>
           </w:rPr>
-          <w:instrText xml:space="preserve"> PAGEREF _Toc238646988 \h </w:instrText>
+          <w:instrText xml:space="preserve"> PAGEREF _Toc240195171 \h </w:instrText>
         </w:r>
         <w:r>
           <w:rPr>
@@ -3908,7 +3908,7 @@
             <w:noProof/>
             <w:webHidden/>
           </w:rPr>
-          <w:t>20</w:t>
+          <w:t>24</w:t>
         </w:r>
         <w:r>
           <w:rPr>
@@ -3921,9 +3921,9 @@
     </w:p>
     <w:p>
       <w:pPr>
-        <w:pStyle w:val="TOC2"/>
+        <w:pStyle w:val="TOC3"/>
         <w:tabs>
-          <w:tab w:val="left" w:pos="839"/>
+          <w:tab w:val="left" w:pos="1400"/>
         </w:tabs>
         <w:rPr>
           <w:rFonts w:asciiTheme="minorHAnsi" w:eastAsiaTheme="minorEastAsia" w:hAnsiTheme="minorHAnsi" w:cstheme="minorBidi"/>
@@ -3933,13 +3933,13 @@
           <w14:ligatures w14:val="standardContextual"/>
         </w:rPr>
       </w:pPr>
-      <w:hyperlink w:anchor="_Toc238646989" w:history="1">
+      <w:hyperlink w:anchor="_Toc240195172" w:history="1">
         <w:r>
           <w:rPr>
             <w:rStyle w:val="Hyperlink"/>
             <w:noProof/>
           </w:rPr>
-          <w:t>II.</w:t>
+          <w:t>1.</w:t>
         </w:r>
         <w:r>
           <w:rPr>
@@ -3956,7 +3956,7 @@
             <w:rStyle w:val="Hyperlink"/>
             <w:noProof/>
           </w:rPr>
-          <w:t>Thiết kế Cơ Sở Dữ Liệu</w:t>
+          <w:t>Sơ đồ Sơ đồ thực thể và mối kết hợp (EER)</w:t>
         </w:r>
         <w:r>
           <w:rPr>
@@ -3977,7 +3977,7 @@
             <w:noProof/>
             <w:webHidden/>
           </w:rPr>
-          <w:instrText xml:space="preserve"> PAGEREF _Toc238646989 \h </w:instrText>
+          <w:instrText xml:space="preserve"> PAGEREF _Toc240195172 \h </w:instrText>
         </w:r>
         <w:r>
           <w:rPr>
@@ -3997,7 +3997,7 @@
             <w:noProof/>
             <w:webHidden/>
           </w:rPr>
-          <w:t>23</w:t>
+          <w:t>24</w:t>
         </w:r>
         <w:r>
           <w:rPr>
@@ -4022,13 +4022,13 @@
           <w14:ligatures w14:val="standardContextual"/>
         </w:rPr>
       </w:pPr>
-      <w:hyperlink w:anchor="_Toc238646990" w:history="1">
+      <w:hyperlink w:anchor="_Toc240195173" w:history="1">
         <w:r>
           <w:rPr>
             <w:rStyle w:val="Hyperlink"/>
             <w:noProof/>
           </w:rPr>
-          <w:t>1.</w:t>
+          <w:t>2.</w:t>
         </w:r>
         <w:r>
           <w:rPr>
@@ -4045,7 +4045,7 @@
             <w:rStyle w:val="Hyperlink"/>
             <w:noProof/>
           </w:rPr>
-          <w:t>Sơ đồ Sơ đồ thực thể và mối kết hợp (EER)</w:t>
+          <w:t>Sơ đồ trên HQT CSDL:</w:t>
         </w:r>
         <w:r>
           <w:rPr>
@@ -4066,7 +4066,7 @@
             <w:noProof/>
             <w:webHidden/>
           </w:rPr>
-          <w:instrText xml:space="preserve"> PAGEREF _Toc238646990 \h </w:instrText>
+          <w:instrText xml:space="preserve"> PAGEREF _Toc240195173 \h </w:instrText>
         </w:r>
         <w:r>
           <w:rPr>
@@ -4086,7 +4086,7 @@
             <w:noProof/>
             <w:webHidden/>
           </w:rPr>
-          <w:t>23</w:t>
+          <w:t>24</w:t>
         </w:r>
         <w:r>
           <w:rPr>
@@ -4111,13 +4111,13 @@
           <w14:ligatures w14:val="standardContextual"/>
         </w:rPr>
       </w:pPr>
-      <w:hyperlink w:anchor="_Toc238646991" w:history="1">
+      <w:hyperlink w:anchor="_Toc240195174" w:history="1">
         <w:r>
           <w:rPr>
             <w:rStyle w:val="Hyperlink"/>
             <w:noProof/>
           </w:rPr>
-          <w:t>2.</w:t>
+          <w:t>3.</w:t>
         </w:r>
         <w:r>
           <w:rPr>
@@ -4134,7 +4134,7 @@
             <w:rStyle w:val="Hyperlink"/>
             <w:noProof/>
           </w:rPr>
-          <w:t>Sơ đồ trên HQT CSDL:</w:t>
+          <w:t>Các ràng buộc toàn vẹn trong CSDL:</w:t>
         </w:r>
         <w:r>
           <w:rPr>
@@ -4155,7 +4155,7 @@
             <w:noProof/>
             <w:webHidden/>
           </w:rPr>
-          <w:instrText xml:space="preserve"> PAGEREF _Toc238646991 \h </w:instrText>
+          <w:instrText xml:space="preserve"> PAGEREF _Toc240195174 \h </w:instrText>
         </w:r>
         <w:r>
           <w:rPr>
@@ -4175,7 +4175,7 @@
             <w:noProof/>
             <w:webHidden/>
           </w:rPr>
-          <w:t>23</w:t>
+          <w:t>24</w:t>
         </w:r>
         <w:r>
           <w:rPr>
@@ -4188,9 +4188,9 @@
     </w:p>
     <w:p>
       <w:pPr>
-        <w:pStyle w:val="TOC3"/>
+        <w:pStyle w:val="TOC2"/>
         <w:tabs>
-          <w:tab w:val="left" w:pos="1400"/>
+          <w:tab w:val="left" w:pos="1123"/>
         </w:tabs>
         <w:rPr>
           <w:rFonts w:asciiTheme="minorHAnsi" w:eastAsiaTheme="minorEastAsia" w:hAnsiTheme="minorHAnsi" w:cstheme="minorBidi"/>
@@ -4200,13 +4200,13 @@
           <w14:ligatures w14:val="standardContextual"/>
         </w:rPr>
       </w:pPr>
-      <w:hyperlink w:anchor="_Toc238646992" w:history="1">
+      <w:hyperlink w:anchor="_Toc240195175" w:history="1">
         <w:r>
           <w:rPr>
             <w:rStyle w:val="Hyperlink"/>
             <w:noProof/>
           </w:rPr>
-          <w:t>3.</w:t>
+          <w:t>III.</w:t>
         </w:r>
         <w:r>
           <w:rPr>
@@ -4223,7 +4223,7 @@
             <w:rStyle w:val="Hyperlink"/>
             <w:noProof/>
           </w:rPr>
-          <w:t>Các ràng buộc toàn vẹn trong CSDL:</w:t>
+          <w:t>Screen Flow: Phân luồng màn hình của ứng dụng:</w:t>
         </w:r>
         <w:r>
           <w:rPr>
@@ -4244,7 +4244,7 @@
             <w:noProof/>
             <w:webHidden/>
           </w:rPr>
-          <w:instrText xml:space="preserve"> PAGEREF _Toc238646992 \h </w:instrText>
+          <w:instrText xml:space="preserve"> PAGEREF _Toc240195175 \h </w:instrText>
         </w:r>
         <w:r>
           <w:rPr>
@@ -4264,7 +4264,7 @@
             <w:noProof/>
             <w:webHidden/>
           </w:rPr>
-          <w:t>23</w:t>
+          <w:t>25</w:t>
         </w:r>
         <w:r>
           <w:rPr>
@@ -4289,13 +4289,13 @@
           <w14:ligatures w14:val="standardContextual"/>
         </w:rPr>
       </w:pPr>
-      <w:hyperlink w:anchor="_Toc238646993" w:history="1">
+      <w:hyperlink w:anchor="_Toc240195176" w:history="1">
         <w:r>
           <w:rPr>
             <w:rStyle w:val="Hyperlink"/>
             <w:noProof/>
           </w:rPr>
-          <w:t>III.</w:t>
+          <w:t>IV.</w:t>
         </w:r>
         <w:r>
           <w:rPr>
@@ -4312,7 +4312,7 @@
             <w:rStyle w:val="Hyperlink"/>
             <w:noProof/>
           </w:rPr>
-          <w:t>Screen Flow: Phân luồng màn hình của ứng dụng:</w:t>
+          <w:t>Thiết kế màn hình của ứng dụng:</w:t>
         </w:r>
         <w:r>
           <w:rPr>
@@ -4333,7 +4333,7 @@
             <w:noProof/>
             <w:webHidden/>
           </w:rPr>
-          <w:instrText xml:space="preserve"> PAGEREF _Toc238646993 \h </w:instrText>
+          <w:instrText xml:space="preserve"> PAGEREF _Toc240195176 \h </w:instrText>
         </w:r>
         <w:r>
           <w:rPr>
@@ -4353,7 +4353,7 @@
             <w:noProof/>
             <w:webHidden/>
           </w:rPr>
-          <w:t>24</w:t>
+          <w:t>26</w:t>
         </w:r>
         <w:r>
           <w:rPr>
@@ -4366,9 +4366,9 @@
     </w:p>
     <w:p>
       <w:pPr>
-        <w:pStyle w:val="TOC2"/>
+        <w:pStyle w:val="TOC3"/>
         <w:tabs>
-          <w:tab w:val="left" w:pos="1123"/>
+          <w:tab w:val="left" w:pos="1400"/>
         </w:tabs>
         <w:rPr>
           <w:rFonts w:asciiTheme="minorHAnsi" w:eastAsiaTheme="minorEastAsia" w:hAnsiTheme="minorHAnsi" w:cstheme="minorBidi"/>
@@ -4378,13 +4378,13 @@
           <w14:ligatures w14:val="standardContextual"/>
         </w:rPr>
       </w:pPr>
-      <w:hyperlink w:anchor="_Toc238646994" w:history="1">
+      <w:hyperlink w:anchor="_Toc240195177" w:history="1">
         <w:r>
           <w:rPr>
             <w:rStyle w:val="Hyperlink"/>
             <w:noProof/>
           </w:rPr>
-          <w:t>IV.</w:t>
+          <w:t>1.</w:t>
         </w:r>
         <w:r>
           <w:rPr>
@@ -4401,7 +4401,7 @@
             <w:rStyle w:val="Hyperlink"/>
             <w:noProof/>
           </w:rPr>
-          <w:t>Thiết kế màn hình của ứng dụng:</w:t>
+          <w:t>Màn hình chính</w:t>
         </w:r>
         <w:r>
           <w:rPr>
@@ -4422,7 +4422,7 @@
             <w:noProof/>
             <w:webHidden/>
           </w:rPr>
-          <w:instrText xml:space="preserve"> PAGEREF _Toc238646994 \h </w:instrText>
+          <w:instrText xml:space="preserve"> PAGEREF _Toc240195177 \h </w:instrText>
         </w:r>
         <w:r>
           <w:rPr>
@@ -4442,7 +4442,7 @@
             <w:noProof/>
             <w:webHidden/>
           </w:rPr>
-          <w:t>25</w:t>
+          <w:t>26</w:t>
         </w:r>
         <w:r>
           <w:rPr>
@@ -4467,13 +4467,13 @@
           <w14:ligatures w14:val="standardContextual"/>
         </w:rPr>
       </w:pPr>
-      <w:hyperlink w:anchor="_Toc238646995" w:history="1">
+      <w:hyperlink w:anchor="_Toc240195178" w:history="1">
         <w:r>
           <w:rPr>
             <w:rStyle w:val="Hyperlink"/>
             <w:noProof/>
           </w:rPr>
-          <w:t>1.</w:t>
+          <w:t>2.</w:t>
         </w:r>
         <w:r>
           <w:rPr>
@@ -4490,7 +4490,7 @@
             <w:rStyle w:val="Hyperlink"/>
             <w:noProof/>
           </w:rPr>
-          <w:t>Màn hình chính</w:t>
+          <w:t>Màn hình tra cứu thông tin sách:</w:t>
         </w:r>
         <w:r>
           <w:rPr>
@@ -4511,7 +4511,7 @@
             <w:noProof/>
             <w:webHidden/>
           </w:rPr>
-          <w:instrText xml:space="preserve"> PAGEREF _Toc238646995 \h </w:instrText>
+          <w:instrText xml:space="preserve"> PAGEREF _Toc240195178 \h </w:instrText>
         </w:r>
         <w:r>
           <w:rPr>
@@ -4531,7 +4531,7 @@
             <w:noProof/>
             <w:webHidden/>
           </w:rPr>
-          <w:t>25</w:t>
+          <w:t>26</w:t>
         </w:r>
         <w:r>
           <w:rPr>
@@ -4544,9 +4544,9 @@
     </w:p>
     <w:p>
       <w:pPr>
-        <w:pStyle w:val="TOC3"/>
+        <w:pStyle w:val="TOC2"/>
         <w:tabs>
-          <w:tab w:val="left" w:pos="1400"/>
+          <w:tab w:val="left" w:pos="839"/>
         </w:tabs>
         <w:rPr>
           <w:rFonts w:asciiTheme="minorHAnsi" w:eastAsiaTheme="minorEastAsia" w:hAnsiTheme="minorHAnsi" w:cstheme="minorBidi"/>
@@ -4556,13 +4556,13 @@
           <w14:ligatures w14:val="standardContextual"/>
         </w:rPr>
       </w:pPr>
-      <w:hyperlink w:anchor="_Toc238646996" w:history="1">
+      <w:hyperlink w:anchor="_Toc240195179" w:history="1">
         <w:r>
           <w:rPr>
             <w:rStyle w:val="Hyperlink"/>
             <w:noProof/>
           </w:rPr>
-          <w:t>2.</w:t>
+          <w:t>V.</w:t>
         </w:r>
         <w:r>
           <w:rPr>
@@ -4579,7 +4579,7 @@
             <w:rStyle w:val="Hyperlink"/>
             <w:noProof/>
           </w:rPr>
-          <w:t>Màn hình tra cứu thông tin sách:</w:t>
+          <w:t>Kiểm thử chức năng ứng dụng:</w:t>
         </w:r>
         <w:r>
           <w:rPr>
@@ -4600,7 +4600,7 @@
             <w:noProof/>
             <w:webHidden/>
           </w:rPr>
-          <w:instrText xml:space="preserve"> PAGEREF _Toc238646996 \h </w:instrText>
+          <w:instrText xml:space="preserve"> PAGEREF _Toc240195179 \h </w:instrText>
         </w:r>
         <w:r>
           <w:rPr>
@@ -4620,7 +4620,7 @@
             <w:noProof/>
             <w:webHidden/>
           </w:rPr>
-          <w:t>25</w:t>
+          <w:t>28</w:t>
         </w:r>
         <w:r>
           <w:rPr>
@@ -4633,9 +4633,9 @@
     </w:p>
     <w:p>
       <w:pPr>
-        <w:pStyle w:val="TOC2"/>
+        <w:pStyle w:val="TOC3"/>
         <w:tabs>
-          <w:tab w:val="left" w:pos="839"/>
+          <w:tab w:val="left" w:pos="1400"/>
         </w:tabs>
         <w:rPr>
           <w:rFonts w:asciiTheme="minorHAnsi" w:eastAsiaTheme="minorEastAsia" w:hAnsiTheme="minorHAnsi" w:cstheme="minorBidi"/>
@@ -4645,13 +4645,13 @@
           <w14:ligatures w14:val="standardContextual"/>
         </w:rPr>
       </w:pPr>
-      <w:hyperlink w:anchor="_Toc238646997" w:history="1">
+      <w:hyperlink w:anchor="_Toc240195180" w:history="1">
         <w:r>
           <w:rPr>
             <w:rStyle w:val="Hyperlink"/>
             <w:noProof/>
           </w:rPr>
-          <w:t>V.</w:t>
+          <w:t>1.</w:t>
         </w:r>
         <w:r>
           <w:rPr>
@@ -4668,7 +4668,7 @@
             <w:rStyle w:val="Hyperlink"/>
             <w:noProof/>
           </w:rPr>
-          <w:t>Kiểm thử chức năng ứng dụng:</w:t>
+          <w:t>Yêu cầu tài nguyên cho kiểm thử ứng dụng</w:t>
         </w:r>
         <w:r>
           <w:rPr>
@@ -4689,7 +4689,7 @@
             <w:noProof/>
             <w:webHidden/>
           </w:rPr>
-          <w:instrText xml:space="preserve"> PAGEREF _Toc238646997 \h </w:instrText>
+          <w:instrText xml:space="preserve"> PAGEREF _Toc240195180 \h </w:instrText>
         </w:r>
         <w:r>
           <w:rPr>
@@ -4709,7 +4709,7 @@
             <w:noProof/>
             <w:webHidden/>
           </w:rPr>
-          <w:t>27</w:t>
+          <w:t>28</w:t>
         </w:r>
         <w:r>
           <w:rPr>
@@ -4734,13 +4734,13 @@
           <w14:ligatures w14:val="standardContextual"/>
         </w:rPr>
       </w:pPr>
-      <w:hyperlink w:anchor="_Toc238646998" w:history="1">
+      <w:hyperlink w:anchor="_Toc240195181" w:history="1">
         <w:r>
           <w:rPr>
             <w:rStyle w:val="Hyperlink"/>
             <w:noProof/>
           </w:rPr>
-          <w:t>1.</w:t>
+          <w:t>2.</w:t>
         </w:r>
         <w:r>
           <w:rPr>
@@ -4757,7 +4757,7 @@
             <w:rStyle w:val="Hyperlink"/>
             <w:noProof/>
           </w:rPr>
-          <w:t>Yêu cầu tài nguyên cho kiểm thử ứng dụng</w:t>
+          <w:t>Danh sách các tình huống kiểm thử:</w:t>
         </w:r>
         <w:r>
           <w:rPr>
@@ -4778,7 +4778,7 @@
             <w:noProof/>
             <w:webHidden/>
           </w:rPr>
-          <w:instrText xml:space="preserve"> PAGEREF _Toc238646998 \h </w:instrText>
+          <w:instrText xml:space="preserve"> PAGEREF _Toc240195181 \h </w:instrText>
         </w:r>
         <w:r>
           <w:rPr>
@@ -4798,7 +4798,7 @@
             <w:noProof/>
             <w:webHidden/>
           </w:rPr>
-          <w:t>27</w:t>
+          <w:t>28</w:t>
         </w:r>
         <w:r>
           <w:rPr>
@@ -4823,13 +4823,13 @@
           <w14:ligatures w14:val="standardContextual"/>
         </w:rPr>
       </w:pPr>
-      <w:hyperlink w:anchor="_Toc238646999" w:history="1">
+      <w:hyperlink w:anchor="_Toc240195182" w:history="1">
         <w:r>
           <w:rPr>
             <w:rStyle w:val="Hyperlink"/>
             <w:noProof/>
           </w:rPr>
-          <w:t>2.</w:t>
+          <w:t>3.</w:t>
         </w:r>
         <w:r>
           <w:rPr>
@@ -4846,7 +4846,7 @@
             <w:rStyle w:val="Hyperlink"/>
             <w:noProof/>
           </w:rPr>
-          <w:t>Danh sách các tình huống kiểm thử:</w:t>
+          <w:t>Test report</w:t>
         </w:r>
         <w:r>
           <w:rPr>
@@ -4867,7 +4867,7 @@
             <w:noProof/>
             <w:webHidden/>
           </w:rPr>
-          <w:instrText xml:space="preserve"> PAGEREF _Toc238646999 \h </w:instrText>
+          <w:instrText xml:space="preserve"> PAGEREF _Toc240195182 \h </w:instrText>
         </w:r>
         <w:r>
           <w:rPr>
@@ -4887,7 +4887,7 @@
             <w:noProof/>
             <w:webHidden/>
           </w:rPr>
-          <w:t>27</w:t>
+          <w:t>28</w:t>
         </w:r>
         <w:r>
           <w:rPr>
@@ -4900,10 +4900,67 @@
     </w:p>
     <w:p>
       <w:pPr>
-        <w:pStyle w:val="TOC3"/>
-        <w:tabs>
-          <w:tab w:val="left" w:pos="1400"/>
-        </w:tabs>
+        <w:pStyle w:val="TOC1"/>
+        <w:rPr>
+          <w:rFonts w:asciiTheme="minorHAnsi" w:eastAsiaTheme="minorEastAsia" w:hAnsiTheme="minorHAnsi" w:cstheme="minorBidi"/>
+          <w:kern w:val="2"/>
+          <w:sz w:val="24"/>
+          <w14:ligatures w14:val="standardContextual"/>
+        </w:rPr>
+      </w:pPr>
+      <w:hyperlink w:anchor="_Toc240195183" w:history="1">
+        <w:r>
+          <w:rPr>
+            <w:rStyle w:val="Hyperlink"/>
+          </w:rPr>
+          <w:t>CHƯƠNG 4: KẾT LUẬN</w:t>
+        </w:r>
+        <w:r>
+          <w:rPr>
+            <w:webHidden/>
+          </w:rPr>
+          <w:tab/>
+        </w:r>
+        <w:r>
+          <w:rPr>
+            <w:webHidden/>
+          </w:rPr>
+          <w:fldChar w:fldCharType="begin"/>
+        </w:r>
+        <w:r>
+          <w:rPr>
+            <w:webHidden/>
+          </w:rPr>
+          <w:instrText xml:space="preserve"> PAGEREF _Toc240195183 \h </w:instrText>
+        </w:r>
+        <w:r>
+          <w:rPr>
+            <w:webHidden/>
+          </w:rPr>
+        </w:r>
+        <w:r>
+          <w:rPr>
+            <w:webHidden/>
+          </w:rPr>
+          <w:fldChar w:fldCharType="separate"/>
+        </w:r>
+        <w:r>
+          <w:rPr>
+            <w:webHidden/>
+          </w:rPr>
+          <w:t>29</w:t>
+        </w:r>
+        <w:r>
+          <w:rPr>
+            <w:webHidden/>
+          </w:rPr>
+          <w:fldChar w:fldCharType="end"/>
+        </w:r>
+      </w:hyperlink>
+    </w:p>
+    <w:p>
+      <w:pPr>
+        <w:pStyle w:val="TOC2"/>
         <w:rPr>
           <w:rFonts w:asciiTheme="minorHAnsi" w:eastAsiaTheme="minorEastAsia" w:hAnsiTheme="minorHAnsi" w:cstheme="minorBidi"/>
           <w:noProof/>
@@ -4912,40 +4969,23 @@
           <w14:ligatures w14:val="standardContextual"/>
         </w:rPr>
       </w:pPr>
-      <w:hyperlink w:anchor="_Toc238647000" w:history="1">
+      <w:hyperlink w:anchor="_Toc240195184" w:history="1">
         <w:r>
           <w:rPr>
             <w:rStyle w:val="Hyperlink"/>
             <w:noProof/>
           </w:rPr>
-          <w:t>3.</w:t>
-        </w:r>
-        <w:r>
-          <w:rPr>
-            <w:rFonts w:asciiTheme="minorHAnsi" w:eastAsiaTheme="minorEastAsia" w:hAnsiTheme="minorHAnsi" w:cstheme="minorBidi"/>
-            <w:noProof/>
-            <w:kern w:val="2"/>
-            <w:sz w:val="24"/>
-            <w14:ligatures w14:val="standardContextual"/>
+          <w:t>4.1 Kết quả đạt được</w:t>
+        </w:r>
+        <w:r>
+          <w:rPr>
+            <w:noProof/>
+            <w:webHidden/>
           </w:rPr>
           <w:tab/>
         </w:r>
         <w:r>
           <w:rPr>
-            <w:rStyle w:val="Hyperlink"/>
-            <w:noProof/>
-          </w:rPr>
-          <w:t>Test report</w:t>
-        </w:r>
-        <w:r>
-          <w:rPr>
-            <w:noProof/>
-            <w:webHidden/>
-          </w:rPr>
-          <w:tab/>
-        </w:r>
-        <w:r>
-          <w:rPr>
             <w:noProof/>
             <w:webHidden/>
           </w:rPr>
@@ -4956,7 +4996,7 @@
             <w:noProof/>
             <w:webHidden/>
           </w:rPr>
-          <w:instrText xml:space="preserve"> PAGEREF _Toc238647000 \h </w:instrText>
+          <w:instrText xml:space="preserve"> PAGEREF _Toc240195184 \h </w:instrText>
         </w:r>
         <w:r>
           <w:rPr>
@@ -4976,71 +5016,11 @@
             <w:noProof/>
             <w:webHidden/>
           </w:rPr>
-          <w:t>27</w:t>
-        </w:r>
-        <w:r>
-          <w:rPr>
-            <w:noProof/>
-            <w:webHidden/>
-          </w:rPr>
-          <w:fldChar w:fldCharType="end"/>
-        </w:r>
-      </w:hyperlink>
-    </w:p>
-    <w:p>
-      <w:pPr>
-        <w:pStyle w:val="TOC1"/>
-        <w:rPr>
-          <w:rFonts w:asciiTheme="minorHAnsi" w:eastAsiaTheme="minorEastAsia" w:hAnsiTheme="minorHAnsi" w:cstheme="minorBidi"/>
-          <w:kern w:val="2"/>
-          <w:sz w:val="24"/>
-          <w14:ligatures w14:val="standardContextual"/>
-        </w:rPr>
-      </w:pPr>
-      <w:hyperlink w:anchor="_Toc238647001" w:history="1">
-        <w:r>
-          <w:rPr>
-            <w:rStyle w:val="Hyperlink"/>
-          </w:rPr>
-          <w:t>CHƯƠNG 4: KẾT LUẬN</w:t>
-        </w:r>
-        <w:r>
-          <w:rPr>
-            <w:webHidden/>
-          </w:rPr>
-          <w:tab/>
-        </w:r>
-        <w:r>
-          <w:rPr>
-            <w:webHidden/>
-          </w:rPr>
-          <w:fldChar w:fldCharType="begin"/>
-        </w:r>
-        <w:r>
-          <w:rPr>
-            <w:webHidden/>
-          </w:rPr>
-          <w:instrText xml:space="preserve"> PAGEREF _Toc238647001 \h </w:instrText>
-        </w:r>
-        <w:r>
-          <w:rPr>
-            <w:webHidden/>
-          </w:rPr>
-        </w:r>
-        <w:r>
-          <w:rPr>
-            <w:webHidden/>
-          </w:rPr>
-          <w:fldChar w:fldCharType="separate"/>
-        </w:r>
-        <w:r>
-          <w:rPr>
-            <w:webHidden/>
-          </w:rPr>
-          <w:t>28</w:t>
-        </w:r>
-        <w:r>
-          <w:rPr>
+          <w:t>29</w:t>
+        </w:r>
+        <w:r>
+          <w:rPr>
+            <w:noProof/>
             <w:webHidden/>
           </w:rPr>
           <w:fldChar w:fldCharType="end"/>
@@ -5058,13 +5038,13 @@
           <w14:ligatures w14:val="standardContextual"/>
         </w:rPr>
       </w:pPr>
-      <w:hyperlink w:anchor="_Toc238647002" w:history="1">
+      <w:hyperlink w:anchor="_Toc240195185" w:history="1">
         <w:r>
           <w:rPr>
             <w:rStyle w:val="Hyperlink"/>
             <w:noProof/>
           </w:rPr>
-          <w:t>4.1 Kết quả đạt được</w:t>
+          <w:t>4.2 Hạn chế của đồ án</w:t>
         </w:r>
         <w:r>
           <w:rPr>
@@ -5085,7 +5065,7 @@
             <w:noProof/>
             <w:webHidden/>
           </w:rPr>
-          <w:instrText xml:space="preserve"> PAGEREF _Toc238647002 \h </w:instrText>
+          <w:instrText xml:space="preserve"> PAGEREF _Toc240195185 \h </w:instrText>
         </w:r>
         <w:r>
           <w:rPr>
@@ -5105,7 +5085,7 @@
             <w:noProof/>
             <w:webHidden/>
           </w:rPr>
-          <w:t>28</w:t>
+          <w:t>29</w:t>
         </w:r>
         <w:r>
           <w:rPr>
@@ -5127,13 +5107,13 @@
           <w14:ligatures w14:val="standardContextual"/>
         </w:rPr>
       </w:pPr>
-      <w:hyperlink w:anchor="_Toc238647003" w:history="1">
+      <w:hyperlink w:anchor="_Toc240195186" w:history="1">
         <w:r>
           <w:rPr>
             <w:rStyle w:val="Hyperlink"/>
             <w:noProof/>
           </w:rPr>
-          <w:t>4.2 Hạn chế của đồ án</w:t>
+          <w:t>4.3 Hướng phát triển</w:t>
         </w:r>
         <w:r>
           <w:rPr>
@@ -5154,7 +5134,7 @@
             <w:noProof/>
             <w:webHidden/>
           </w:rPr>
-          <w:instrText xml:space="preserve"> PAGEREF _Toc238647003 \h </w:instrText>
+          <w:instrText xml:space="preserve"> PAGEREF _Toc240195186 \h </w:instrText>
         </w:r>
         <w:r>
           <w:rPr>
@@ -5174,7 +5154,7 @@
             <w:noProof/>
             <w:webHidden/>
           </w:rPr>
-          <w:t>28</w:t>
+          <w:t>29</w:t>
         </w:r>
         <w:r>
           <w:rPr>
@@ -5187,7 +5167,70 @@
     </w:p>
     <w:p>
       <w:pPr>
+        <w:pStyle w:val="TOC1"/>
+        <w:rPr>
+          <w:rFonts w:asciiTheme="minorHAnsi" w:eastAsiaTheme="minorEastAsia" w:hAnsiTheme="minorHAnsi" w:cstheme="minorBidi"/>
+          <w:kern w:val="2"/>
+          <w:sz w:val="24"/>
+          <w14:ligatures w14:val="standardContextual"/>
+        </w:rPr>
+      </w:pPr>
+      <w:hyperlink w:anchor="_Toc240195187" w:history="1">
+        <w:r>
+          <w:rPr>
+            <w:rStyle w:val="Hyperlink"/>
+          </w:rPr>
+          <w:t>CHƯƠNG 5: KHỞI NGHIỆP</w:t>
+        </w:r>
+        <w:r>
+          <w:rPr>
+            <w:webHidden/>
+          </w:rPr>
+          <w:tab/>
+        </w:r>
+        <w:r>
+          <w:rPr>
+            <w:webHidden/>
+          </w:rPr>
+          <w:fldChar w:fldCharType="begin"/>
+        </w:r>
+        <w:r>
+          <w:rPr>
+            <w:webHidden/>
+          </w:rPr>
+          <w:instrText xml:space="preserve"> PAGEREF _Toc240195187 \h </w:instrText>
+        </w:r>
+        <w:r>
+          <w:rPr>
+            <w:webHidden/>
+          </w:rPr>
+        </w:r>
+        <w:r>
+          <w:rPr>
+            <w:webHidden/>
+          </w:rPr>
+          <w:fldChar w:fldCharType="separate"/>
+        </w:r>
+        <w:r>
+          <w:rPr>
+            <w:webHidden/>
+          </w:rPr>
+          <w:t>30</w:t>
+        </w:r>
+        <w:r>
+          <w:rPr>
+            <w:webHidden/>
+          </w:rPr>
+          <w:fldChar w:fldCharType="end"/>
+        </w:r>
+      </w:hyperlink>
+    </w:p>
+    <w:p>
+      <w:pPr>
         <w:pStyle w:val="TOC2"/>
+        <w:tabs>
+          <w:tab w:val="left" w:pos="720"/>
+        </w:tabs>
         <w:rPr>
           <w:rFonts w:asciiTheme="minorHAnsi" w:eastAsiaTheme="minorEastAsia" w:hAnsiTheme="minorHAnsi" w:cstheme="minorBidi"/>
           <w:noProof/>
@@ -5196,23 +5239,40 @@
           <w14:ligatures w14:val="standardContextual"/>
         </w:rPr>
       </w:pPr>
-      <w:hyperlink w:anchor="_Toc238647004" w:history="1">
+      <w:hyperlink w:anchor="_Toc240195188" w:history="1">
         <w:r>
           <w:rPr>
             <w:rStyle w:val="Hyperlink"/>
             <w:noProof/>
           </w:rPr>
-          <w:t>4.3 Hướng phát triển</w:t>
-        </w:r>
-        <w:r>
-          <w:rPr>
-            <w:noProof/>
-            <w:webHidden/>
+          <w:t>I.</w:t>
+        </w:r>
+        <w:r>
+          <w:rPr>
+            <w:rFonts w:asciiTheme="minorHAnsi" w:eastAsiaTheme="minorEastAsia" w:hAnsiTheme="minorHAnsi" w:cstheme="minorBidi"/>
+            <w:noProof/>
+            <w:kern w:val="2"/>
+            <w:sz w:val="24"/>
+            <w14:ligatures w14:val="standardContextual"/>
           </w:rPr>
           <w:tab/>
         </w:r>
         <w:r>
           <w:rPr>
+            <w:rStyle w:val="Hyperlink"/>
+            <w:noProof/>
+          </w:rPr>
+          <w:t>Giải thích kế hoạch phát triển dự án khởi nghiệp:</w:t>
+        </w:r>
+        <w:r>
+          <w:rPr>
+            <w:noProof/>
+            <w:webHidden/>
+          </w:rPr>
+          <w:tab/>
+        </w:r>
+        <w:r>
+          <w:rPr>
             <w:noProof/>
             <w:webHidden/>
           </w:rPr>
@@ -5223,7 +5283,7 @@
             <w:noProof/>
             <w:webHidden/>
           </w:rPr>
-          <w:instrText xml:space="preserve"> PAGEREF _Toc238647004 \h </w:instrText>
+          <w:instrText xml:space="preserve"> PAGEREF _Toc240195188 \h </w:instrText>
         </w:r>
         <w:r>
           <w:rPr>
@@ -5243,71 +5303,11 @@
             <w:noProof/>
             <w:webHidden/>
           </w:rPr>
-          <w:t>28</w:t>
-        </w:r>
-        <w:r>
-          <w:rPr>
-            <w:noProof/>
-            <w:webHidden/>
-          </w:rPr>
-          <w:fldChar w:fldCharType="end"/>
-        </w:r>
-      </w:hyperlink>
-    </w:p>
-    <w:p>
-      <w:pPr>
-        <w:pStyle w:val="TOC1"/>
-        <w:rPr>
-          <w:rFonts w:asciiTheme="minorHAnsi" w:eastAsiaTheme="minorEastAsia" w:hAnsiTheme="minorHAnsi" w:cstheme="minorBidi"/>
-          <w:kern w:val="2"/>
-          <w:sz w:val="24"/>
-          <w14:ligatures w14:val="standardContextual"/>
-        </w:rPr>
-      </w:pPr>
-      <w:hyperlink w:anchor="_Toc238647005" w:history="1">
-        <w:r>
-          <w:rPr>
-            <w:rStyle w:val="Hyperlink"/>
-          </w:rPr>
-          <w:t>CHƯƠNG 5: KHỞI NGHIỆP</w:t>
-        </w:r>
-        <w:r>
-          <w:rPr>
-            <w:webHidden/>
-          </w:rPr>
-          <w:tab/>
-        </w:r>
-        <w:r>
-          <w:rPr>
-            <w:webHidden/>
-          </w:rPr>
-          <w:fldChar w:fldCharType="begin"/>
-        </w:r>
-        <w:r>
-          <w:rPr>
-            <w:webHidden/>
-          </w:rPr>
-          <w:instrText xml:space="preserve"> PAGEREF _Toc238647005 \h </w:instrText>
-        </w:r>
-        <w:r>
-          <w:rPr>
-            <w:webHidden/>
-          </w:rPr>
-        </w:r>
-        <w:r>
-          <w:rPr>
-            <w:webHidden/>
-          </w:rPr>
-          <w:fldChar w:fldCharType="separate"/>
-        </w:r>
-        <w:r>
-          <w:rPr>
-            <w:webHidden/>
-          </w:rPr>
-          <w:t>29</w:t>
-        </w:r>
-        <w:r>
-          <w:rPr>
+          <w:t>30</w:t>
+        </w:r>
+        <w:r>
+          <w:rPr>
+            <w:noProof/>
             <w:webHidden/>
           </w:rPr>
           <w:fldChar w:fldCharType="end"/>
@@ -5318,7 +5318,7 @@
       <w:pPr>
         <w:pStyle w:val="TOC2"/>
         <w:tabs>
-          <w:tab w:val="left" w:pos="720"/>
+          <w:tab w:val="left" w:pos="839"/>
         </w:tabs>
         <w:rPr>
           <w:rFonts w:asciiTheme="minorHAnsi" w:eastAsiaTheme="minorEastAsia" w:hAnsiTheme="minorHAnsi" w:cstheme="minorBidi"/>
@@ -5328,13 +5328,13 @@
           <w14:ligatures w14:val="standardContextual"/>
         </w:rPr>
       </w:pPr>
-      <w:hyperlink w:anchor="_Toc238647006" w:history="1">
+      <w:hyperlink w:anchor="_Toc240195189" w:history="1">
         <w:r>
           <w:rPr>
             <w:rStyle w:val="Hyperlink"/>
             <w:noProof/>
           </w:rPr>
-          <w:t>I.</w:t>
+          <w:t>II.</w:t>
         </w:r>
         <w:r>
           <w:rPr>
@@ -5351,7 +5351,7 @@
             <w:rStyle w:val="Hyperlink"/>
             <w:noProof/>
           </w:rPr>
-          <w:t>Giải thích kế hoạch phát triển dự án khởi nghiệp:</w:t>
+          <w:t>Dự án của các nhóm là gì? Trình bày kế hoạch cho dự án:</w:t>
         </w:r>
         <w:r>
           <w:rPr>
@@ -5372,7 +5372,7 @@
             <w:noProof/>
             <w:webHidden/>
           </w:rPr>
-          <w:instrText xml:space="preserve"> PAGEREF _Toc238647006 \h </w:instrText>
+          <w:instrText xml:space="preserve"> PAGEREF _Toc240195189 \h </w:instrText>
         </w:r>
         <w:r>
           <w:rPr>
@@ -5392,7 +5392,7 @@
             <w:noProof/>
             <w:webHidden/>
           </w:rPr>
-          <w:t>29</w:t>
+          <w:t>30</w:t>
         </w:r>
         <w:r>
           <w:rPr>
@@ -5407,7 +5407,7 @@
       <w:pPr>
         <w:pStyle w:val="TOC2"/>
         <w:tabs>
-          <w:tab w:val="left" w:pos="839"/>
+          <w:tab w:val="left" w:pos="1123"/>
         </w:tabs>
         <w:rPr>
           <w:rFonts w:asciiTheme="minorHAnsi" w:eastAsiaTheme="minorEastAsia" w:hAnsiTheme="minorHAnsi" w:cstheme="minorBidi"/>
@@ -5417,13 +5417,13 @@
           <w14:ligatures w14:val="standardContextual"/>
         </w:rPr>
       </w:pPr>
-      <w:hyperlink w:anchor="_Toc238647007" w:history="1">
+      <w:hyperlink w:anchor="_Toc240195190" w:history="1">
         <w:r>
           <w:rPr>
             <w:rStyle w:val="Hyperlink"/>
             <w:noProof/>
           </w:rPr>
-          <w:t>II.</w:t>
+          <w:t>III.</w:t>
         </w:r>
         <w:r>
           <w:rPr>
@@ -5440,7 +5440,15 @@
             <w:rStyle w:val="Hyperlink"/>
             <w:noProof/>
           </w:rPr>
-          <w:t>Dự án của các nhóm là gì? Trình bày kế hoạch cho dự án:</w:t>
+          <w:t>Dự án của nhóm có gì khác biệt</w:t>
+        </w:r>
+        <w:r>
+          <w:rPr>
+            <w:rStyle w:val="Hyperlink"/>
+            <w:i/>
+            <w:noProof/>
+          </w:rPr>
+          <w:t>?</w:t>
         </w:r>
         <w:r>
           <w:rPr>
@@ -5461,7 +5469,7 @@
             <w:noProof/>
             <w:webHidden/>
           </w:rPr>
-          <w:instrText xml:space="preserve"> PAGEREF _Toc238647007 \h </w:instrText>
+          <w:instrText xml:space="preserve"> PAGEREF _Toc240195190 \h </w:instrText>
         </w:r>
         <w:r>
           <w:rPr>
@@ -5481,7 +5489,7 @@
             <w:noProof/>
             <w:webHidden/>
           </w:rPr>
-          <w:t>29</w:t>
+          <w:t>30</w:t>
         </w:r>
         <w:r>
           <w:rPr>
@@ -5494,10 +5502,127 @@
     </w:p>
     <w:p>
       <w:pPr>
+        <w:pStyle w:val="TOC1"/>
+        <w:rPr>
+          <w:rFonts w:asciiTheme="minorHAnsi" w:eastAsiaTheme="minorEastAsia" w:hAnsiTheme="minorHAnsi" w:cstheme="minorBidi"/>
+          <w:kern w:val="2"/>
+          <w:sz w:val="24"/>
+          <w14:ligatures w14:val="standardContextual"/>
+        </w:rPr>
+      </w:pPr>
+      <w:hyperlink w:anchor="_Toc240195191" w:history="1">
+        <w:r>
+          <w:rPr>
+            <w:rStyle w:val="Hyperlink"/>
+          </w:rPr>
+          <w:t>TÀI LIỆU THAM KHẢO</w:t>
+        </w:r>
+        <w:r>
+          <w:rPr>
+            <w:webHidden/>
+          </w:rPr>
+          <w:tab/>
+        </w:r>
+        <w:r>
+          <w:rPr>
+            <w:webHidden/>
+          </w:rPr>
+          <w:fldChar w:fldCharType="begin"/>
+        </w:r>
+        <w:r>
+          <w:rPr>
+            <w:webHidden/>
+          </w:rPr>
+          <w:instrText xml:space="preserve"> PAGEREF _Toc240195191 \h </w:instrText>
+        </w:r>
+        <w:r>
+          <w:rPr>
+            <w:webHidden/>
+          </w:rPr>
+        </w:r>
+        <w:r>
+          <w:rPr>
+            <w:webHidden/>
+          </w:rPr>
+          <w:fldChar w:fldCharType="separate"/>
+        </w:r>
+        <w:r>
+          <w:rPr>
+            <w:webHidden/>
+          </w:rPr>
+          <w:t>31</w:t>
+        </w:r>
+        <w:r>
+          <w:rPr>
+            <w:webHidden/>
+          </w:rPr>
+          <w:fldChar w:fldCharType="end"/>
+        </w:r>
+      </w:hyperlink>
+    </w:p>
+    <w:p>
+      <w:pPr>
+        <w:pStyle w:val="TOC1"/>
+        <w:rPr>
+          <w:rFonts w:asciiTheme="minorHAnsi" w:eastAsiaTheme="minorEastAsia" w:hAnsiTheme="minorHAnsi" w:cstheme="minorBidi"/>
+          <w:kern w:val="2"/>
+          <w:sz w:val="24"/>
+          <w14:ligatures w14:val="standardContextual"/>
+        </w:rPr>
+      </w:pPr>
+      <w:hyperlink w:anchor="_Toc240195192" w:history="1">
+        <w:r>
+          <w:rPr>
+            <w:rStyle w:val="Hyperlink"/>
+          </w:rPr>
+          <w:t>PHỤ LỤC</w:t>
+        </w:r>
+        <w:r>
+          <w:rPr>
+            <w:webHidden/>
+          </w:rPr>
+          <w:tab/>
+        </w:r>
+        <w:r>
+          <w:rPr>
+            <w:webHidden/>
+          </w:rPr>
+          <w:fldChar w:fldCharType="begin"/>
+        </w:r>
+        <w:r>
+          <w:rPr>
+            <w:webHidden/>
+          </w:rPr>
+          <w:instrText xml:space="preserve"> PAGEREF _Toc240195192 \h </w:instrText>
+        </w:r>
+        <w:r>
+          <w:rPr>
+            <w:webHidden/>
+          </w:rPr>
+        </w:r>
+        <w:r>
+          <w:rPr>
+            <w:webHidden/>
+          </w:rPr>
+          <w:fldChar w:fldCharType="separate"/>
+        </w:r>
+        <w:r>
+          <w:rPr>
+            <w:webHidden/>
+          </w:rPr>
+          <w:t>33</w:t>
+        </w:r>
+        <w:r>
+          <w:rPr>
+            <w:webHidden/>
+          </w:rPr>
+          <w:fldChar w:fldCharType="end"/>
+        </w:r>
+      </w:hyperlink>
+    </w:p>
+    <w:p>
+      <w:pPr>
         <w:pStyle w:val="TOC2"/>
-        <w:tabs>
-          <w:tab w:val="left" w:pos="1123"/>
-        </w:tabs>
         <w:rPr>
           <w:rFonts w:asciiTheme="minorHAnsi" w:eastAsiaTheme="minorEastAsia" w:hAnsiTheme="minorHAnsi" w:cstheme="minorBidi"/>
           <w:noProof/>
@@ -5506,48 +5631,23 @@
           <w14:ligatures w14:val="standardContextual"/>
         </w:rPr>
       </w:pPr>
-      <w:hyperlink w:anchor="_Toc238647008" w:history="1">
+      <w:hyperlink w:anchor="_Toc240195193" w:history="1">
         <w:r>
           <w:rPr>
             <w:rStyle w:val="Hyperlink"/>
             <w:noProof/>
           </w:rPr>
-          <w:t>III.</w:t>
-        </w:r>
-        <w:r>
-          <w:rPr>
-            <w:rFonts w:asciiTheme="minorHAnsi" w:eastAsiaTheme="minorEastAsia" w:hAnsiTheme="minorHAnsi" w:cstheme="minorBidi"/>
-            <w:noProof/>
-            <w:kern w:val="2"/>
-            <w:sz w:val="24"/>
-            <w14:ligatures w14:val="standardContextual"/>
+          <w:t>KẾ HOẠCH</w:t>
+        </w:r>
+        <w:r>
+          <w:rPr>
+            <w:noProof/>
+            <w:webHidden/>
           </w:rPr>
           <w:tab/>
         </w:r>
         <w:r>
           <w:rPr>
-            <w:rStyle w:val="Hyperlink"/>
-            <w:noProof/>
-          </w:rPr>
-          <w:t>Dự án của nhóm có gì khác biệt</w:t>
-        </w:r>
-        <w:r>
-          <w:rPr>
-            <w:rStyle w:val="Hyperlink"/>
-            <w:i/>
-            <w:noProof/>
-          </w:rPr>
-          <w:t>?</w:t>
-        </w:r>
-        <w:r>
-          <w:rPr>
-            <w:noProof/>
-            <w:webHidden/>
-          </w:rPr>
-          <w:tab/>
-        </w:r>
-        <w:r>
-          <w:rPr>
             <w:noProof/>
             <w:webHidden/>
           </w:rPr>
@@ -5558,7 +5658,7 @@
             <w:noProof/>
             <w:webHidden/>
           </w:rPr>
-          <w:instrText xml:space="preserve"> PAGEREF _Toc238647008 \h </w:instrText>
+          <w:instrText xml:space="preserve"> PAGEREF _Toc240195193 \h </w:instrText>
         </w:r>
         <w:r>
           <w:rPr>
@@ -5578,131 +5678,11 @@
             <w:noProof/>
             <w:webHidden/>
           </w:rPr>
-          <w:t>29</w:t>
-        </w:r>
-        <w:r>
-          <w:rPr>
-            <w:noProof/>
-            <w:webHidden/>
-          </w:rPr>
-          <w:fldChar w:fldCharType="end"/>
-        </w:r>
-      </w:hyperlink>
-    </w:p>
-    <w:p>
-      <w:pPr>
-        <w:pStyle w:val="TOC1"/>
-        <w:rPr>
-          <w:rFonts w:asciiTheme="minorHAnsi" w:eastAsiaTheme="minorEastAsia" w:hAnsiTheme="minorHAnsi" w:cstheme="minorBidi"/>
-          <w:kern w:val="2"/>
-          <w:sz w:val="24"/>
-          <w14:ligatures w14:val="standardContextual"/>
-        </w:rPr>
-      </w:pPr>
-      <w:hyperlink w:anchor="_Toc238647009" w:history="1">
-        <w:r>
-          <w:rPr>
-            <w:rStyle w:val="Hyperlink"/>
-          </w:rPr>
-          <w:t>TÀI LIỆU THAM KHẢO</w:t>
-        </w:r>
-        <w:r>
-          <w:rPr>
-            <w:webHidden/>
-          </w:rPr>
-          <w:tab/>
-        </w:r>
-        <w:r>
-          <w:rPr>
-            <w:webHidden/>
-          </w:rPr>
-          <w:fldChar w:fldCharType="begin"/>
-        </w:r>
-        <w:r>
-          <w:rPr>
-            <w:webHidden/>
-          </w:rPr>
-          <w:instrText xml:space="preserve"> PAGEREF _Toc238647009 \h </w:instrText>
-        </w:r>
-        <w:r>
-          <w:rPr>
-            <w:webHidden/>
-          </w:rPr>
-        </w:r>
-        <w:r>
-          <w:rPr>
-            <w:webHidden/>
-          </w:rPr>
-          <w:fldChar w:fldCharType="separate"/>
-        </w:r>
-        <w:r>
-          <w:rPr>
-            <w:webHidden/>
-          </w:rPr>
-          <w:t>30</w:t>
-        </w:r>
-        <w:r>
-          <w:rPr>
-            <w:webHidden/>
-          </w:rPr>
-          <w:fldChar w:fldCharType="end"/>
-        </w:r>
-      </w:hyperlink>
-    </w:p>
-    <w:p>
-      <w:pPr>
-        <w:pStyle w:val="TOC1"/>
-        <w:rPr>
-          <w:rFonts w:asciiTheme="minorHAnsi" w:eastAsiaTheme="minorEastAsia" w:hAnsiTheme="minorHAnsi" w:cstheme="minorBidi"/>
-          <w:kern w:val="2"/>
-          <w:sz w:val="24"/>
-          <w14:ligatures w14:val="standardContextual"/>
-        </w:rPr>
-      </w:pPr>
-      <w:hyperlink w:anchor="_Toc238647010" w:history="1">
-        <w:r>
-          <w:rPr>
-            <w:rStyle w:val="Hyperlink"/>
-          </w:rPr>
-          <w:t>PHỤ LỤC</w:t>
-        </w:r>
-        <w:r>
-          <w:rPr>
-            <w:webHidden/>
-          </w:rPr>
-          <w:tab/>
-        </w:r>
-        <w:r>
-          <w:rPr>
-            <w:webHidden/>
-          </w:rPr>
-          <w:fldChar w:fldCharType="begin"/>
-        </w:r>
-        <w:r>
-          <w:rPr>
-            <w:webHidden/>
-          </w:rPr>
-          <w:instrText xml:space="preserve"> PAGEREF _Toc238647010 \h </w:instrText>
-        </w:r>
-        <w:r>
-          <w:rPr>
-            <w:webHidden/>
-          </w:rPr>
-        </w:r>
-        <w:r>
-          <w:rPr>
-            <w:webHidden/>
-          </w:rPr>
-          <w:fldChar w:fldCharType="separate"/>
-        </w:r>
-        <w:r>
-          <w:rPr>
-            <w:webHidden/>
-          </w:rPr>
-          <w:t>32</w:t>
-        </w:r>
-        <w:r>
-          <w:rPr>
+          <w:t>33</w:t>
+        </w:r>
+        <w:r>
+          <w:rPr>
+            <w:noProof/>
             <w:webHidden/>
           </w:rPr>
           <w:fldChar w:fldCharType="end"/>
@@ -5720,13 +5700,13 @@
           <w14:ligatures w14:val="standardContextual"/>
         </w:rPr>
       </w:pPr>
-      <w:hyperlink w:anchor="_Toc238647011" w:history="1">
+      <w:hyperlink w:anchor="_Toc240195194" w:history="1">
         <w:r>
           <w:rPr>
             <w:rStyle w:val="Hyperlink"/>
             <w:noProof/>
           </w:rPr>
-          <w:t>KẾ HOẠCH</w:t>
+          <w:t>NHẬT KÝ</w:t>
         </w:r>
         <w:r>
           <w:rPr>
@@ -5747,7 +5727,7 @@
             <w:noProof/>
             <w:webHidden/>
           </w:rPr>
-          <w:instrText xml:space="preserve"> PAGEREF _Toc238647011 \h </w:instrText>
+          <w:instrText xml:space="preserve"> PAGEREF _Toc240195194 \h </w:instrText>
         </w:r>
         <w:r>
           <w:rPr>
@@ -5767,76 +5747,7 @@
             <w:noProof/>
             <w:webHidden/>
           </w:rPr>
-          <w:t>32</w:t>
-        </w:r>
-        <w:r>
-          <w:rPr>
-            <w:noProof/>
-            <w:webHidden/>
-          </w:rPr>
-          <w:fldChar w:fldCharType="end"/>
-        </w:r>
-      </w:hyperlink>
-    </w:p>
-    <w:p>
-      <w:pPr>
-        <w:pStyle w:val="TOC2"/>
-        <w:rPr>
-          <w:rFonts w:asciiTheme="minorHAnsi" w:eastAsiaTheme="minorEastAsia" w:hAnsiTheme="minorHAnsi" w:cstheme="minorBidi"/>
-          <w:noProof/>
-          <w:kern w:val="2"/>
-          <w:sz w:val="24"/>
-          <w14:ligatures w14:val="standardContextual"/>
-        </w:rPr>
-      </w:pPr>
-      <w:hyperlink w:anchor="_Toc238647012" w:history="1">
-        <w:r>
-          <w:rPr>
-            <w:rStyle w:val="Hyperlink"/>
-            <w:noProof/>
-          </w:rPr>
-          <w:t>NHẬT KÝ</w:t>
-        </w:r>
-        <w:r>
-          <w:rPr>
-            <w:noProof/>
-            <w:webHidden/>
-          </w:rPr>
-          <w:tab/>
-        </w:r>
-        <w:r>
-          <w:rPr>
-            <w:noProof/>
-            <w:webHidden/>
-          </w:rPr>
-          <w:fldChar w:fldCharType="begin"/>
-        </w:r>
-        <w:r>
-          <w:rPr>
-            <w:noProof/>
-            <w:webHidden/>
-          </w:rPr>
-          <w:instrText xml:space="preserve"> PAGEREF _Toc238647012 \h </w:instrText>
-        </w:r>
-        <w:r>
-          <w:rPr>
-            <w:noProof/>
-            <w:webHidden/>
-          </w:rPr>
-        </w:r>
-        <w:r>
-          <w:rPr>
-            <w:noProof/>
-            <w:webHidden/>
-          </w:rPr>
-          <w:fldChar w:fldCharType="separate"/>
-        </w:r>
-        <w:r>
-          <w:rPr>
-            <w:noProof/>
-            <w:webHidden/>
-          </w:rPr>
-          <w:t>33</w:t>
+          <w:t>34</w:t>
         </w:r>
         <w:r>
           <w:rPr>
@@ -5885,6 +5796,7 @@
           <w:sz w:val="28"/>
           <w:szCs w:val="24"/>
         </w:rPr>
+        <w:lastRenderedPageBreak/>
         <w:fldChar w:fldCharType="end"/>
       </w:r>
     </w:p>
@@ -5896,7 +5808,7 @@
           <w:numId w:val="0"/>
         </w:numPr>
       </w:pPr>
-      <w:bookmarkStart w:id="3" w:name="_Toc238646953"/>
+      <w:bookmarkStart w:id="3" w:name="_Toc240195136"/>
       <w:r>
         <w:lastRenderedPageBreak/>
         <w:t>DANH MỤC CÁC HÌNH VẼ</w:t>
@@ -6267,7 +6179,7 @@
           <w:numId w:val="0"/>
         </w:numPr>
       </w:pPr>
-      <w:bookmarkStart w:id="4" w:name="_Toc238646954"/>
+      <w:bookmarkStart w:id="4" w:name="_Toc240195137"/>
       <w:r>
         <w:lastRenderedPageBreak/>
         <w:t>DANH MỤC CÁC BẢNG BIỂU</w:t>
@@ -6401,7 +6313,7 @@
           <w:numId w:val="0"/>
         </w:numPr>
       </w:pPr>
-      <w:bookmarkStart w:id="5" w:name="_Toc238646955"/>
+      <w:bookmarkStart w:id="5" w:name="_Toc240195138"/>
       <w:r>
         <w:lastRenderedPageBreak/>
         <w:t>DANH MỤC CÁC</w:t>
@@ -6721,7 +6633,7 @@
       <w:pPr>
         <w:pStyle w:val="Heading1"/>
       </w:pPr>
-      <w:bookmarkStart w:id="11" w:name="_Toc238646956"/>
+      <w:bookmarkStart w:id="11" w:name="_Toc240195139"/>
       <w:bookmarkEnd w:id="9"/>
       <w:bookmarkEnd w:id="10"/>
       <w:r>
@@ -6736,7 +6648,7 @@
       <w:pPr>
         <w:pStyle w:val="Heading2"/>
       </w:pPr>
-      <w:bookmarkStart w:id="12" w:name="_Toc238646957"/>
+      <w:bookmarkStart w:id="12" w:name="_Toc240195140"/>
       <w:r>
         <w:t>Tổng Quan:</w:t>
       </w:r>
@@ -6746,7 +6658,7 @@
       <w:pPr>
         <w:pStyle w:val="Heading3"/>
       </w:pPr>
-      <w:bookmarkStart w:id="13" w:name="_Toc238646958"/>
+      <w:bookmarkStart w:id="13" w:name="_Toc240195141"/>
       <w:r>
         <w:t>Khảo sát hiện trạng:</w:t>
       </w:r>
@@ -6799,7 +6711,13 @@
         </w:numPr>
       </w:pPr>
       <w:r>
-        <w:t>Quá trình tính tiền chậm trễ do nhân viên bán hàng phải dò giá thủ công và tự cộng gộp chi phí mua hàng hóa với chi phí sử dụng dịch vụ của một khách hàng</w:t>
+        <w:t xml:space="preserve">Quá trình tính tiền chậm trễ do nhân viên </w:t>
+      </w:r>
+      <w:r>
+        <w:t>thu ngân</w:t>
+      </w:r>
+      <w:r>
+        <w:t xml:space="preserve"> phải dò giá thủ công và tự cộng gộp chi phí mua hàng hóa với chi phí sử dụng dịch vụ của một khách hàng</w:t>
       </w:r>
       <w:r>
         <w:t>.</w:t>
@@ -6814,7 +6732,7 @@
         </w:numPr>
       </w:pPr>
       <w:r>
-        <w:t>Người quản lý (Chủ cửa hàng) không có cái nhìn tổng quan, tức thời về dữ liệu doanh thu trong ngày/tháng để đưa ra quyết định kinh doanh kịp thời</w:t>
+        <w:t>Chủ cửa hàng không có cái nhìn tổng quan, tức thời về dữ liệu doanh thu trong ngày/tháng để đưa ra quyết định kinh doanh kịp thời</w:t>
       </w:r>
       <w:r>
         <w:t>.</w:t>
@@ -6824,7 +6742,7 @@
       <w:pPr>
         <w:pStyle w:val="Heading3"/>
       </w:pPr>
-      <w:bookmarkStart w:id="14" w:name="_Toc238646959"/>
+      <w:bookmarkStart w:id="14" w:name="_Toc240195142"/>
       <w:r>
         <w:t>Quy trình nghiệp vụ</w:t>
       </w:r>
@@ -6887,7 +6805,13 @@
         <w:t>Bước 3:</w:t>
       </w:r>
       <w:r>
-        <w:t xml:space="preserve"> Nhân viên bán hàng tạo hóa đơn mới, thêm các sản phẩm khách mua vào hóa đơn</w:t>
+        <w:t xml:space="preserve"> Nhân viên</w:t>
+      </w:r>
+      <w:r>
+        <w:t xml:space="preserve"> thu ngân</w:t>
+      </w:r>
+      <w:r>
+        <w:t xml:space="preserve"> tạo hóa đơn mới, thêm các sản phẩm khách mua vào hóa đơn</w:t>
       </w:r>
       <w:r>
         <w:t>.</w:t>
@@ -7009,7 +6933,13 @@
         <w:t>Bước 2:</w:t>
       </w:r>
       <w:r>
-        <w:t xml:space="preserve"> Nhân viên tạo lịch hẹn mới, nhập thông tin khách hàng, hồ sơ thú cưng và gói dịch vụ mong muốn. Lịch hẹn được lưu với trạng thái "Chờ xử lý"</w:t>
+        <w:t xml:space="preserve"> Nhân viên </w:t>
+      </w:r>
+      <w:r>
+        <w:t xml:space="preserve">chăm sóc tạo </w:t>
+      </w:r>
+      <w:r>
+        <w:t>lịch hẹn mới, nhập thông tin khách hàng, hồ sơ thú cưng và gói dịch vụ mong muốn. Lịch hẹn được lưu với trạng thái "Chờ xử lý"</w:t>
       </w:r>
       <w:r>
         <w:t>.</w:t>
@@ -7056,6 +6986,9 @@
         <w:t xml:space="preserve"> Sau khi tắm/tỉa lông xong, nhân viên chăm sóc cập nhật trạng thái "Đã hoàn thành"</w:t>
       </w:r>
       <w:r>
+        <w:t xml:space="preserve"> và lưu vào lịch sử chăm sóc</w:t>
+      </w:r>
+      <w:r>
         <w:t>.</w:t>
       </w:r>
     </w:p>
@@ -7075,7 +7008,13 @@
         <w:t>Bước 5:</w:t>
       </w:r>
       <w:r>
-        <w:t xml:space="preserve"> Thông tin hoàn thành được đồng bộ sang quầy thu ngân. Nhân viên bán hàng tiến hành lập hóa đơn và thu tiền khách hàng</w:t>
+        <w:t xml:space="preserve"> Thông tin hoàn thành được đồng bộ sang quầy thu ngân.</w:t>
+      </w:r>
+      <w:r>
+        <w:t xml:space="preserve"> </w:t>
+      </w:r>
+      <w:r>
+        <w:t>Nhân viên bán hàng tiến hành lập hóa đơn và thu tiền khách hàng</w:t>
       </w:r>
       <w:r>
         <w:t>.</w:t>
@@ -7303,18 +7242,175 @@
         <w:t xml:space="preserve">Bước 3: </w:t>
       </w:r>
       <w:r>
-        <w:t>Hệ thống tự động tổng hợp dữ liệu từ các hóa đơn đã thanh toán để xuất ra biểu đồ doanh thu, số lượng khách hàng, số lượng thú cưng phục vụ và danh sách hàng hóa sắp hết tồn kho.</w:t>
+        <w:t xml:space="preserve">Hệ thống tự động tổng hợp dữ liệu từ các hóa đơn đã thanh toán để xuất ra biểu đồ doanh thu, số lượng </w:t>
+      </w:r>
+      <w:r>
+        <w:t>sản phẩm bán được</w:t>
+      </w:r>
+      <w:r>
+        <w:t xml:space="preserve"> và dịch vụ đã sử dụng,</w:t>
+      </w:r>
+      <w:r>
+        <w:t xml:space="preserve"> báo cáo số lượng hàng tồn kho</w:t>
+      </w:r>
+      <w:r>
+        <w:t>.</w:t>
       </w:r>
     </w:p>
     <w:p>
       <w:pPr>
         <w:pStyle w:val="Heading3"/>
       </w:pPr>
-      <w:bookmarkStart w:id="15" w:name="_Toc238646960"/>
+      <w:bookmarkStart w:id="15" w:name="_Toc240195143"/>
       <w:r>
         <w:t>Quy định</w:t>
       </w:r>
       <w:bookmarkEnd w:id="15"/>
+    </w:p>
+    <w:p>
+      <w:pPr>
+        <w:ind w:left="284" w:firstLine="0"/>
+      </w:pPr>
+      <w:r>
+        <w:t>- Quy định về tài khoản: Mỗi nhân viên chỉ được cấp một tài khoản duy nhất. Tài khoản được phân quyền phù hợp với vị trí công việc và chức năng được phép sử dụng.</w:t>
+      </w:r>
+    </w:p>
+    <w:p>
+      <w:pPr>
+        <w:ind w:left="284" w:firstLine="0"/>
+      </w:pPr>
+      <w:r>
+        <w:lastRenderedPageBreak/>
+        <w:t>- Quy định về hóa đơn: Hóa đơn sau khi thanh toán thành công không được phép xóa khỏi cơ sở dữ liệu. Trường hợp cần hủy hoặc điều chỉnh phải được thực hiện theo quy trình được phân quyền và vẫn phải lưu lại thông tin giao dịch.</w:t>
+      </w:r>
+    </w:p>
+    <w:p>
+      <w:pPr>
+        <w:ind w:left="284" w:firstLine="0"/>
+      </w:pPr>
+      <w:r>
+        <w:t>- Quy định về sản phẩm và tồn kho: Số lượng sản phẩm tồn kho không được nhỏ hơn 0. Khi lập hóa đơn, số lượng bán không được vượt quá số lượng sản phẩm hiện có trong kho.</w:t>
+      </w:r>
+    </w:p>
+    <w:p>
+      <w:pPr>
+        <w:ind w:left="284" w:firstLine="0"/>
+      </w:pPr>
+      <w:r>
+        <w:t>- Quy định về thú cưng: Mỗi thú cưng phải thuộc về một khách hàng cụ thể. Một khách hàng có thể đăng ký và quản lý nhiều thú cưng.</w:t>
+      </w:r>
+    </w:p>
+    <w:p>
+      <w:pPr>
+        <w:ind w:left="284" w:firstLine="0"/>
+      </w:pPr>
+      <w:r>
+        <w:t>- Quy định về lịch hẹn: Mỗi lịch hẹn phải xác định thú cưng, dịch vụ, thời gian và nhân viên phụ trách. Không được tạo lịch hẹn trùng thời gian cho cùng một thú cưng hoặc nhân viên phụ trách.</w:t>
+      </w:r>
+    </w:p>
+    <w:p>
+      <w:pPr>
+        <w:ind w:left="284" w:firstLine="0"/>
+      </w:pPr>
+      <w:r>
+        <w:t>- Quy định về lịch sử chăm sóc: Mỗi lần chăm sóc hoàn thành phải được ghi nhận vào lịch sử của thú cưng, bao gồm thông tin về dịch vụ, thời gian, nhân viên thực hiện và ghi chú cần thiết. Lịch sử chăm sóc không được tự ý xóa để đảm bảo việc theo dõi quá trình chăm sóc của thú cưng.</w:t>
+      </w:r>
+    </w:p>
+    <w:p>
+      <w:pPr>
+        <w:ind w:left="284" w:firstLine="0"/>
+      </w:pPr>
+      <w:r>
+        <w:t>- Quy định về dịch vụ: Chỉ những dịch vụ đang được cửa hàng cung cấp mới được sử dụng để lập lịch hẹn và ghi nhận chăm sóc.</w:t>
+      </w:r>
+    </w:p>
+    <w:p>
+      <w:pPr>
+        <w:pStyle w:val="Heading2"/>
+      </w:pPr>
+      <w:bookmarkStart w:id="16" w:name="_Toc240195144"/>
+      <w:r>
+        <w:t>Phạm vi đề tài:</w:t>
+      </w:r>
+      <w:bookmarkEnd w:id="16"/>
+    </w:p>
+    <w:p>
+      <w:pPr>
+        <w:pStyle w:val="Heading3"/>
+      </w:pPr>
+      <w:bookmarkStart w:id="17" w:name="_Toc240195145"/>
+      <w:r>
+        <w:t>Đặc điểm của ứng dụng</w:t>
+      </w:r>
+      <w:r>
+        <w:t>:</w:t>
+      </w:r>
+      <w:bookmarkEnd w:id="17"/>
+    </w:p>
+    <w:p>
+      <w:r>
+        <w:t>Hệ thống "Quản lý cửa hàng thú cưng" là một ứng dụng phần mềm quản lý nội bộ (Internal Tool), được thiết kế nhằm số hóa và tối ưu hóa các quy trình vận hành hàng ngày tại cửa hàng. Ứng dụng giúp thay thế hoàn toàn các phương pháp ghi chép thủ công, đảm bảo tính chính xác, minh bạch và tạo ra một luồng dữ liệu đồng bộ giữa khâu bán hàng, chăm sóc và kho bãi</w:t>
+      </w:r>
+      <w:r>
+        <w:t>.</w:t>
+      </w:r>
+    </w:p>
+    <w:p>
+      <w:pPr>
+        <w:pStyle w:val="Heading3"/>
+      </w:pPr>
+      <w:bookmarkStart w:id="18" w:name="_Toc240195146"/>
+      <w:r>
+        <w:t>Phạm vi và đối tượng phục vụ</w:t>
+      </w:r>
+      <w:r>
+        <w:t>:</w:t>
+      </w:r>
+      <w:bookmarkEnd w:id="18"/>
+    </w:p>
+    <w:p>
+      <w:pPr>
+        <w:pStyle w:val="ListParagraph"/>
+        <w:numPr>
+          <w:ilvl w:val="0"/>
+          <w:numId w:val="12"/>
+        </w:numPr>
+      </w:pPr>
+      <w:r>
+        <w:rPr>
+          <w:b/>
+          <w:bCs/>
+        </w:rPr>
+        <w:t>Phạm vi triển khai:</w:t>
+      </w:r>
+      <w:r>
+        <w:t xml:space="preserve"> Hệ thống được giới hạn triển khai và sử dụng trực tiếp tại máy tính ở quầy giao dịch, khu vực chăm sóc và không gian làm việc nội bộ của cửa hàng</w:t>
+      </w:r>
+      <w:r>
+        <w:t>.</w:t>
+      </w:r>
+    </w:p>
+    <w:p>
+      <w:pPr>
+        <w:pStyle w:val="ListParagraph"/>
+        <w:numPr>
+          <w:ilvl w:val="0"/>
+          <w:numId w:val="12"/>
+        </w:numPr>
+      </w:pPr>
+      <w:r>
+        <w:rPr>
+          <w:b/>
+          <w:bCs/>
+        </w:rPr>
+        <w:t>Đối tượng phục vụ:</w:t>
+      </w:r>
+      <w:r>
+        <w:t xml:space="preserve"> Phần mềm chỉ phục vụ cho nhân viên của cửa hàng (không có tính năng hoặc app dành riêng cho khách hàng tự sử dụng). Đối tượng sử dụng được chia làm 3 nhóm tác nhân (Actor) chính</w:t>
+      </w:r>
+      <w:r>
+        <w:t>:</w:t>
+      </w:r>
     </w:p>
     <w:p>
       <w:pPr>
@@ -7325,7 +7421,15 @@
         </w:numPr>
       </w:pPr>
       <w:r>
-        <w:t>Mỗi nhân viên chỉ được cấp một tài khoản với quyền hạn truy cập tương ứng với vị trí làm việc</w:t>
+        <w:rPr>
+          <w:b/>
+          <w:bCs/>
+        </w:rPr>
+        <w:lastRenderedPageBreak/>
+        <w:t>Chủ cửa hàng:</w:t>
+      </w:r>
+      <w:r>
+        <w:t xml:space="preserve"> Quản lý toàn bộ hệ thống, nhân sự, hàng hóa, dịch vụ và xem báo cáo thống kê</w:t>
       </w:r>
       <w:r>
         <w:t>.</w:t>
@@ -7340,8 +7444,14 @@
         </w:numPr>
       </w:pPr>
       <w:r>
-        <w:lastRenderedPageBreak/>
-        <w:t>Hóa đơn đã thanh toán thành công thì không được phép xóa (Delete) khỏi cơ sở dữ liệu để đảm bảo tính minh bạch</w:t>
+        <w:rPr>
+          <w:b/>
+          <w:bCs/>
+        </w:rPr>
+        <w:t xml:space="preserve">Nhân viên thu ngân: </w:t>
+      </w:r>
+      <w:r>
+        <w:t>Tư vấn, bán phụ kiện, lập hóa đơn, xử lý thanh toán và quản lý hồ sơ khách hàng</w:t>
       </w:r>
       <w:r>
         <w:t>.</w:t>
@@ -7356,74 +7466,14 @@
         </w:numPr>
       </w:pPr>
       <w:r>
-        <w:t>Lịch hẹn chăm sóc phải được lưu trữ cùng với thông tin lịch sử của thú cưng để phục vụ cho các lần tiếp theo</w:t>
-      </w:r>
-      <w:r>
-        <w:t>.</w:t>
-      </w:r>
-    </w:p>
-    <w:p/>
-    <w:p>
-      <w:pPr>
-        <w:pStyle w:val="Heading2"/>
-      </w:pPr>
-      <w:bookmarkStart w:id="16" w:name="_Toc238646961"/>
-      <w:r>
-        <w:t>Phạm vi đề tài:</w:t>
-      </w:r>
-      <w:bookmarkEnd w:id="16"/>
-    </w:p>
-    <w:p>
-      <w:pPr>
-        <w:pStyle w:val="Heading3"/>
-      </w:pPr>
-      <w:bookmarkStart w:id="17" w:name="_Toc238646962"/>
-      <w:r>
-        <w:t>Đặc điểm của ứng dụng</w:t>
-      </w:r>
-      <w:r>
-        <w:t>:</w:t>
-      </w:r>
-      <w:bookmarkEnd w:id="17"/>
-    </w:p>
-    <w:p>
-      <w:r>
-        <w:t>Hệ thống "Quản lý cửa hàng thú cưng" là một ứng dụng phần mềm quản lý nội bộ (Internal Tool), được thiết kế nhằm số hóa và tối ưu hóa các quy trình vận hành hàng ngày tại cửa hàng. Ứng dụng giúp thay thế hoàn toàn các phương pháp ghi chép thủ công, đảm bảo tính chính xác, minh bạch và tạo ra một luồng dữ liệu đồng bộ giữa khâu bán hàng, chăm sóc và kho bãi</w:t>
-      </w:r>
-      <w:r>
-        <w:t>.</w:t>
-      </w:r>
-    </w:p>
-    <w:p>
-      <w:pPr>
-        <w:pStyle w:val="Heading3"/>
-      </w:pPr>
-      <w:bookmarkStart w:id="18" w:name="_Toc238646963"/>
-      <w:r>
-        <w:t>Phạm vi và đối tượng phục vụ</w:t>
-      </w:r>
-      <w:r>
-        <w:t>:</w:t>
-      </w:r>
-      <w:bookmarkEnd w:id="18"/>
-    </w:p>
-    <w:p>
-      <w:pPr>
-        <w:pStyle w:val="ListParagraph"/>
-        <w:numPr>
-          <w:ilvl w:val="0"/>
-          <w:numId w:val="12"/>
-        </w:numPr>
-      </w:pPr>
-      <w:r>
         <w:rPr>
           <w:b/>
           <w:bCs/>
         </w:rPr>
-        <w:t>Phạm vi triển khai:</w:t>
-      </w:r>
-      <w:r>
-        <w:t xml:space="preserve"> Hệ thống được giới hạn triển khai và sử dụng trực tiếp tại máy tính ở quầy giao dịch, khu vực chăm sóc và không gian làm việc nội bộ của cửa hàng</w:t>
+        <w:t>Nhân viên chăm sóc:</w:t>
+      </w:r>
+      <w:r>
+        <w:t xml:space="preserve"> Quản lý lịch hẹn, xử lý các dịch vụ chăm sóc và cập nhật hồ sơ thú cưng</w:t>
       </w:r>
       <w:r>
         <w:t>.</w:t>
@@ -7431,248 +7481,22 @@
     </w:p>
     <w:p>
       <w:pPr>
-        <w:pStyle w:val="ListParagraph"/>
-        <w:numPr>
-          <w:ilvl w:val="0"/>
-          <w:numId w:val="12"/>
-        </w:numPr>
-      </w:pPr>
-      <w:r>
-        <w:rPr>
-          <w:b/>
-          <w:bCs/>
-        </w:rPr>
-        <w:t>Đối tượng phục vụ:</w:t>
-      </w:r>
-      <w:r>
-        <w:t xml:space="preserve"> Phần mềm chỉ phục vụ cho nhân viên của cửa hàng (không có tính năng hoặc app dành riêng cho khách hàng tự sử dụng). Đối tượng sử dụng được chia làm 3 nhóm tác nhân (Actor) chính</w:t>
-      </w:r>
-      <w:r>
-        <w:t>:</w:t>
-      </w:r>
-    </w:p>
-    <w:p>
-      <w:pPr>
-        <w:pStyle w:val="ListParagraph"/>
-        <w:numPr>
-          <w:ilvl w:val="0"/>
-          <w:numId w:val="11"/>
-        </w:numPr>
-      </w:pPr>
-      <w:r>
-        <w:rPr>
-          <w:b/>
-          <w:bCs/>
-        </w:rPr>
-        <w:t>Chủ cửa hàng:</w:t>
-      </w:r>
-      <w:r>
-        <w:t xml:space="preserve"> Quản lý toàn bộ hệ thống, nhân sự, hàng hóa, dịch vụ và xem báo cáo thống kê</w:t>
-      </w:r>
-      <w:r>
-        <w:t>.</w:t>
-      </w:r>
-    </w:p>
-    <w:p>
-      <w:pPr>
-        <w:pStyle w:val="ListParagraph"/>
-        <w:numPr>
-          <w:ilvl w:val="0"/>
-          <w:numId w:val="11"/>
-        </w:numPr>
-      </w:pPr>
-      <w:r>
-        <w:rPr>
-          <w:b/>
-          <w:bCs/>
-        </w:rPr>
-        <w:t>Nhân viên bán hàng (Kiêm thu ngân):</w:t>
-      </w:r>
-      <w:r>
-        <w:t xml:space="preserve"> Tư vấn, bán phụ kiện, lập hóa đơn, xử lý thanh toán và quản lý hồ sơ khách hàng</w:t>
-      </w:r>
-      <w:r>
-        <w:t>.</w:t>
-      </w:r>
-    </w:p>
-    <w:p>
-      <w:pPr>
-        <w:pStyle w:val="ListParagraph"/>
-        <w:numPr>
-          <w:ilvl w:val="0"/>
-          <w:numId w:val="11"/>
-        </w:numPr>
-      </w:pPr>
-      <w:r>
-        <w:rPr>
-          <w:b/>
-          <w:bCs/>
-        </w:rPr>
-        <w:t>Nhân viên chăm sóc:</w:t>
-      </w:r>
-      <w:r>
-        <w:t xml:space="preserve"> Quản lý lịch hẹn, xử lý các dịch vụ chăm sóc và cập nhật hồ sơ thú cưng</w:t>
-      </w:r>
-      <w:r>
-        <w:t>.</w:t>
-      </w:r>
-    </w:p>
-    <w:p>
-      <w:pPr>
-        <w:pStyle w:val="Heading3"/>
-      </w:pPr>
-      <w:bookmarkStart w:id="19" w:name="_Toc238646964"/>
-      <w:r>
-        <w:t>Nhóm các hệ thống con</w:t>
-      </w:r>
-      <w:r>
-        <w:t xml:space="preserve"> </w:t>
-      </w:r>
-      <w:r>
-        <w:t>(Sub-systems)</w:t>
-      </w:r>
-      <w:r>
-        <w:t>:</w:t>
+        <w:pStyle w:val="Heading2"/>
+      </w:pPr>
+      <w:bookmarkStart w:id="19" w:name="_Toc240195147"/>
+      <w:r>
+        <w:t xml:space="preserve">Danh sách các câu hỏi khi thu thập </w:t>
+      </w:r>
+      <w:r>
+        <w:t xml:space="preserve">và làm rõ </w:t>
+      </w:r>
+      <w:r>
+        <w:t>yêu cầu</w:t>
+      </w:r>
+      <w:r>
+        <w:t xml:space="preserve"> của ứng dụng</w:t>
       </w:r>
       <w:bookmarkEnd w:id="19"/>
-    </w:p>
-    <w:p>
-      <w:r>
-        <w:t>Để đáp ứng trọn vẹn nghiệp vụ và yêu cầu chức năng đã đề ra, ứng dụng được chia thành 5 nhóm hệ thống con liên kết chặt chẽ với nhau</w:t>
-      </w:r>
-      <w:r>
-        <w:t>:</w:t>
-      </w:r>
-    </w:p>
-    <w:p>
-      <w:pPr>
-        <w:pStyle w:val="ListParagraph"/>
-        <w:numPr>
-          <w:ilvl w:val="0"/>
-          <w:numId w:val="11"/>
-        </w:numPr>
-      </w:pPr>
-      <w:r>
-        <w:rPr>
-          <w:b/>
-          <w:bCs/>
-        </w:rPr>
-        <w:t>Hệ thống con Quản trị &amp; Phân quyền:</w:t>
-      </w:r>
-      <w:r>
-        <w:t xml:space="preserve"> Đảm nhận việc xác thực đăng nhập và phân quyền chức năng hiển thị tương ứng cho 3 nhóm nhân viên</w:t>
-      </w:r>
-      <w:r>
-        <w:t>.</w:t>
-      </w:r>
-    </w:p>
-    <w:p>
-      <w:pPr>
-        <w:pStyle w:val="ListParagraph"/>
-        <w:numPr>
-          <w:ilvl w:val="0"/>
-          <w:numId w:val="11"/>
-        </w:numPr>
-      </w:pPr>
-      <w:r>
-        <w:rPr>
-          <w:b/>
-          <w:bCs/>
-        </w:rPr>
-        <w:lastRenderedPageBreak/>
-        <w:t>Hệ thống con Quản lý Hàng hóa &amp; Tồn kho:</w:t>
-      </w:r>
-      <w:r>
-        <w:t xml:space="preserve"> Lưu trữ danh mục phụ kiện/thức ăn, quản lý giá bán, theo dõi số lượng nhập/xuất và cảnh báo tồn kho</w:t>
-      </w:r>
-      <w:r>
-        <w:t>.</w:t>
-      </w:r>
-    </w:p>
-    <w:p>
-      <w:pPr>
-        <w:pStyle w:val="ListParagraph"/>
-        <w:numPr>
-          <w:ilvl w:val="0"/>
-          <w:numId w:val="11"/>
-        </w:numPr>
-      </w:pPr>
-      <w:r>
-        <w:rPr>
-          <w:b/>
-          <w:bCs/>
-        </w:rPr>
-        <w:t>Hệ thống con Quản lý Dịch vụ &amp; Lịch hẹn:</w:t>
-      </w:r>
-      <w:r>
-        <w:t xml:space="preserve"> Lưu trữ thông tin thú cưng, quản lý các gói dịch vụ, điều phối lịch hẹn và theo dõi trạng thái làm việc của bộ phận chăm sóc</w:t>
-      </w:r>
-      <w:r>
-        <w:t>.</w:t>
-      </w:r>
-    </w:p>
-    <w:p>
-      <w:pPr>
-        <w:pStyle w:val="ListParagraph"/>
-        <w:numPr>
-          <w:ilvl w:val="0"/>
-          <w:numId w:val="11"/>
-        </w:numPr>
-      </w:pPr>
-      <w:r>
-        <w:rPr>
-          <w:b/>
-          <w:bCs/>
-        </w:rPr>
-        <w:t>Hệ thống con Bán hàng &amp; Thanh toán (POS):</w:t>
-      </w:r>
-      <w:r>
-        <w:t xml:space="preserve"> Hỗ trợ nhân viên bán hàng tạo hóa đơn, gộp chung chi phí sản phẩm và dịch vụ, tính toán thành tiền và tự động trừ số lượng tồn kho</w:t>
-      </w:r>
-      <w:r>
-        <w:t>.</w:t>
-      </w:r>
-    </w:p>
-    <w:p>
-      <w:pPr>
-        <w:pStyle w:val="ListParagraph"/>
-        <w:numPr>
-          <w:ilvl w:val="0"/>
-          <w:numId w:val="11"/>
-        </w:numPr>
-      </w:pPr>
-      <w:r>
-        <w:rPr>
-          <w:b/>
-          <w:bCs/>
-        </w:rPr>
-        <w:t>Hệ thống con Báo cáo &amp; Thống kê:</w:t>
-      </w:r>
-      <w:r>
-        <w:t xml:space="preserve"> Tổng hợp dữ liệu từ các hệ thống con khác để trích xuất báo cáo doanh thu, tình hình tồn kho và lượng khách hàng, hỗ trợ Chủ cửa hàng đánh giá hiệu quả kinh doanh</w:t>
-      </w:r>
-      <w:r>
-        <w:t>.</w:t>
-      </w:r>
-    </w:p>
-    <w:p>
-      <w:pPr>
-        <w:pStyle w:val="Heading2"/>
-      </w:pPr>
-      <w:bookmarkStart w:id="20" w:name="_Toc238646965"/>
-      <w:r>
-        <w:t xml:space="preserve">Danh sách các câu hỏi khi thu thập </w:t>
-      </w:r>
-      <w:r>
-        <w:t xml:space="preserve">và làm rõ </w:t>
-      </w:r>
-      <w:r>
-        <w:t>yêu cầu</w:t>
-      </w:r>
-      <w:r>
-        <w:t xml:space="preserve"> của ứng dụng</w:t>
-      </w:r>
-      <w:bookmarkEnd w:id="20"/>
     </w:p>
     <w:tbl>
       <w:tblPr>
@@ -7829,12 +7653,12 @@
               <w:spacing w:after="120"/>
               <w:ind w:firstLine="0"/>
               <w:rPr>
-                <w:sz w:val="24"/>
-              </w:rPr>
-            </w:pPr>
-            <w:r>
-              <w:rPr>
-                <w:sz w:val="24"/>
+                <w:szCs w:val="26"/>
+              </w:rPr>
+            </w:pPr>
+            <w:r>
+              <w:rPr>
+                <w:szCs w:val="26"/>
               </w:rPr>
               <w:t>Liên quan đến việc xem báo cáo doanh thu của Chủ cửa hàng. Theo tôi hiểu, trên màn hình Dashboard cần hiển thị 2 biểu đồ tách biệt cho "Doanh thu Dịch vụ" và "Doanh thu Phụ kiện" để chủ cửa hàng dễ đánh giá mảng nào đang hiệu quả hơn. Tôi đề xuất như vậy có hợp lý không?</w:t>
             </w:r>
@@ -7850,20 +7674,14 @@
               <w:spacing w:after="120"/>
               <w:ind w:firstLine="0"/>
               <w:rPr>
-                <w:sz w:val="24"/>
-              </w:rPr>
-            </w:pPr>
-            <w:r>
-              <w:rPr>
-                <w:sz w:val="24"/>
-              </w:rPr>
-              <w:t>Nhóm thống nhất sẽ thiết kế 2 biểu đồ tách biệt. Đồng thời, nhóm sẽ bổ sung thêm một khối hiển thị "Tổng doanh thu gộp" của cả cửa hàng để giao diện Dashboard đầy đủ thông tin hơn</w:t>
-            </w:r>
-            <w:r>
-              <w:rPr>
-                <w:sz w:val="24"/>
-              </w:rPr>
-              <w:t>.</w:t>
+                <w:szCs w:val="26"/>
+              </w:rPr>
+            </w:pPr>
+            <w:r>
+              <w:rPr>
+                <w:szCs w:val="26"/>
+              </w:rPr>
+              <w:t>Đồng ý với đề xuất chia 2 biểu đồ để dễ đánh giá. Tuy nhiên, cần bổ sung thêm một khối hiển thị "Tổng doanh thu gộp" của toàn cửa hàng để có cái nhìn tổng quan nhất.</w:t>
             </w:r>
           </w:p>
         </w:tc>
@@ -7877,14 +7695,35 @@
               <w:spacing w:after="120"/>
               <w:ind w:firstLine="0"/>
               <w:rPr>
-                <w:sz w:val="24"/>
-              </w:rPr>
-            </w:pPr>
-            <w:r>
-              <w:rPr>
-                <w:sz w:val="24"/>
-              </w:rPr>
-              <w:t>Ưu tiên cao. Cần vẽ Mockup cho giao diện Dashboard</w:t>
+                <w:szCs w:val="26"/>
+              </w:rPr>
+            </w:pPr>
+            <w:r>
+              <w:rPr>
+                <w:szCs w:val="26"/>
+              </w:rPr>
+              <w:t>- Ưu tiên cao: Vẽ Mockup cho giao diện Dashboard.</w:t>
+            </w:r>
+          </w:p>
+          <w:p>
+            <w:pPr>
+              <w:spacing w:after="120"/>
+              <w:ind w:firstLine="0"/>
+              <w:rPr>
+                <w:szCs w:val="26"/>
+              </w:rPr>
+            </w:pPr>
+            <w:r>
+              <w:rPr>
+                <w:szCs w:val="26"/>
+              </w:rPr>
+              <w:t xml:space="preserve">- </w:t>
+            </w:r>
+            <w:r>
+              <w:rPr>
+                <w:szCs w:val="26"/>
+              </w:rPr>
+              <w:t>Thiết kế 2 biểu đồ tách biệt và 1 khối hiển thị Tổng doanh thu.</w:t>
             </w:r>
           </w:p>
         </w:tc>
@@ -7923,21 +7762,21 @@
               <w:spacing w:after="120"/>
               <w:ind w:firstLine="0"/>
               <w:rPr>
-                <w:sz w:val="24"/>
-              </w:rPr>
-            </w:pPr>
-            <w:r>
-              <w:rPr>
-                <w:sz w:val="24"/>
-              </w:rPr>
-              <w:t xml:space="preserve">Liên quan đến quyền hạn của Nhân viên bán hàng đối với các hóa đơn đã thanh toán. Theo tôi hiểu, nhân viên này chỉ được quyền tạo và thu tiền hóa đơn. Nếu khách yêu cầu trả hàng </w:t>
-            </w:r>
-            <w:r>
-              <w:rPr>
-                <w:sz w:val="24"/>
+                <w:szCs w:val="26"/>
+              </w:rPr>
+            </w:pPr>
+            <w:r>
+              <w:rPr>
+                <w:szCs w:val="26"/>
+              </w:rPr>
+              <w:t xml:space="preserve">Liên quan đến quyền hạn của Nhân viên bán hàng đối với các hóa đơn đã thanh toán. Theo tôi hiểu, nhân viên này chỉ được quyền tạo và thu tiền. Nếu khách yêu cầu trả hàng và cần "Hủy hóa đơn", hệ thống sẽ bật pop-up yêu cầu mật khẩu của Chủ cửa </w:t>
+            </w:r>
+            <w:r>
+              <w:rPr>
+                <w:szCs w:val="26"/>
               </w:rPr>
               <w:lastRenderedPageBreak/>
-              <w:t>và cần "Hủy hóa đơn", hệ thống sẽ bật khung yêu cầu nhập mật khẩu của Chủ cửa hàng để phê duyệt. Tôi đề xuất cơ chế phân quyền như vậy có hợp lý không?</w:t>
+              <w:t>hàng để phê duyệt. Tôi đề xuất cơ chế phân quyền như vậy có hợp lý không?</w:t>
             </w:r>
           </w:p>
         </w:tc>
@@ -7951,15 +7790,15 @@
               <w:spacing w:after="120"/>
               <w:ind w:firstLine="0"/>
               <w:rPr>
-                <w:sz w:val="24"/>
-              </w:rPr>
-            </w:pPr>
-            <w:r>
-              <w:rPr>
-                <w:sz w:val="24"/>
+                <w:szCs w:val="26"/>
+              </w:rPr>
+            </w:pPr>
+            <w:r>
+              <w:rPr>
+                <w:szCs w:val="26"/>
               </w:rPr>
               <w:lastRenderedPageBreak/>
-              <w:t>Nhóm xác nhận áp dụng cơ chế này để đảm bảo bảo mật tài chính. Sẽ tiến hành thiết kế thêm một pop-up (khung nhập liệu) yêu cầu mã PIN/Mật khẩu của Chủ cửa hàng tại màn hình chức năng Hủy.</w:t>
+              <w:t>Hợp lý. Việc hủy hóa đơn liên quan đến tài chính nên bắt buộc phải có bước xác thực bằng mã PIN/Mật khẩu của Chủ cửa hàng để đảm bảo bảo mật.</w:t>
             </w:r>
           </w:p>
         </w:tc>
@@ -7973,21 +7812,39 @@
               <w:spacing w:after="120"/>
               <w:ind w:firstLine="0"/>
               <w:rPr>
-                <w:sz w:val="24"/>
-              </w:rPr>
-            </w:pPr>
-            <w:r>
-              <w:rPr>
-                <w:sz w:val="24"/>
-              </w:rPr>
-              <w:t>Cập nhật lại sơ đồ Activity Diagram cho luồng Thanh toán/Hủy</w:t>
-            </w:r>
-            <w:r>
-              <w:rPr>
-                <w:sz w:val="24"/>
-              </w:rPr>
-              <w:t>.</w:t>
-            </w:r>
+                <w:szCs w:val="26"/>
+              </w:rPr>
+            </w:pPr>
+            <w:r>
+              <w:rPr>
+                <w:szCs w:val="26"/>
+              </w:rPr>
+              <w:t>- Cập nhật lại sơ đồ Activity Diagram cho luồng Thanh toán/Hủy.</w:t>
+            </w:r>
+          </w:p>
+          <w:p>
+            <w:pPr>
+              <w:spacing w:after="120"/>
+              <w:ind w:firstLine="0"/>
+              <w:rPr>
+                <w:szCs w:val="26"/>
+              </w:rPr>
+            </w:pPr>
+            <w:r>
+              <w:rPr>
+                <w:szCs w:val="26"/>
+              </w:rPr>
+              <w:t>- Thiết kế pop-up nhập mật khẩu tại chức năng Hủy.</w:t>
+            </w:r>
+          </w:p>
+          <w:p>
+            <w:pPr>
+              <w:spacing w:after="120"/>
+              <w:ind w:firstLine="0"/>
+              <w:rPr>
+                <w:szCs w:val="26"/>
+              </w:rPr>
+            </w:pPr>
           </w:p>
         </w:tc>
       </w:tr>
@@ -8025,14 +7882,14 @@
               <w:spacing w:after="120"/>
               <w:ind w:firstLine="0"/>
               <w:rPr>
-                <w:sz w:val="24"/>
-              </w:rPr>
-            </w:pPr>
-            <w:r>
-              <w:rPr>
-                <w:sz w:val="24"/>
-              </w:rPr>
-              <w:t>Tại màn hình Quản lý lịch hẹn. Trong trường hợp khách hàng đặt lịch trùng giờ với một khách đã được xác nhận trước đó, tôi đề xuất hệ thống sẽ tự động hiển thị thông báo lỗi màu đỏ "Khung giờ này đã kín lịch" và vô hiệu hóa nút "Xác nhận lịch". Phương án này có được không?</w:t>
+                <w:szCs w:val="26"/>
+              </w:rPr>
+            </w:pPr>
+            <w:r>
+              <w:rPr>
+                <w:szCs w:val="26"/>
+              </w:rPr>
+              <w:t>Tại màn hình Quản lý lịch hẹn. Trong trường hợp khách đặt lịch trùng giờ với một khách đã được xác nhận trước đó, tôi đề xuất hệ thống sẽ hiển thị thông báo lỗi màu đỏ "Khung giờ này đã kín lịch" và vô hiệu hóa nút "Xác nhận lịch". Phương án này có được không?</w:t>
             </w:r>
           </w:p>
         </w:tc>
@@ -8046,14 +7903,14 @@
               <w:spacing w:after="120"/>
               <w:ind w:firstLine="0"/>
               <w:rPr>
-                <w:sz w:val="24"/>
-              </w:rPr>
-            </w:pPr>
-            <w:r>
-              <w:rPr>
-                <w:sz w:val="24"/>
-              </w:rPr>
-              <w:t>Nhóm chốt phương án khóa nút để chặn lỗi trùng lịch. Ngoài ra, nhóm sẽ code thêm tính năng tự động gợi ý các khung giờ trống gần nhất để nhân viên tiện tư vấn lại cho khách.</w:t>
+                <w:szCs w:val="26"/>
+              </w:rPr>
+            </w:pPr>
+            <w:r>
+              <w:rPr>
+                <w:szCs w:val="26"/>
+              </w:rPr>
+              <w:t>Chấp nhận phương án khóa nút. Sẽ tốt hơn nếu hệ thống có thể tự động gợi ý các khung giờ trống gần nhất để nhân viên tiện tư vấn ngay cho khách.</w:t>
             </w:r>
           </w:p>
         </w:tc>
@@ -8067,15 +7924,39 @@
               <w:spacing w:after="120"/>
               <w:ind w:firstLine="0"/>
               <w:rPr>
-                <w:sz w:val="24"/>
-              </w:rPr>
-            </w:pPr>
-            <w:r>
-              <w:rPr>
-                <w:sz w:val="24"/>
-              </w:rPr>
-              <w:t>Cần viết thuật toán so sánh thời gian (Time check) trong hàm xử lý logic.</w:t>
-            </w:r>
+                <w:szCs w:val="26"/>
+              </w:rPr>
+            </w:pPr>
+            <w:r>
+              <w:rPr>
+                <w:szCs w:val="26"/>
+              </w:rPr>
+              <w:t>- Viết thuật toán so sánh thời gian (Time check) trong hàm xử lý logic.</w:t>
+            </w:r>
+          </w:p>
+          <w:p>
+            <w:pPr>
+              <w:spacing w:after="120"/>
+              <w:ind w:firstLine="0"/>
+              <w:rPr>
+                <w:szCs w:val="26"/>
+              </w:rPr>
+            </w:pPr>
+            <w:r>
+              <w:rPr>
+                <w:szCs w:val="26"/>
+              </w:rPr>
+              <w:t>- Code thêm tính năng gợi ý giờ trống.</w:t>
+            </w:r>
+          </w:p>
+          <w:p>
+            <w:pPr>
+              <w:spacing w:after="120"/>
+              <w:ind w:firstLine="0"/>
+              <w:rPr>
+                <w:szCs w:val="26"/>
+              </w:rPr>
+            </w:pPr>
           </w:p>
         </w:tc>
       </w:tr>
@@ -8113,12 +7994,12 @@
               <w:spacing w:after="120"/>
               <w:ind w:firstLine="0"/>
               <w:rPr>
-                <w:sz w:val="24"/>
-              </w:rPr>
-            </w:pPr>
-            <w:r>
-              <w:rPr>
-                <w:sz w:val="24"/>
+                <w:szCs w:val="26"/>
+              </w:rPr>
+            </w:pPr>
+            <w:r>
+              <w:rPr>
+                <w:szCs w:val="26"/>
               </w:rPr>
               <w:t>Liên quan đến cấu trúc lưu trữ dữ liệu. Tôi đề xuất mỗi thú cưng sẽ có một "Mã thú cưng" (Pet_ID) liên kết trực tiếp với "Mã khách hàng" (Customer_ID). Khi nhân viên nhập Số điện thoại để tra cứu, hệ thống sẽ hiển thị thông tin Khách hàng đó kèm theo danh sách tất cả thú cưng của họ. Đề xuất này có đúng với nghiệp vụ không? Mong cô giúp đỡ.</w:t>
             </w:r>
@@ -8134,14 +8015,14 @@
               <w:spacing w:after="120"/>
               <w:ind w:firstLine="0"/>
               <w:rPr>
-                <w:sz w:val="24"/>
-              </w:rPr>
-            </w:pPr>
-            <w:r>
-              <w:rPr>
-                <w:sz w:val="24"/>
-              </w:rPr>
-              <w:t>Nhóm xác nhận thiết kế cơ sở dữ liệu theo quan hệ 1-N (1 Khách hàng có nhiều Thú cưng). Số điện thoại chỉ dùng làm từ khóa tìm kiếm (keyword) trên giao diện.</w:t>
+                <w:szCs w:val="26"/>
+              </w:rPr>
+            </w:pPr>
+            <w:r>
+              <w:rPr>
+                <w:szCs w:val="26"/>
+              </w:rPr>
+              <w:t>Đúng nghiệp vụ. Một khách hàng có thể nuôi nhiều thú cưng. Việc dùng Số điện thoại làm từ khóa tra cứu thông tin là rất thực tế.</w:t>
             </w:r>
           </w:p>
         </w:tc>
@@ -8155,15 +8036,39 @@
               <w:spacing w:after="120"/>
               <w:ind w:firstLine="0"/>
               <w:rPr>
-                <w:sz w:val="24"/>
-              </w:rPr>
-            </w:pPr>
-            <w:r>
-              <w:rPr>
-                <w:sz w:val="24"/>
-              </w:rPr>
-              <w:t>Cập nhật lại sơ đồ Class Diagram và ERD.</w:t>
-            </w:r>
+                <w:szCs w:val="26"/>
+              </w:rPr>
+            </w:pPr>
+            <w:r>
+              <w:rPr>
+                <w:szCs w:val="26"/>
+              </w:rPr>
+              <w:t>- Cập nhật lại sơ đồ Class Diagram và ERD.</w:t>
+            </w:r>
+          </w:p>
+          <w:p>
+            <w:pPr>
+              <w:spacing w:after="120"/>
+              <w:ind w:firstLine="0"/>
+              <w:rPr>
+                <w:szCs w:val="26"/>
+              </w:rPr>
+            </w:pPr>
+            <w:r>
+              <w:rPr>
+                <w:szCs w:val="26"/>
+              </w:rPr>
+              <w:t>- Thiết kế CSDL theo quan hệ 1-N (1 Khách hàng - Nhiều Thú cưng).</w:t>
+            </w:r>
+          </w:p>
+          <w:p>
+            <w:pPr>
+              <w:spacing w:after="120"/>
+              <w:ind w:firstLine="0"/>
+              <w:rPr>
+                <w:szCs w:val="26"/>
+              </w:rPr>
+            </w:pPr>
           </w:p>
         </w:tc>
       </w:tr>
@@ -8202,12 +8107,12 @@
               <w:spacing w:after="120"/>
               <w:ind w:firstLine="0"/>
               <w:rPr>
-                <w:sz w:val="24"/>
-              </w:rPr>
-            </w:pPr>
-            <w:r>
-              <w:rPr>
-                <w:sz w:val="24"/>
+                <w:szCs w:val="26"/>
+              </w:rPr>
+            </w:pPr>
+            <w:r>
+              <w:rPr>
+                <w:szCs w:val="26"/>
               </w:rPr>
               <w:t>Tại màn hình Bán hàng, khi nhân viên quét mã phụ kiện nhưng số lượng tồn kho báo bằng 0. Tôi đề xuất khóa nút "Thêm vào giỏ" và thông báo đỏ "Sản phẩm hết hàng" để tránh sai sót xuất kho âm. Phương án này có hợp lý không?</w:t>
             </w:r>
@@ -8223,14 +8128,14 @@
               <w:spacing w:after="120"/>
               <w:ind w:firstLine="0"/>
               <w:rPr>
-                <w:sz w:val="24"/>
-              </w:rPr>
-            </w:pPr>
-            <w:r>
-              <w:rPr>
-                <w:sz w:val="24"/>
-              </w:rPr>
-              <w:t>Nhóm thống nhất chọn phương án này. Bắt buộc phải khóa nút "Thêm vào giỏ" ngay từ đầu để ngăn chặn hoàn toàn rủi ro xuất kho bị âm.</w:t>
+                <w:szCs w:val="26"/>
+              </w:rPr>
+            </w:pPr>
+            <w:r>
+              <w:rPr>
+                <w:szCs w:val="26"/>
+              </w:rPr>
+              <w:t>Hoàn toàn đồng ý. Bắt buộc phải chặn ngay từ đầu để ngăn rủi ro kho bị xuất âm.</w:t>
             </w:r>
           </w:p>
         </w:tc>
@@ -8244,14 +8149,14 @@
               <w:spacing w:after="120"/>
               <w:ind w:firstLine="0"/>
               <w:rPr>
-                <w:sz w:val="24"/>
-              </w:rPr>
-            </w:pPr>
-            <w:r>
-              <w:rPr>
-                <w:sz w:val="24"/>
-              </w:rPr>
-              <w:t>Ưu tiên cao. Xử lý validation ngay trên giao diện Front-end (JavaScript).</w:t>
+                <w:szCs w:val="26"/>
+              </w:rPr>
+            </w:pPr>
+            <w:r>
+              <w:rPr>
+                <w:szCs w:val="26"/>
+              </w:rPr>
+              <w:t>Ưu tiên cao: Xử lý validation ngay trên giao diện Front-end để khóa nút ngay lập tức.</w:t>
             </w:r>
           </w:p>
         </w:tc>
@@ -8290,14 +8195,14 @@
               <w:spacing w:after="120"/>
               <w:ind w:firstLine="0"/>
               <w:rPr>
-                <w:sz w:val="24"/>
-              </w:rPr>
-            </w:pPr>
-            <w:r>
-              <w:rPr>
-                <w:sz w:val="24"/>
-              </w:rPr>
-              <w:t>Đối với màn hình Thanh toán, khi khách hàng vừa mua phụ kiện vừa làm dịch vụ tắm tỉa. Theo tôi hiểu, Nhân viên bán hàng sẽ dùng chức năng "Gộp phiếu" dựa trên dữ liệu khách hàng để xuất ra 1 Hóa đơn duy nhất bao gồm cả 2 khoản phí (hàng hóa + dịch vụ). Tôi hiểu quy trình này có đúng không?</w:t>
+                <w:szCs w:val="26"/>
+              </w:rPr>
+            </w:pPr>
+            <w:r>
+              <w:rPr>
+                <w:szCs w:val="26"/>
+              </w:rPr>
+              <w:t>Đối với màn hình Thanh toán, khi khách hàng vừa mua phụ kiện vừa làm dịch vụ tắm tỉa. Theo tôi hiểu, Nhân viên bán hàng sẽ dùng chức năng "Gộp phiếu" để xuất ra 1 Hóa đơn duy nhất bao gồm cả 2 khoản phí. Tôi hiểu quy trình này có đúng không?</w:t>
             </w:r>
           </w:p>
         </w:tc>
@@ -8311,14 +8216,14 @@
               <w:spacing w:after="120"/>
               <w:ind w:firstLine="0"/>
               <w:rPr>
-                <w:sz w:val="24"/>
-              </w:rPr>
-            </w:pPr>
-            <w:r>
-              <w:rPr>
-                <w:sz w:val="24"/>
-              </w:rPr>
-              <w:t>Nhóm xác nhận sẽ triển khai chức năng "Gộp phiếu" để tối ưu trải nghiệm khách hàng, tránh việc phải thanh toán hay in biên lai 2 lần rườm rà.</w:t>
+                <w:szCs w:val="26"/>
+              </w:rPr>
+            </w:pPr>
+            <w:r>
+              <w:rPr>
+                <w:szCs w:val="26"/>
+              </w:rPr>
+              <w:t>Đúng. Cần tối ưu trải nghiệm khách hàng, tránh việc bắt họ thanh toán và nhận 2 biên lai lắt nhắt cho cùng một lần ghé cửa hàng.</w:t>
             </w:r>
           </w:p>
         </w:tc>
@@ -8332,15 +8237,29 @@
               <w:spacing w:after="120"/>
               <w:ind w:firstLine="0"/>
               <w:rPr>
-                <w:sz w:val="24"/>
-              </w:rPr>
-            </w:pPr>
-            <w:r>
-              <w:rPr>
-                <w:sz w:val="24"/>
-              </w:rPr>
-              <w:t>Cần thiết kế bảng Hóa đơn linh hoạt để chứa cả 2 loại mã Dịch vụ và Phụ kiện.</w:t>
-            </w:r>
+                <w:szCs w:val="26"/>
+              </w:rPr>
+            </w:pPr>
+            <w:r>
+              <w:rPr>
+                <w:szCs w:val="26"/>
+              </w:rPr>
+              <w:t xml:space="preserve">- Thiết kế bảng Invoice (Hóa đơn) trong CSDL linh hoạt để chứa và phân biệt được cả 2 loại mã Dịch vụ và Phụ </w:t>
+            </w:r>
+            <w:proofErr w:type="gramStart"/>
+            <w:r>
+              <w:rPr>
+                <w:szCs w:val="26"/>
+              </w:rPr>
+              <w:t>kiện.</w:t>
+            </w:r>
+            <w:r>
+              <w:rPr>
+                <w:szCs w:val="26"/>
+              </w:rPr>
+              <w:t>.</w:t>
+            </w:r>
+            <w:proofErr w:type="gramEnd"/>
           </w:p>
         </w:tc>
       </w:tr>
@@ -8378,21 +8297,21 @@
               <w:spacing w:after="120"/>
               <w:ind w:firstLine="0"/>
               <w:rPr>
-                <w:sz w:val="24"/>
-              </w:rPr>
-            </w:pPr>
-            <w:r>
-              <w:rPr>
-                <w:sz w:val="24"/>
-              </w:rPr>
-              <w:t xml:space="preserve">Liên quan đến tính toàn vẹn dữ liệu. Khi một hóa đơn đã được lưu vào DB, theo tôi hiểu thì không ai được phép "Xóa" cứng (Delete). Nếu có sai sót, Nhân viên bán hàng chỉ được phép thao tác đổi trạng thái thành "Đã hủy" (Cancel) dưới sự phê </w:t>
-            </w:r>
-            <w:r>
-              <w:rPr>
-                <w:sz w:val="24"/>
+                <w:szCs w:val="26"/>
+              </w:rPr>
+            </w:pPr>
+            <w:r>
+              <w:rPr>
+                <w:szCs w:val="26"/>
+              </w:rPr>
+              <w:t xml:space="preserve">Liên quan đến tính toàn vẹn dữ liệu. Khi một hóa đơn đã lưu vào DB, tôi hiểu là không được phép "Xóa" cứng (Delete). Nếu sai sót, Nhân viên chỉ được thao tác đổi trạng thái thành "Đã </w:t>
+            </w:r>
+            <w:r>
+              <w:rPr>
+                <w:szCs w:val="26"/>
               </w:rPr>
               <w:lastRenderedPageBreak/>
-              <w:t>duyệt của Chủ cửa hàng. Tôi hiểu như vậy có đúng không?</w:t>
+              <w:t>hủy" dưới sự phê duyệt của Chủ cửa hàng. Tôi hiểu như vậy có đúng không?</w:t>
             </w:r>
           </w:p>
         </w:tc>
@@ -8406,15 +8325,15 @@
               <w:spacing w:after="120"/>
               <w:ind w:firstLine="0"/>
               <w:rPr>
-                <w:sz w:val="24"/>
-              </w:rPr>
-            </w:pPr>
-            <w:r>
-              <w:rPr>
-                <w:sz w:val="24"/>
+                <w:szCs w:val="26"/>
+              </w:rPr>
+            </w:pPr>
+            <w:r>
+              <w:rPr>
+                <w:szCs w:val="26"/>
               </w:rPr>
               <w:lastRenderedPageBreak/>
-              <w:t>Nhóm chốt không sử dụng lệnh Delete vật lý trong CSDL đối với Hóa đơn. Nhóm sẽ thiết kế thêm 2 trường dữ liệu là "Lý do hủy" và "Người phê duyệt" vào bảng Hóa đơn.</w:t>
+              <w:t>Chuẩn nghiệp vụ. Tuyệt đối không xóa dữ liệu hóa đơn. Khi chuyển sang trạng thái "Đã hủy", hệ thống cần ghi nhận lại Lý do hủy và Tên người phê duyệt.</w:t>
             </w:r>
           </w:p>
         </w:tc>
@@ -8428,15 +8347,39 @@
               <w:spacing w:after="120"/>
               <w:ind w:firstLine="0"/>
               <w:rPr>
-                <w:sz w:val="24"/>
-              </w:rPr>
-            </w:pPr>
-            <w:r>
-              <w:rPr>
-                <w:sz w:val="24"/>
-              </w:rPr>
-              <w:t>Cập nhật thêm 2 thuộc tính mới vào bảng Invoice trong CSDL.</w:t>
-            </w:r>
+                <w:szCs w:val="26"/>
+              </w:rPr>
+            </w:pPr>
+            <w:r>
+              <w:rPr>
+                <w:szCs w:val="26"/>
+              </w:rPr>
+              <w:t>- Không sử dụng lệnh Delete vật lý.</w:t>
+            </w:r>
+          </w:p>
+          <w:p>
+            <w:pPr>
+              <w:spacing w:after="120"/>
+              <w:ind w:firstLine="0"/>
+              <w:rPr>
+                <w:szCs w:val="26"/>
+              </w:rPr>
+            </w:pPr>
+            <w:r>
+              <w:rPr>
+                <w:szCs w:val="26"/>
+              </w:rPr>
+              <w:t>- Cập nhật thêm 2 thuộc tính mới: "Lý do hủy" và "Người phê duyệt" vào bảng Invoice.</w:t>
+            </w:r>
+          </w:p>
+          <w:p>
+            <w:pPr>
+              <w:spacing w:after="120"/>
+              <w:ind w:firstLine="0"/>
+              <w:rPr>
+                <w:szCs w:val="26"/>
+              </w:rPr>
+            </w:pPr>
           </w:p>
         </w:tc>
       </w:tr>
@@ -8474,14 +8417,14 @@
               <w:spacing w:after="120"/>
               <w:ind w:firstLine="0"/>
               <w:rPr>
-                <w:sz w:val="24"/>
-              </w:rPr>
-            </w:pPr>
-            <w:r>
-              <w:rPr>
-                <w:sz w:val="24"/>
-              </w:rPr>
-              <w:t>Tại màn hình Login, trường hợp nhân viên nhập sai mật khẩu quá 3 lần, tôi đề xuất: Hệ thống sẽ khóa chức năng đăng nhập của tài khoản đó trong 15 phút và hiển thị message màu đỏ "Tài khoản tạm khóa do nhập sai nhiều lần". Đề xuất này có hợp lý không? Mong cô confirm.</w:t>
+                <w:szCs w:val="26"/>
+              </w:rPr>
+            </w:pPr>
+            <w:r>
+              <w:rPr>
+                <w:szCs w:val="26"/>
+              </w:rPr>
+              <w:t>Tại màn hình Login, trường hợp nhân viên nhập sai mật khẩu quá 3 lần, tôi đề xuất hệ thống sẽ khóa chức năng đăng nhập tài khoản đó trong 15 phút và hiển thị thông báo "Tài khoản tạm khóa". Đề xuất này có hợp lý không?</w:t>
             </w:r>
           </w:p>
         </w:tc>
@@ -8495,14 +8438,14 @@
               <w:spacing w:after="120"/>
               <w:ind w:firstLine="0"/>
               <w:rPr>
-                <w:sz w:val="24"/>
-              </w:rPr>
-            </w:pPr>
-            <w:r>
-              <w:rPr>
-                <w:sz w:val="24"/>
-              </w:rPr>
-              <w:t>Nhóm xác nhận áp dụng cơ chế khóa tài khoản. Tuy nhiên, thời gian khóa sẽ được điều chỉnh giảm xuống còn 5 phút thay vì 15 phút để phù hợp với môi trường làm việc thực tế.</w:t>
+                <w:szCs w:val="26"/>
+              </w:rPr>
+            </w:pPr>
+            <w:r>
+              <w:rPr>
+                <w:szCs w:val="26"/>
+              </w:rPr>
+              <w:t>Cơ chế khóa để bảo mật là cần thiết. Tuy nhiên 15 phút trong môi trường bán lẻ là hơi lâu, dễ làm gián đoạn công việc. Nên giảm thời gian khóa xuống còn 5 phút.</w:t>
             </w:r>
           </w:p>
         </w:tc>
@@ -8516,15 +8459,39 @@
               <w:spacing w:after="120"/>
               <w:ind w:firstLine="0"/>
               <w:rPr>
-                <w:sz w:val="24"/>
-              </w:rPr>
-            </w:pPr>
-            <w:r>
-              <w:rPr>
-                <w:sz w:val="24"/>
-              </w:rPr>
-              <w:t>Cần lưu bộ đếm số lần sai (Login attempts) vào CSDL hoặc Session.</w:t>
-            </w:r>
+                <w:szCs w:val="26"/>
+              </w:rPr>
+            </w:pPr>
+            <w:r>
+              <w:rPr>
+                <w:szCs w:val="26"/>
+              </w:rPr>
+              <w:t>- Cần lưu bộ đếm số lần sai (Login attempts) vào CSDL hoặc Session.</w:t>
+            </w:r>
+          </w:p>
+          <w:p>
+            <w:pPr>
+              <w:spacing w:after="120"/>
+              <w:ind w:firstLine="0"/>
+              <w:rPr>
+                <w:szCs w:val="26"/>
+              </w:rPr>
+            </w:pPr>
+            <w:r>
+              <w:rPr>
+                <w:szCs w:val="26"/>
+              </w:rPr>
+              <w:t>- Cấu hình thời gian khóa là 5 phút.</w:t>
+            </w:r>
+          </w:p>
+          <w:p>
+            <w:pPr>
+              <w:spacing w:after="120"/>
+              <w:ind w:firstLine="0"/>
+              <w:rPr>
+                <w:szCs w:val="26"/>
+              </w:rPr>
+            </w:pPr>
           </w:p>
         </w:tc>
       </w:tr>
@@ -8534,21 +8501,21 @@
       <w:pPr>
         <w:pStyle w:val="Heading2"/>
       </w:pPr>
-      <w:bookmarkStart w:id="21" w:name="_Toc238646966"/>
+      <w:bookmarkStart w:id="20" w:name="_Toc240195148"/>
       <w:r>
         <w:t>Yêu vầu chức năng:</w:t>
       </w:r>
+      <w:bookmarkEnd w:id="20"/>
+    </w:p>
+    <w:p>
+      <w:pPr>
+        <w:pStyle w:val="Heading3"/>
+      </w:pPr>
+      <w:bookmarkStart w:id="21" w:name="_Toc240195149"/>
+      <w:r>
+        <w:t>Yêu cầu về lưu trữ</w:t>
+      </w:r>
       <w:bookmarkEnd w:id="21"/>
-    </w:p>
-    <w:p>
-      <w:pPr>
-        <w:pStyle w:val="Heading3"/>
-      </w:pPr>
-      <w:bookmarkStart w:id="22" w:name="_Toc238646967"/>
-      <w:r>
-        <w:t>Yêu cầu về lưu trữ</w:t>
-      </w:r>
-      <w:bookmarkEnd w:id="22"/>
     </w:p>
     <w:p>
       <w:pPr>
@@ -8796,11 +8763,11 @@
       <w:pPr>
         <w:pStyle w:val="Heading3"/>
       </w:pPr>
-      <w:bookmarkStart w:id="23" w:name="_Toc238646968"/>
+      <w:bookmarkStart w:id="22" w:name="_Toc240195150"/>
       <w:r>
         <w:t>Yêu cầu về tính năng</w:t>
       </w:r>
-      <w:bookmarkEnd w:id="23"/>
+      <w:bookmarkEnd w:id="22"/>
     </w:p>
     <w:p>
       <w:pPr>
@@ -9165,34 +9132,34 @@
         <w:rPr>
           <w:szCs w:val="26"/>
         </w:rPr>
-        <w:t>Hệ thống tổng hợp dữ liệu đã lưu trữ để hỗ trợ quản lý và đánh giá hoạt động của cửa hàng. Các nội dung có thể thống kê gồm số lượng khách hàng, thú cưng, sản phẩm, dịch vụ, tình hình tồn kho, số lượng lịch hẹn, số lượng hóa đơn và doanh thu từ bán sản phẩm và cung cấp dịch vụ theo khoảng thời gian</w:t>
+        <w:t xml:space="preserve">Hệ thống tổng hợp dữ liệu đã lưu trữ để hỗ trợ quản lý và đánh giá hoạt động của cửa hàng. Các nội dung có thể thống kê gồm </w:t>
       </w:r>
       <w:r>
         <w:rPr>
           <w:szCs w:val="26"/>
         </w:rPr>
-        <w:t>.</w:t>
+        <w:t>doanh thu theo thời gian, số lượng sản phẩm bán ra, số lượng dịch vụ đã sử dụng, báo cáo danh sách hàng hóa tồn kho.</w:t>
       </w:r>
     </w:p>
     <w:p>
       <w:pPr>
         <w:pStyle w:val="Heading2"/>
       </w:pPr>
-      <w:bookmarkStart w:id="24" w:name="_Toc238646969"/>
+      <w:bookmarkStart w:id="23" w:name="_Toc240195151"/>
       <w:r>
         <w:t>Yêu cầu phi chức năng:</w:t>
       </w:r>
+      <w:bookmarkEnd w:id="23"/>
+    </w:p>
+    <w:p>
+      <w:pPr>
+        <w:pStyle w:val="Heading3"/>
+      </w:pPr>
+      <w:bookmarkStart w:id="24" w:name="_Toc240195152"/>
+      <w:r>
+        <w:t>Hiệu Suất</w:t>
+      </w:r>
       <w:bookmarkEnd w:id="24"/>
-    </w:p>
-    <w:p>
-      <w:pPr>
-        <w:pStyle w:val="Heading3"/>
-      </w:pPr>
-      <w:bookmarkStart w:id="25" w:name="_Toc238646970"/>
-      <w:r>
-        <w:t>Hiệu Suất</w:t>
-      </w:r>
-      <w:bookmarkEnd w:id="25"/>
     </w:p>
     <w:p>
       <w:pPr>
@@ -9253,11 +9220,11 @@
       <w:pPr>
         <w:pStyle w:val="Heading3"/>
       </w:pPr>
-      <w:bookmarkStart w:id="26" w:name="_Toc238646971"/>
+      <w:bookmarkStart w:id="25" w:name="_Toc240195153"/>
       <w:r>
         <w:t>Tính tương thích</w:t>
       </w:r>
-      <w:bookmarkEnd w:id="26"/>
+      <w:bookmarkEnd w:id="25"/>
     </w:p>
     <w:p>
       <w:pPr>
@@ -9320,11 +9287,11 @@
       <w:pPr>
         <w:pStyle w:val="Heading3"/>
       </w:pPr>
-      <w:bookmarkStart w:id="27" w:name="_Toc238646972"/>
+      <w:bookmarkStart w:id="26" w:name="_Toc240195154"/>
       <w:r>
         <w:t>Tính tin cậy</w:t>
       </w:r>
-      <w:bookmarkEnd w:id="27"/>
+      <w:bookmarkEnd w:id="26"/>
     </w:p>
     <w:p>
       <w:pPr>
@@ -9413,7 +9380,7 @@
       <w:pPr>
         <w:pStyle w:val="Heading3"/>
       </w:pPr>
-      <w:bookmarkStart w:id="28" w:name="_Toc238646973"/>
+      <w:bookmarkStart w:id="27" w:name="_Toc240195155"/>
       <w:proofErr w:type="gramStart"/>
       <w:r>
         <w:t>An</w:t>
@@ -9422,7 +9389,7 @@
       <w:r>
         <w:t xml:space="preserve"> toàn thông tin</w:t>
       </w:r>
-      <w:bookmarkEnd w:id="28"/>
+      <w:bookmarkEnd w:id="27"/>
     </w:p>
     <w:p>
       <w:pPr>
@@ -9506,12 +9473,12 @@
       <w:pPr>
         <w:pStyle w:val="Heading1"/>
       </w:pPr>
-      <w:bookmarkStart w:id="29" w:name="_Toc238646974"/>
+      <w:bookmarkStart w:id="28" w:name="_Toc240195156"/>
       <w:r>
         <w:lastRenderedPageBreak/>
         <w:t>CƠ SỞ LÝ THUYẾT</w:t>
       </w:r>
-      <w:bookmarkEnd w:id="29"/>
+      <w:bookmarkEnd w:id="28"/>
     </w:p>
     <w:p>
       <w:pPr>
@@ -9524,7 +9491,7 @@
           <w:color w:val="548DD4" w:themeColor="text2" w:themeTint="99"/>
         </w:rPr>
       </w:pPr>
-      <w:bookmarkStart w:id="30" w:name="_Toc169424247"/>
+      <w:bookmarkStart w:id="29" w:name="_Toc169424247"/>
       <w:bookmarkEnd w:id="1"/>
       <w:r>
         <w:rPr>
@@ -9556,24 +9523,24 @@
       <w:pPr>
         <w:pStyle w:val="Heading2"/>
       </w:pPr>
-      <w:bookmarkStart w:id="31" w:name="_Toc238646975"/>
+      <w:bookmarkStart w:id="30" w:name="_Toc240195157"/>
       <w:r>
         <w:t>Tổng quan các công nghệ sử dụng</w:t>
       </w:r>
+      <w:bookmarkEnd w:id="30"/>
+      <w:r>
+        <w:t xml:space="preserve"> </w:t>
+      </w:r>
+    </w:p>
+    <w:p>
+      <w:pPr>
+        <w:pStyle w:val="Heading2"/>
+      </w:pPr>
+      <w:bookmarkStart w:id="31" w:name="_Toc240195158"/>
+      <w:r>
+        <w:t>Cơ sở lý thuyết về các công nghệ chính</w:t>
+      </w:r>
       <w:bookmarkEnd w:id="31"/>
-      <w:r>
-        <w:t xml:space="preserve"> </w:t>
-      </w:r>
-    </w:p>
-    <w:p>
-      <w:pPr>
-        <w:pStyle w:val="Heading2"/>
-      </w:pPr>
-      <w:bookmarkStart w:id="32" w:name="_Toc238646976"/>
-      <w:r>
-        <w:t>Cơ sở lý thuyết về các công nghệ chính</w:t>
-      </w:r>
-      <w:bookmarkEnd w:id="32"/>
       <w:r>
         <w:t xml:space="preserve"> </w:t>
       </w:r>
@@ -9644,12 +9611,12 @@
           <w:color w:val="FF0000"/>
         </w:rPr>
       </w:pPr>
-      <w:bookmarkStart w:id="33" w:name="_Toc238646977"/>
+      <w:bookmarkStart w:id="32" w:name="_Toc240195159"/>
       <w:r>
         <w:lastRenderedPageBreak/>
         <w:t>PHÂN TÍCH</w:t>
       </w:r>
-      <w:bookmarkEnd w:id="33"/>
+      <w:bookmarkEnd w:id="32"/>
       <w:r>
         <w:t xml:space="preserve"> </w:t>
       </w:r>
@@ -9703,42 +9670,64 @@
           <w:numId w:val="3"/>
         </w:numPr>
       </w:pPr>
-      <w:bookmarkStart w:id="34" w:name="_Toc238646978"/>
-      <w:bookmarkEnd w:id="30"/>
+      <w:bookmarkStart w:id="33" w:name="_Toc240195160"/>
+      <w:bookmarkEnd w:id="29"/>
       <w:r>
         <w:t>Mô hình UseCase tổng quát:</w:t>
       </w:r>
+      <w:bookmarkEnd w:id="33"/>
+    </w:p>
+    <w:p>
+      <w:r>
+        <w:rPr>
+          <w:noProof/>
+        </w:rPr>
+        <w:drawing>
+          <wp:inline distT="0" distB="0" distL="0" distR="0" wp14:anchorId="136899B0" wp14:editId="5604682D">
+            <wp:extent cx="5568190" cy="2830982"/>
+            <wp:effectExtent l="0" t="0" r="0" b="7620"/>
+            <wp:docPr id="1317675990" name="Picture 1"/>
+            <wp:cNvGraphicFramePr>
+              <a:graphicFrameLocks xmlns:a="http://schemas.openxmlformats.org/drawingml/2006/main" noChangeAspect="1"/>
+            </wp:cNvGraphicFramePr>
+            <a:graphic xmlns:a="http://schemas.openxmlformats.org/drawingml/2006/main">
+              <a:graphicData uri="http://schemas.openxmlformats.org/drawingml/2006/picture">
+                <pic:pic xmlns:pic="http://schemas.openxmlformats.org/drawingml/2006/picture">
+                  <pic:nvPicPr>
+                    <pic:cNvPr id="1317675990" name=""/>
+                    <pic:cNvPicPr/>
+                  </pic:nvPicPr>
+                  <pic:blipFill>
+                    <a:blip r:embed="rId13"/>
+                    <a:stretch>
+                      <a:fillRect/>
+                    </a:stretch>
+                  </pic:blipFill>
+                  <pic:spPr>
+                    <a:xfrm>
+                      <a:off x="0" y="0"/>
+                      <a:ext cx="5583844" cy="2838941"/>
+                    </a:xfrm>
+                    <a:prstGeom prst="rect">
+                      <a:avLst/>
+                    </a:prstGeom>
+                  </pic:spPr>
+                </pic:pic>
+              </a:graphicData>
+            </a:graphic>
+          </wp:inline>
+        </w:drawing>
+      </w:r>
+    </w:p>
+    <w:p>
+      <w:pPr>
+        <w:pStyle w:val="Heading2"/>
+      </w:pPr>
+      <w:bookmarkStart w:id="34" w:name="_Toc240195161"/>
+      <w:r>
+        <w:t>Danh sách các tác nhân và mô tả:</w:t>
+      </w:r>
       <w:bookmarkEnd w:id="34"/>
-    </w:p>
-    <w:p>
-      <w:pPr>
-        <w:spacing w:after="120" w:line="240" w:lineRule="auto"/>
-        <w:ind w:left="600"/>
-        <w:rPr>
-          <w:i/>
-          <w:color w:val="0000FF"/>
-          <w:szCs w:val="26"/>
-        </w:rPr>
-      </w:pPr>
-      <w:r>
-        <w:rPr>
-          <w:i/>
-          <w:color w:val="0000FF"/>
-          <w:szCs w:val="26"/>
-        </w:rPr>
-        <w:t>&lt;Mô hình Use case ở mức tổng quát&gt;.</w:t>
-      </w:r>
-    </w:p>
-    <w:p/>
-    <w:p>
-      <w:pPr>
-        <w:pStyle w:val="Heading2"/>
-      </w:pPr>
-      <w:bookmarkStart w:id="35" w:name="_Toc238646979"/>
-      <w:r>
-        <w:t>Danh sách các tác nhân và mô tả:</w:t>
-      </w:r>
-      <w:bookmarkEnd w:id="35"/>
     </w:p>
     <w:p>
       <w:pPr>
@@ -9982,11 +9971,11 @@
       <w:pPr>
         <w:pStyle w:val="Heading2"/>
       </w:pPr>
-      <w:bookmarkStart w:id="36" w:name="_Toc238646980"/>
+      <w:bookmarkStart w:id="35" w:name="_Toc240195162"/>
       <w:r>
         <w:t>Danh sách các UseCase:</w:t>
       </w:r>
-      <w:bookmarkEnd w:id="36"/>
+      <w:bookmarkEnd w:id="35"/>
     </w:p>
     <w:p>
       <w:pPr>
@@ -10443,13 +10432,13 @@
       <w:pPr>
         <w:pStyle w:val="Heading2"/>
       </w:pPr>
-      <w:bookmarkStart w:id="37" w:name="_Toc83627364"/>
-      <w:bookmarkStart w:id="38" w:name="_Toc238646981"/>
+      <w:bookmarkStart w:id="36" w:name="_Toc83627364"/>
+      <w:bookmarkStart w:id="37" w:name="_Toc240195163"/>
       <w:r>
         <w:t>ĐẶC TẢ CÁC YÊU CẦU CHỨC NĂNG (FUNCTIONAL)</w:t>
       </w:r>
+      <w:bookmarkEnd w:id="36"/>
       <w:bookmarkEnd w:id="37"/>
-      <w:bookmarkEnd w:id="38"/>
     </w:p>
     <w:p>
       <w:pPr>
@@ -10473,31 +10462,30 @@
       <w:pPr>
         <w:pStyle w:val="Heading3"/>
       </w:pPr>
-      <w:bookmarkStart w:id="39" w:name="_Toc207611056"/>
-      <w:bookmarkStart w:id="40" w:name="_Toc83627365"/>
-      <w:bookmarkStart w:id="41" w:name="_Toc238646982"/>
-      <w:r>
-        <w:lastRenderedPageBreak/>
+      <w:bookmarkStart w:id="38" w:name="_Toc207611056"/>
+      <w:bookmarkStart w:id="39" w:name="_Toc83627365"/>
+      <w:bookmarkStart w:id="40" w:name="_Toc240195164"/>
+      <w:r>
         <w:t>UC001_Tên use case</w:t>
       </w:r>
+      <w:bookmarkEnd w:id="38"/>
       <w:bookmarkEnd w:id="39"/>
       <w:bookmarkEnd w:id="40"/>
+      <w:r>
+        <w:t xml:space="preserve"> </w:t>
+      </w:r>
+    </w:p>
+    <w:p>
+      <w:pPr>
+        <w:pStyle w:val="Heading4"/>
+      </w:pPr>
+      <w:bookmarkStart w:id="41" w:name="_Toc207611057"/>
+      <w:bookmarkStart w:id="42" w:name="_Toc83627366"/>
+      <w:r>
+        <w:t>Mô tả use case UC001</w:t>
+      </w:r>
       <w:bookmarkEnd w:id="41"/>
-      <w:r>
-        <w:t xml:space="preserve"> </w:t>
-      </w:r>
-    </w:p>
-    <w:p>
-      <w:pPr>
-        <w:pStyle w:val="Heading4"/>
-      </w:pPr>
-      <w:bookmarkStart w:id="42" w:name="_Toc207611057"/>
-      <w:bookmarkStart w:id="43" w:name="_Toc83627366"/>
-      <w:r>
-        <w:t>Mô tả use case UC001</w:t>
-      </w:r>
       <w:bookmarkEnd w:id="42"/>
-      <w:bookmarkEnd w:id="43"/>
     </w:p>
     <w:tbl>
       <w:tblPr>
@@ -11045,7 +11033,7 @@
           <w:lang w:val="pt-BR"/>
         </w:rPr>
       </w:pPr>
-      <w:bookmarkStart w:id="44" w:name="_Toc207611059"/>
+      <w:bookmarkStart w:id="43" w:name="_Toc207611059"/>
       <w:r>
         <w:rPr>
           <w:i/>
@@ -11075,30 +11063,30 @@
       <w:pPr>
         <w:pStyle w:val="Heading3"/>
       </w:pPr>
-      <w:bookmarkStart w:id="45" w:name="_Toc83627368"/>
-      <w:bookmarkStart w:id="46" w:name="_Toc238646983"/>
+      <w:bookmarkStart w:id="44" w:name="_Toc83627368"/>
+      <w:bookmarkStart w:id="45" w:name="_Toc240195165"/>
       <w:r>
         <w:lastRenderedPageBreak/>
         <w:t>UC002_Tên use case</w:t>
       </w:r>
+      <w:bookmarkEnd w:id="43"/>
       <w:bookmarkEnd w:id="44"/>
       <w:bookmarkEnd w:id="45"/>
+      <w:r>
+        <w:t xml:space="preserve"> </w:t>
+      </w:r>
+    </w:p>
+    <w:p>
+      <w:pPr>
+        <w:pStyle w:val="Heading4"/>
+      </w:pPr>
+      <w:bookmarkStart w:id="46" w:name="_Toc207611060"/>
+      <w:bookmarkStart w:id="47" w:name="_Toc83627369"/>
+      <w:r>
+        <w:t>Mô tả use case UC002</w:t>
+      </w:r>
       <w:bookmarkEnd w:id="46"/>
-      <w:r>
-        <w:t xml:space="preserve"> </w:t>
-      </w:r>
-    </w:p>
-    <w:p>
-      <w:pPr>
-        <w:pStyle w:val="Heading4"/>
-      </w:pPr>
-      <w:bookmarkStart w:id="47" w:name="_Toc207611060"/>
-      <w:bookmarkStart w:id="48" w:name="_Toc83627369"/>
-      <w:r>
-        <w:t>Mô tả use case UC002</w:t>
-      </w:r>
       <w:bookmarkEnd w:id="47"/>
-      <w:bookmarkEnd w:id="48"/>
     </w:p>
     <w:tbl>
       <w:tblPr>
@@ -11609,7 +11597,7 @@
       <w:pPr>
         <w:pStyle w:val="Heading3"/>
       </w:pPr>
-      <w:bookmarkStart w:id="49" w:name="_Toc238646984"/>
+      <w:bookmarkStart w:id="48" w:name="_Toc240195166"/>
       <w:r>
         <w:lastRenderedPageBreak/>
         <w:t>UC00</w:t>
@@ -11620,7 +11608,7 @@
       <w:r>
         <w:t>_Tên use case</w:t>
       </w:r>
-      <w:bookmarkEnd w:id="49"/>
+      <w:bookmarkEnd w:id="48"/>
       <w:r>
         <w:t xml:space="preserve"> </w:t>
       </w:r>
@@ -12150,25 +12138,25 @@
           <w:numId w:val="0"/>
         </w:numPr>
       </w:pPr>
-      <w:bookmarkStart w:id="50" w:name="_Toc238646985"/>
+      <w:bookmarkStart w:id="49" w:name="_Toc240195167"/>
       <w:r>
         <w:t>CHƯƠNG 3</w:t>
       </w:r>
       <w:r>
         <w:t>:</w:t>
       </w:r>
-      <w:bookmarkStart w:id="51" w:name="_Toc169424250"/>
+      <w:bookmarkStart w:id="50" w:name="_Toc169424250"/>
       <w:r>
         <w:t xml:space="preserve"> </w:t>
       </w:r>
       <w:r>
         <w:t xml:space="preserve">THIẾT KẾ VÀ </w:t>
       </w:r>
-      <w:bookmarkEnd w:id="51"/>
+      <w:bookmarkEnd w:id="50"/>
       <w:r>
         <w:t>HIỆN THỰC</w:t>
       </w:r>
-      <w:bookmarkEnd w:id="50"/>
+      <w:bookmarkEnd w:id="49"/>
     </w:p>
     <w:p>
       <w:pPr>
@@ -12195,13 +12183,24 @@
           <w:numId w:val="6"/>
         </w:numPr>
       </w:pPr>
-      <w:bookmarkStart w:id="52" w:name="_Toc238646986"/>
+      <w:bookmarkStart w:id="51" w:name="_Toc240195168"/>
       <w:r>
         <w:t>Thiết kế sơ đồ lớp</w:t>
       </w:r>
       <w:r>
         <w:t xml:space="preserve"> (Class Diagram)</w:t>
       </w:r>
+      <w:bookmarkEnd w:id="51"/>
+    </w:p>
+    <w:p/>
+    <w:p>
+      <w:pPr>
+        <w:pStyle w:val="Heading3"/>
+      </w:pPr>
+      <w:bookmarkStart w:id="52" w:name="_Toc240195169"/>
+      <w:r>
+        <w:t>Class Driagram</w:t>
+      </w:r>
       <w:bookmarkEnd w:id="52"/>
     </w:p>
     <w:p/>
@@ -12209,22 +12208,11 @@
       <w:pPr>
         <w:pStyle w:val="Heading3"/>
       </w:pPr>
-      <w:bookmarkStart w:id="53" w:name="_Toc238646987"/>
-      <w:r>
-        <w:t>Class Driagram</w:t>
+      <w:bookmarkStart w:id="53" w:name="_Toc240195170"/>
+      <w:r>
+        <w:t>Đặt tả Class Diagram</w:t>
       </w:r>
       <w:bookmarkEnd w:id="53"/>
-    </w:p>
-    <w:p/>
-    <w:p>
-      <w:pPr>
-        <w:pStyle w:val="Heading3"/>
-      </w:pPr>
-      <w:bookmarkStart w:id="54" w:name="_Toc238646988"/>
-      <w:r>
-        <w:t>Đặt tả Class Diagram</w:t>
-      </w:r>
-      <w:bookmarkEnd w:id="54"/>
     </w:p>
     <w:p>
       <w:pPr>
@@ -14949,44 +14937,44 @@
       <w:pPr>
         <w:pStyle w:val="Heading2"/>
       </w:pPr>
-      <w:bookmarkStart w:id="55" w:name="_Toc238646989"/>
+      <w:bookmarkStart w:id="54" w:name="_Toc240195171"/>
       <w:r>
         <w:t>Thiết kế Cơ Sở Dữ Liệu</w:t>
       </w:r>
+      <w:bookmarkEnd w:id="54"/>
+    </w:p>
+    <w:p>
+      <w:pPr>
+        <w:pStyle w:val="Heading3"/>
+      </w:pPr>
+      <w:bookmarkStart w:id="55" w:name="_Toc240195172"/>
+      <w:r>
+        <w:t xml:space="preserve">Sơ đồ </w:t>
+      </w:r>
+      <w:r>
+        <w:rPr>
+          <w:rFonts w:cs="Times New Roman"/>
+        </w:rPr>
+        <w:t>Sơ đồ thực thể và mối kết hợp</w:t>
+      </w:r>
+      <w:r>
+        <w:t xml:space="preserve"> (</w:t>
+      </w:r>
+      <w:r>
+        <w:t>EER</w:t>
+      </w:r>
+      <w:r>
+        <w:t>)</w:t>
+      </w:r>
       <w:bookmarkEnd w:id="55"/>
     </w:p>
     <w:p>
-      <w:pPr>
-        <w:pStyle w:val="Heading3"/>
-      </w:pPr>
-      <w:bookmarkStart w:id="56" w:name="_Toc238646990"/>
-      <w:r>
-        <w:t xml:space="preserve">Sơ đồ </w:t>
-      </w:r>
-      <w:r>
-        <w:rPr>
-          <w:rFonts w:cs="Times New Roman"/>
-        </w:rPr>
-        <w:t>Sơ đồ thực thể và mối kết hợp</w:t>
-      </w:r>
-      <w:r>
-        <w:t xml:space="preserve"> (</w:t>
-      </w:r>
-      <w:r>
-        <w:t>EER</w:t>
-      </w:r>
-      <w:r>
-        <w:t>)</w:t>
-      </w:r>
-      <w:bookmarkEnd w:id="56"/>
-    </w:p>
-    <w:p>
       <w:r>
         <w:rPr>
           <w:noProof/>
         </w:rPr>
         <w:drawing>
-          <wp:inline distT="0" distB="0" distL="0" distR="0" wp14:anchorId="7BB8721A" wp14:editId="27FF41EE">
+          <wp:inline distT="0" distB="0" distL="0" distR="0" wp14:anchorId="7BB8721A" wp14:editId="4D8913FB">
             <wp:extent cx="1639614" cy="589327"/>
             <wp:effectExtent l="0" t="0" r="0" b="0"/>
             <wp:docPr id="972141918" name="Picture 1"/>
@@ -15001,7 +14989,7 @@
                     <pic:cNvPicPr/>
                   </pic:nvPicPr>
                   <pic:blipFill>
-                    <a:blip r:embed="rId13" cstate="print">
+                    <a:blip r:embed="rId14" cstate="print">
                       <a:extLst>
                         <a:ext uri="{28A0092B-C50C-407E-A947-70E740481C1C}">
                           <a14:useLocalDpi xmlns:a14="http://schemas.microsoft.com/office/drawing/2010/main" val="0"/>
@@ -15033,7 +15021,7 @@
       <w:pPr>
         <w:pStyle w:val="Heading3"/>
       </w:pPr>
-      <w:bookmarkStart w:id="57" w:name="_Toc238646991"/>
+      <w:bookmarkStart w:id="56" w:name="_Toc240195173"/>
       <w:r>
         <w:rPr>
           <w:rFonts w:cs="Times New Roman"/>
@@ -15043,7 +15031,7 @@
       <w:r>
         <w:t>:</w:t>
       </w:r>
-      <w:bookmarkEnd w:id="57"/>
+      <w:bookmarkEnd w:id="56"/>
     </w:p>
     <w:p>
       <w:pPr>
@@ -15089,14 +15077,14 @@
       <w:pPr>
         <w:pStyle w:val="Heading3"/>
       </w:pPr>
-      <w:bookmarkStart w:id="58" w:name="_Toc238646992"/>
+      <w:bookmarkStart w:id="57" w:name="_Toc240195174"/>
       <w:r>
         <w:t>Các ràng buộc toàn vẹn trong CSDL</w:t>
       </w:r>
       <w:r>
         <w:t>:</w:t>
       </w:r>
-      <w:bookmarkEnd w:id="58"/>
+      <w:bookmarkEnd w:id="57"/>
       <w:r>
         <w:t xml:space="preserve"> </w:t>
       </w:r>
@@ -15116,7 +15104,7 @@
       <w:pPr>
         <w:pStyle w:val="Heading2"/>
       </w:pPr>
-      <w:bookmarkStart w:id="59" w:name="_Toc238646993"/>
+      <w:bookmarkStart w:id="58" w:name="_Toc240195175"/>
       <w:r>
         <w:rPr>
           <w:rFonts w:cs="Times New Roman"/>
@@ -15130,7 +15118,7 @@
       <w:r>
         <w:t>:</w:t>
       </w:r>
-      <w:bookmarkEnd w:id="59"/>
+      <w:bookmarkEnd w:id="58"/>
     </w:p>
     <w:p>
       <w:pPr>
@@ -15217,7 +15205,7 @@
           </mc:Choice>
           <mc:Fallback>
             <w:pict>
-              <v:rect w14:anchorId="5700B04B" id="Rectangle 10" o:spid="_x0000_s1026" style="position:absolute;margin-left:9.95pt;margin-top:157.05pt;width:47.5pt;height:19pt;z-index:251666432;visibility:visible;mso-wrap-style:square;mso-height-percent:0;mso-wrap-distance-left:9pt;mso-wrap-distance-top:0;mso-wrap-distance-right:9pt;mso-wrap-distance-bottom:0;mso-position-horizontal:absolute;mso-position-horizontal-relative:text;mso-position-vertical:absolute;mso-position-vertical-relative:text;mso-height-percent:0;mso-height-relative:margin;v-text-anchor:middle" o:gfxdata="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" fillcolor="#fabf8f [1945]" strokecolor="#243f60 [1604]" strokeweight="2pt"/>
+              <v:rect w14:anchorId="0AD09EA3" id="Rectangle 10" o:spid="_x0000_s1026" style="position:absolute;margin-left:9.95pt;margin-top:157.05pt;width:47.5pt;height:19pt;z-index:251666432;visibility:visible;mso-wrap-style:square;mso-height-percent:0;mso-wrap-distance-left:9pt;mso-wrap-distance-top:0;mso-wrap-distance-right:9pt;mso-wrap-distance-bottom:0;mso-position-horizontal:absolute;mso-position-horizontal-relative:text;mso-position-vertical:absolute;mso-position-vertical-relative:text;mso-height-percent:0;mso-height-relative:margin;v-text-anchor:middle" o:gfxdata="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" fillcolor="#fabf8f [1945]" strokecolor="#243f60 [1604]" strokeweight="2pt"/>
             </w:pict>
           </mc:Fallback>
         </mc:AlternateContent>
@@ -15291,7 +15279,7 @@
           </mc:Choice>
           <mc:Fallback>
             <w:pict>
-              <v:rect w14:anchorId="1A59B2A3" id="Rectangle 11" o:spid="_x0000_s1026" style="position:absolute;margin-left:10.25pt;margin-top:180.3pt;width:47.5pt;height:19pt;z-index:251667456;visibility:visible;mso-wrap-style:square;mso-height-percent:0;mso-wrap-distance-left:9pt;mso-wrap-distance-top:0;mso-wrap-distance-right:9pt;mso-wrap-distance-bottom:0;mso-position-horizontal:absolute;mso-position-horizontal-relative:text;mso-position-vertical:absolute;mso-position-vertical-relative:text;mso-height-percent:0;mso-height-relative:margin;v-text-anchor:middle" o:gfxdata="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" fillcolor="#c00000" strokecolor="#243f60 [1604]" strokeweight="2pt"/>
+              <v:rect w14:anchorId="2F898442" id="Rectangle 11" o:spid="_x0000_s1026" style="position:absolute;margin-left:10.25pt;margin-top:180.3pt;width:47.5pt;height:19pt;z-index:251667456;visibility:visible;mso-wrap-style:square;mso-height-percent:0;mso-wrap-distance-left:9pt;mso-wrap-distance-top:0;mso-wrap-distance-right:9pt;mso-wrap-distance-bottom:0;mso-position-horizontal:absolute;mso-position-horizontal-relative:text;mso-position-vertical:absolute;mso-position-vertical-relative:text;mso-height-percent:0;mso-height-relative:margin;v-text-anchor:middle" o:gfxdata="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" fillcolor="#c00000" strokecolor="#243f60 [1604]" strokeweight="2pt"/>
             </w:pict>
           </mc:Fallback>
         </mc:AlternateContent>
@@ -15367,7 +15355,7 @@
           </mc:Choice>
           <mc:Fallback>
             <w:pict>
-              <v:rect w14:anchorId="3672207B" id="Rectangle 13" o:spid="_x0000_s1026" style="position:absolute;margin-left:10.3pt;margin-top:130.8pt;width:47.55pt;height:19pt;z-index:251668480;visibility:visible;mso-wrap-style:square;mso-height-percent:0;mso-wrap-distance-left:9pt;mso-wrap-distance-top:0;mso-wrap-distance-right:9pt;mso-wrap-distance-bottom:0;mso-position-horizontal:absolute;mso-position-horizontal-relative:text;mso-position-vertical:absolute;mso-position-vertical-relative:text;mso-height-percent:0;mso-height-relative:margin;v-text-anchor:middle" o:gfxdata="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" fillcolor="#365f91 [2404]" strokecolor="#243f60 [1604]" strokeweight="2pt"/>
+              <v:rect w14:anchorId="7800454B" id="Rectangle 13" o:spid="_x0000_s1026" style="position:absolute;margin-left:10.3pt;margin-top:130.8pt;width:47.55pt;height:19pt;z-index:251668480;visibility:visible;mso-wrap-style:square;mso-height-percent:0;mso-wrap-distance-left:9pt;mso-wrap-distance-top:0;mso-wrap-distance-right:9pt;mso-wrap-distance-bottom:0;mso-position-horizontal:absolute;mso-position-horizontal-relative:text;mso-position-vertical:absolute;mso-position-vertical-relative:text;mso-height-percent:0;mso-height-relative:margin;v-text-anchor:middle" o:gfxdata="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" fillcolor="#365f91 [2404]" strokecolor="#243f60 [1604]" strokeweight="2pt"/>
             </w:pict>
           </mc:Fallback>
         </mc:AlternateContent>
@@ -15394,7 +15382,7 @@
                     </pic:cNvPicPr>
                   </pic:nvPicPr>
                   <pic:blipFill>
-                    <a:blip r:embed="rId14">
+                    <a:blip r:embed="rId15">
                       <a:extLst>
                         <a:ext uri="{28A0092B-C50C-407E-A947-70E740481C1C}">
                           <a14:useLocalDpi xmlns:a14="http://schemas.microsoft.com/office/drawing/2010/main" val="0"/>
@@ -15449,7 +15437,7 @@
       <w:pPr>
         <w:pStyle w:val="Heading2"/>
       </w:pPr>
-      <w:bookmarkStart w:id="60" w:name="_Toc238646994"/>
+      <w:bookmarkStart w:id="59" w:name="_Toc240195176"/>
       <w:r>
         <w:rPr>
           <w:rFonts w:eastAsiaTheme="minorEastAsia"/>
@@ -15462,7 +15450,7 @@
       <w:r>
         <w:t>:</w:t>
       </w:r>
-      <w:bookmarkEnd w:id="60"/>
+      <w:bookmarkEnd w:id="59"/>
     </w:p>
     <w:p>
       <w:pPr>
@@ -15490,14 +15478,14 @@
       <w:pPr>
         <w:pStyle w:val="Heading3"/>
       </w:pPr>
-      <w:bookmarkStart w:id="61" w:name="_Toc238646995"/>
+      <w:bookmarkStart w:id="60" w:name="_Toc240195177"/>
       <w:r>
         <w:t>M</w:t>
       </w:r>
       <w:r>
         <w:t>àn hình chính</w:t>
       </w:r>
-      <w:bookmarkEnd w:id="61"/>
+      <w:bookmarkEnd w:id="60"/>
     </w:p>
     <w:p>
       <w:pPr>
@@ -15525,11 +15513,11 @@
       <w:pPr>
         <w:pStyle w:val="Heading3"/>
       </w:pPr>
-      <w:bookmarkStart w:id="62" w:name="_Toc238646996"/>
+      <w:bookmarkStart w:id="61" w:name="_Toc240195178"/>
       <w:r>
         <w:t>Màn hình tra cứu thông tin sách:</w:t>
       </w:r>
-      <w:bookmarkEnd w:id="62"/>
+      <w:bookmarkEnd w:id="61"/>
     </w:p>
     <w:p>
       <w:pPr>
@@ -15617,7 +15605,7 @@
           </mc:Choice>
           <mc:Fallback>
             <w:pict>
-              <v:rect w14:anchorId="0FD5A2C3" id="Rectangle 14" o:spid="_x0000_s1026" style="position:absolute;margin-left:127.45pt;margin-top:90.65pt;width:189.9pt;height:73.9pt;z-index:251664384;visibility:visible;mso-wrap-style:square;mso-wrap-distance-left:9pt;mso-wrap-distance-top:0;mso-wrap-distance-right:9pt;mso-wrap-distance-bottom:0;mso-position-horizontal:absolute;mso-position-horizontal-relative:text;mso-position-vertical:absolute;mso-position-vertical-relative:text;v-text-anchor:middle" o:gfxdata="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" filled="f" strokecolor="#f79646 [3209]" strokeweight="3pt"/>
+              <v:rect w14:anchorId="2927D608" id="Rectangle 14" o:spid="_x0000_s1026" style="position:absolute;margin-left:127.45pt;margin-top:90.65pt;width:189.9pt;height:73.9pt;z-index:251664384;visibility:visible;mso-wrap-style:square;mso-wrap-distance-left:9pt;mso-wrap-distance-top:0;mso-wrap-distance-right:9pt;mso-wrap-distance-bottom:0;mso-position-horizontal:absolute;mso-position-horizontal-relative:text;mso-position-vertical:absolute;mso-position-vertical-relative:text;v-text-anchor:middle" o:gfxdata="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" filled="f" strokecolor="#f79646 [3209]" strokeweight="3pt"/>
             </w:pict>
           </mc:Fallback>
         </mc:AlternateContent>
@@ -16159,7 +16147,7 @@
           </mc:Choice>
           <mc:Fallback>
             <w:pict>
-              <v:shapetype w14:anchorId="7EB89856" id="_x0000_t88" coordsize="21600,21600" o:spt="88" adj="1800,10800" path="m,qx10800@0l10800@2qy21600@11,10800@3l10800@1qy,21600e" filled="f">
+              <v:shapetype w14:anchorId="287E1B56" id="_x0000_t88" coordsize="21600,21600" o:spt="88" adj="1800,10800" path="m,qx10800@0l10800@2qy21600@11,10800@3l10800@1qy,21600e" filled="f">
                 <v:formulas>
                   <v:f eqn="val #0"/>
                   <v:f eqn="sum 21600 0 #0"/>
@@ -16207,7 +16195,7 @@
                     <pic:cNvPicPr/>
                   </pic:nvPicPr>
                   <pic:blipFill>
-                    <a:blip r:embed="rId15" cstate="print">
+                    <a:blip r:embed="rId16" cstate="print">
                       <a:extLst>
                         <a:ext uri="{28A0092B-C50C-407E-A947-70E740481C1C}">
                           <a14:useLocalDpi xmlns:a14="http://schemas.microsoft.com/office/drawing/2010/main" val="0"/>
@@ -16283,7 +16271,7 @@
                     <pic:cNvPicPr/>
                   </pic:nvPicPr>
                   <pic:blipFill>
-                    <a:blip r:embed="rId16">
+                    <a:blip r:embed="rId17">
                       <a:extLst>
                         <a:ext uri="{28A0092B-C50C-407E-A947-70E740481C1C}">
                           <a14:useLocalDpi xmlns:a14="http://schemas.microsoft.com/office/drawing/2010/main" val="0"/>
@@ -16411,7 +16399,7 @@
       <w:pPr>
         <w:pStyle w:val="Heading2"/>
       </w:pPr>
-      <w:bookmarkStart w:id="63" w:name="_Toc238646997"/>
+      <w:bookmarkStart w:id="62" w:name="_Toc240195179"/>
       <w:r>
         <w:lastRenderedPageBreak/>
         <w:t>Kiểm thử chức năng ứng dụng</w:t>
@@ -16419,7 +16407,7 @@
       <w:r>
         <w:t>:</w:t>
       </w:r>
-      <w:bookmarkEnd w:id="63"/>
+      <w:bookmarkEnd w:id="62"/>
     </w:p>
     <w:p>
       <w:pPr>
@@ -16429,7 +16417,7 @@
           <w:webHidden/>
         </w:rPr>
       </w:pPr>
-      <w:bookmarkStart w:id="64" w:name="_Toc238646998"/>
+      <w:bookmarkStart w:id="63" w:name="_Toc240195180"/>
       <w:r>
         <w:rPr>
           <w:rFonts w:eastAsiaTheme="minorEastAsia"/>
@@ -16437,7 +16425,7 @@
         </w:rPr>
         <w:t>Yêu cầu tài nguyên cho kiểm thử ứng dụng</w:t>
       </w:r>
-      <w:bookmarkEnd w:id="64"/>
+      <w:bookmarkEnd w:id="63"/>
     </w:p>
     <w:p>
       <w:pPr>
@@ -16479,7 +16467,7 @@
           <w:webHidden/>
         </w:rPr>
       </w:pPr>
-      <w:bookmarkStart w:id="65" w:name="_Toc238646999"/>
+      <w:bookmarkStart w:id="64" w:name="_Toc240195181"/>
       <w:r>
         <w:rPr>
           <w:rFonts w:eastAsiaTheme="minorEastAsia"/>
@@ -16487,17 +16475,17 @@
         </w:rPr>
         <w:t>Danh sách các tình huống kiểm thử:</w:t>
       </w:r>
+      <w:bookmarkEnd w:id="64"/>
+    </w:p>
+    <w:p>
+      <w:pPr>
+        <w:pStyle w:val="Heading3"/>
+      </w:pPr>
+      <w:bookmarkStart w:id="65" w:name="_Toc240195182"/>
+      <w:r>
+        <w:t>Test report</w:t>
+      </w:r>
       <w:bookmarkEnd w:id="65"/>
-    </w:p>
-    <w:p>
-      <w:pPr>
-        <w:pStyle w:val="Heading3"/>
-      </w:pPr>
-      <w:bookmarkStart w:id="66" w:name="_Toc238647000"/>
-      <w:r>
-        <w:t>Test report</w:t>
-      </w:r>
-      <w:bookmarkEnd w:id="66"/>
     </w:p>
     <w:p>
       <w:pPr>
@@ -16543,8 +16531,8 @@
         <w:ind w:left="2411"/>
         <w:jc w:val="both"/>
       </w:pPr>
-      <w:bookmarkStart w:id="67" w:name="_Toc169424253"/>
-      <w:bookmarkStart w:id="68" w:name="_Toc238647001"/>
+      <w:bookmarkStart w:id="66" w:name="_Toc169424253"/>
+      <w:bookmarkStart w:id="67" w:name="_Toc240195183"/>
       <w:r>
         <w:t>CHƯƠNG 4</w:t>
       </w:r>
@@ -16557,8 +16545,8 @@
       <w:r>
         <w:t>KẾT LUẬN</w:t>
       </w:r>
+      <w:bookmarkEnd w:id="66"/>
       <w:bookmarkEnd w:id="67"/>
-      <w:bookmarkEnd w:id="68"/>
     </w:p>
     <w:p>
       <w:pPr>
@@ -16568,14 +16556,14 @@
           <w:numId w:val="0"/>
         </w:numPr>
       </w:pPr>
-      <w:bookmarkStart w:id="69" w:name="_Toc238647002"/>
+      <w:bookmarkStart w:id="68" w:name="_Toc240195184"/>
       <w:r>
         <w:t xml:space="preserve">4.1 </w:t>
       </w:r>
       <w:r>
         <w:t>Kết quả đạt được</w:t>
       </w:r>
-      <w:bookmarkEnd w:id="69"/>
+      <w:bookmarkEnd w:id="68"/>
     </w:p>
     <w:p>
       <w:pPr>
@@ -16627,14 +16615,14 @@
           <w:numId w:val="0"/>
         </w:numPr>
       </w:pPr>
-      <w:bookmarkStart w:id="70" w:name="_Toc238647003"/>
+      <w:bookmarkStart w:id="69" w:name="_Toc240195185"/>
       <w:r>
         <w:t xml:space="preserve">4.2 </w:t>
       </w:r>
       <w:r>
         <w:t>Hạn chế của đồ án</w:t>
       </w:r>
-      <w:bookmarkEnd w:id="70"/>
+      <w:bookmarkEnd w:id="69"/>
     </w:p>
     <w:p>
       <w:pPr>
@@ -16702,14 +16690,14 @@
           <w:numId w:val="0"/>
         </w:numPr>
       </w:pPr>
-      <w:bookmarkStart w:id="71" w:name="_Toc238647004"/>
+      <w:bookmarkStart w:id="70" w:name="_Toc240195186"/>
       <w:r>
         <w:t xml:space="preserve">4.3 </w:t>
       </w:r>
       <w:r>
         <w:t>Hướng phát triển</w:t>
       </w:r>
-      <w:bookmarkEnd w:id="71"/>
+      <w:bookmarkEnd w:id="70"/>
     </w:p>
     <w:p>
       <w:pPr>
@@ -16778,8 +16766,8 @@
           <w:numId w:val="0"/>
         </w:numPr>
       </w:pPr>
-      <w:bookmarkStart w:id="72" w:name="_Toc238647005"/>
-      <w:bookmarkStart w:id="73" w:name="_Toc169424254"/>
+      <w:bookmarkStart w:id="71" w:name="_Toc169424254"/>
+      <w:bookmarkStart w:id="72" w:name="_Toc240195187"/>
       <w:r>
         <w:lastRenderedPageBreak/>
         <w:t>CHƯƠNG 5: KHỞI NGHIỆP</w:t>
@@ -16838,8 +16826,8 @@
           <w:szCs w:val="26"/>
         </w:rPr>
       </w:pPr>
-      <w:bookmarkStart w:id="74" w:name="_Toc162955866"/>
-      <w:bookmarkStart w:id="75" w:name="_Toc238647006"/>
+      <w:bookmarkStart w:id="73" w:name="_Toc162955866"/>
+      <w:bookmarkStart w:id="74" w:name="_Toc240195188"/>
       <w:r>
         <w:t>Giải thích k</w:t>
       </w:r>
@@ -16858,36 +16846,36 @@
         </w:rPr>
         <w:t>:</w:t>
       </w:r>
+      <w:bookmarkEnd w:id="73"/>
       <w:bookmarkEnd w:id="74"/>
+    </w:p>
+    <w:p/>
+    <w:p>
+      <w:pPr>
+        <w:pStyle w:val="Heading2"/>
+        <w:rPr>
+          <w:szCs w:val="26"/>
+        </w:rPr>
+      </w:pPr>
+      <w:bookmarkStart w:id="75" w:name="_Toc162955867"/>
+      <w:bookmarkStart w:id="76" w:name="_Toc240195189"/>
+      <w:r>
+        <w:t xml:space="preserve">Dự án của các </w:t>
+      </w:r>
+      <w:r>
+        <w:t>nhóm</w:t>
+      </w:r>
+      <w:r>
+        <w:t xml:space="preserve"> là gì? Trình bày kế hoạch cho dự án</w:t>
+      </w:r>
+      <w:r>
+        <w:rPr>
+          <w:szCs w:val="26"/>
+        </w:rPr>
+        <w:t>:</w:t>
+      </w:r>
       <w:bookmarkEnd w:id="75"/>
-    </w:p>
-    <w:p/>
-    <w:p>
-      <w:pPr>
-        <w:pStyle w:val="Heading2"/>
-        <w:rPr>
-          <w:szCs w:val="26"/>
-        </w:rPr>
-      </w:pPr>
-      <w:bookmarkStart w:id="76" w:name="_Toc162955867"/>
-      <w:bookmarkStart w:id="77" w:name="_Toc238647007"/>
-      <w:r>
-        <w:t xml:space="preserve">Dự án của các </w:t>
-      </w:r>
-      <w:r>
-        <w:t>nhóm</w:t>
-      </w:r>
-      <w:r>
-        <w:t xml:space="preserve"> là gì? Trình bày kế hoạch cho dự án</w:t>
-      </w:r>
-      <w:r>
-        <w:rPr>
-          <w:szCs w:val="26"/>
-        </w:rPr>
-        <w:t>:</w:t>
-      </w:r>
       <w:bookmarkEnd w:id="76"/>
-      <w:bookmarkEnd w:id="77"/>
     </w:p>
     <w:p/>
     <w:p>
@@ -16903,8 +16891,8 @@
           <w:szCs w:val="28"/>
         </w:rPr>
       </w:pPr>
-      <w:bookmarkStart w:id="78" w:name="_Toc238647008"/>
-      <w:bookmarkStart w:id="79" w:name="_Toc162955868"/>
+      <w:bookmarkStart w:id="77" w:name="_Toc162955868"/>
+      <w:bookmarkStart w:id="78" w:name="_Toc240195190"/>
       <w:r>
         <w:t xml:space="preserve">Dự án của </w:t>
       </w:r>
@@ -16947,7 +16935,7 @@
         </w:rPr>
         <w:t xml:space="preserve"> những ý tưởng mà em cho là hay, sáng tạo</w:t>
       </w:r>
-      <w:bookmarkEnd w:id="79"/>
+      <w:bookmarkEnd w:id="77"/>
       <w:r>
         <w:rPr>
           <w:rFonts w:cs="Arial"/>
@@ -16992,12 +16980,12 @@
           <w:numId w:val="0"/>
         </w:numPr>
       </w:pPr>
-      <w:bookmarkStart w:id="80" w:name="_Toc238647009"/>
+      <w:bookmarkStart w:id="79" w:name="_Toc240195191"/>
       <w:r>
         <w:t>TÀI LIỆU THAM KHẢO</w:t>
       </w:r>
-      <w:bookmarkEnd w:id="73"/>
-      <w:bookmarkEnd w:id="80"/>
+      <w:bookmarkEnd w:id="71"/>
+      <w:bookmarkEnd w:id="79"/>
     </w:p>
     <w:p>
       <w:r>
@@ -17165,7 +17153,7 @@
           <w:noProof/>
         </w:rPr>
         <w:drawing>
-          <wp:inline distT="0" distB="0" distL="0" distR="0" wp14:anchorId="5CE39CCD" wp14:editId="1D502DF1">
+          <wp:inline distT="0" distB="0" distL="0" distR="0" wp14:anchorId="5CE39CCD" wp14:editId="5F90B553">
             <wp:extent cx="5580380" cy="3687445"/>
             <wp:effectExtent l="0" t="0" r="0" b="0"/>
             <wp:docPr id="2" name="Picture 2" descr="A close-up of a document&#10;&#10;Description automatically generated"/>
@@ -17180,7 +17168,7 @@
                     <pic:cNvPicPr/>
                   </pic:nvPicPr>
                   <pic:blipFill>
-                    <a:blip r:embed="rId17" cstate="print">
+                    <a:blip r:embed="rId18" cstate="print">
                       <a:extLst>
                         <a:ext uri="{28A0092B-C50C-407E-A947-70E740481C1C}">
                           <a14:useLocalDpi xmlns:a14="http://schemas.microsoft.com/office/drawing/2010/main" val="0"/>
@@ -17215,14 +17203,14 @@
           <w:numId w:val="0"/>
         </w:numPr>
       </w:pPr>
-      <w:bookmarkStart w:id="81" w:name="_Toc169424255"/>
-      <w:bookmarkStart w:id="82" w:name="_Toc238647010"/>
+      <w:bookmarkStart w:id="80" w:name="_Toc169424255"/>
+      <w:bookmarkStart w:id="81" w:name="_Toc240195192"/>
       <w:r>
         <w:lastRenderedPageBreak/>
         <w:t>PHỤ LỤC</w:t>
       </w:r>
+      <w:bookmarkEnd w:id="80"/>
       <w:bookmarkEnd w:id="81"/>
-      <w:bookmarkEnd w:id="82"/>
     </w:p>
     <w:p>
       <w:pPr>
@@ -17233,11 +17221,11 @@
         </w:numPr>
         <w:ind w:left="567"/>
       </w:pPr>
-      <w:bookmarkStart w:id="83" w:name="_Toc238647011"/>
+      <w:bookmarkStart w:id="82" w:name="_Toc240195193"/>
       <w:r>
         <w:t>KẾ HOẠCH</w:t>
       </w:r>
-      <w:bookmarkEnd w:id="83"/>
+      <w:bookmarkEnd w:id="82"/>
     </w:p>
     <w:p>
       <w:pPr>
@@ -17275,15 +17263,15 @@
         </w:numPr>
         <w:ind w:left="567"/>
       </w:pPr>
-      <w:bookmarkStart w:id="84" w:name="_Toc238647012"/>
+      <w:bookmarkStart w:id="83" w:name="_Toc240195194"/>
       <w:r>
         <w:t>NHẬT KÝ</w:t>
       </w:r>
-      <w:bookmarkEnd w:id="84"/>
+      <w:bookmarkEnd w:id="83"/>
     </w:p>
     <w:p/>
     <w:sectPr>
-      <w:headerReference w:type="even" r:id="rId18"/>
+      <w:headerReference w:type="even" r:id="rId19"/>
       <w:pgSz w:w="11907" w:h="16840" w:code="9"/>
       <w:pgMar w:top="1701" w:right="1134" w:bottom="1701" w:left="1985" w:header="709" w:footer="709" w:gutter="0"/>
       <w:cols w:space="708"/>
@@ -19626,7 +19614,6 @@
   <w:style w:type="character" w:default="1" w:styleId="DefaultParagraphFont">
     <w:name w:val="Default Paragraph Font"/>
     <w:uiPriority w:val="1"/>
-    <w:semiHidden/>
     <w:unhideWhenUsed/>
   </w:style>
   <w:style w:type="table" w:default="1" w:styleId="TableNormal">

--- a/Nhom10_REPORT_ApplicationDevelopment.docx
+++ b/Nhom10_REPORT_ApplicationDevelopment.docx
@@ -127,7 +127,7 @@
           </mc:Choice>
           <mc:Fallback>
             <w:pict>
-              <v:shapetype w14:anchorId="3143F7B6" id="_x0000_t32" coordsize="21600,21600" o:spt="32" o:oned="t" path="m,l21600,21600e" filled="f">
+              <v:shapetype w14:anchorId="476FD905" id="_x0000_t32" coordsize="21600,21600" o:spt="32" o:oned="t" path="m,l21600,21600e" filled="f">
                 <v:path arrowok="t" fillok="f" o:connecttype="none"/>
                 <o:lock v:ext="edit" shapetype="t"/>
               </v:shapetype>
@@ -8001,8 +8001,17 @@
               <w:rPr>
                 <w:szCs w:val="26"/>
               </w:rPr>
-              <w:t>Liên quan đến cấu trúc lưu trữ dữ liệu. Tôi đề xuất mỗi thú cưng sẽ có một "Mã thú cưng" (Pet_ID) liên kết trực tiếp với "Mã khách hàng" (Customer_ID). Khi nhân viên nhập Số điện thoại để tra cứu, hệ thống sẽ hiển thị thông tin Khách hàng đó kèm theo danh sách tất cả thú cưng của họ. Đề xuất này có đúng với nghiệp vụ không? Mong cô giúp đỡ.</w:t>
-            </w:r>
+              <w:t xml:space="preserve">Liên quan đến cấu trúc lưu trữ dữ liệu. Tôi đề xuất mỗi thú cưng sẽ có một "Mã thú cưng" (Pet_ID) liên kết trực tiếp với "Mã khách hàng" (Customer_ID). Khi nhân viên nhập Số điện thoại để tra cứu, hệ thống sẽ hiển thị thông tin Khách hàng đó kèm theo danh sách tất cả thú cưng của họ. Đề xuất này có đúng với nghiệp vụ không? </w:t>
+            </w:r>
+          </w:p>
+          <w:p>
+            <w:pPr>
+              <w:spacing w:after="120"/>
+              <w:ind w:firstLine="0"/>
+              <w:rPr>
+                <w:szCs w:val="26"/>
+              </w:rPr>
+            </w:pPr>
           </w:p>
         </w:tc>
         <w:tc>
@@ -8022,6 +8031,7 @@
               <w:rPr>
                 <w:szCs w:val="26"/>
               </w:rPr>
+              <w:lastRenderedPageBreak/>
               <w:t>Đúng nghiệp vụ. Một khách hàng có thể nuôi nhiều thú cưng. Việc dùng Số điện thoại làm từ khóa tra cứu thông tin là rất thực tế.</w:t>
             </w:r>
           </w:p>
@@ -8093,7 +8103,6 @@
               <w:rPr>
                 <w:sz w:val="24"/>
               </w:rPr>
-              <w:lastRenderedPageBreak/>
               <w:t>5.</w:t>
             </w:r>
           </w:p>
@@ -8244,14 +8253,7 @@
               <w:rPr>
                 <w:szCs w:val="26"/>
               </w:rPr>
-              <w:t xml:space="preserve">- Thiết kế bảng Invoice (Hóa đơn) trong CSDL linh hoạt để chứa và phân biệt được cả 2 loại mã Dịch vụ và Phụ </w:t>
-            </w:r>
-            <w:proofErr w:type="gramStart"/>
-            <w:r>
-              <w:rPr>
-                <w:szCs w:val="26"/>
-              </w:rPr>
-              <w:t>kiện.</w:t>
+              <w:t>- Thiết kế bảng Invoice (Hóa đơn) trong CSDL linh hoạt để chứa và phân biệt được cả 2 loại mã Dịch vụ và Phụ kiện.</w:t>
             </w:r>
             <w:r>
               <w:rPr>
@@ -8259,7 +8261,6 @@
               </w:rPr>
               <w:t>.</w:t>
             </w:r>
-            <w:proofErr w:type="gramEnd"/>
           </w:p>
         </w:tc>
       </w:tr>
@@ -8304,14 +8305,14 @@
               <w:rPr>
                 <w:szCs w:val="26"/>
               </w:rPr>
-              <w:t xml:space="preserve">Liên quan đến tính toàn vẹn dữ liệu. Khi một hóa đơn đã lưu vào DB, tôi hiểu là không được phép "Xóa" cứng (Delete). Nếu sai sót, Nhân viên chỉ được thao tác đổi trạng thái thành "Đã </w:t>
+              <w:t xml:space="preserve">Liên quan đến tính toàn vẹn dữ liệu. Khi một hóa đơn đã lưu vào DB, tôi hiểu là không được phép "Xóa" cứng (Delete). Nếu sai sót, Nhân viên chỉ được thao tác đổi </w:t>
             </w:r>
             <w:r>
               <w:rPr>
                 <w:szCs w:val="26"/>
               </w:rPr>
               <w:lastRenderedPageBreak/>
-              <w:t>hủy" dưới sự phê duyệt của Chủ cửa hàng. Tôi hiểu như vậy có đúng không?</w:t>
+              <w:t>trạng thái thành "Đã hủy" dưới sự phê duyệt của Chủ cửa hàng. Tôi hiểu như vậy có đúng không?</w:t>
             </w:r>
           </w:p>
         </w:tc>
@@ -8657,6 +8658,7 @@
           <w:bCs/>
           <w:szCs w:val="26"/>
         </w:rPr>
+        <w:lastRenderedPageBreak/>
         <w:t xml:space="preserve">Thông tin dịch vụ chăm sóc: </w:t>
       </w:r>
       <w:r>
@@ -8683,7 +8685,6 @@
           <w:bCs/>
           <w:szCs w:val="26"/>
         </w:rPr>
-        <w:lastRenderedPageBreak/>
         <w:t xml:space="preserve">Thông tin lịch hẹn: </w:t>
       </w:r>
       <w:r>
@@ -8939,7 +8940,14 @@
         <w:rPr>
           <w:szCs w:val="26"/>
         </w:rPr>
-        <w:t>Hệ thống cho phép người dùng có quyền phù hợp thêm mới, cập nhật và tra cứu thông tin sản phẩm được kinh doanh tại cửa hàng. Chức năng này hỗ trợ quản lý các sản phẩm phục vụ hoạt động bán hàng và theo dõi tình trạng hàng hóa</w:t>
+        <w:t xml:space="preserve">Hệ thống cho phép người dùng có quyền phù hợp thêm mới, cập nhật và tra cứu thông tin sản phẩm được kinh doanh tại cửa </w:t>
+      </w:r>
+      <w:r>
+        <w:rPr>
+          <w:szCs w:val="26"/>
+        </w:rPr>
+        <w:lastRenderedPageBreak/>
+        <w:t>hàng. Chức năng này hỗ trợ quản lý các sản phẩm phục vụ hoạt động bán hàng và theo dõi tình trạng hàng hóa</w:t>
       </w:r>
       <w:r>
         <w:rPr>
@@ -8965,7 +8973,6 @@
           <w:bCs/>
           <w:szCs w:val="26"/>
         </w:rPr>
-        <w:lastRenderedPageBreak/>
         <w:t xml:space="preserve">Quản lý tồn kho: </w:t>
       </w:r>
       <w:r>
@@ -9191,6 +9198,7 @@
         <w:rPr>
           <w:szCs w:val="26"/>
         </w:rPr>
+        <w:lastRenderedPageBreak/>
         <w:t>Thời gian mở các màn hình chức năng chính không vượt quá 3 giây kể từ khi người dùng thực hiện thao tác truy cập</w:t>
       </w:r>
       <w:r>
@@ -9209,7 +9217,6 @@
         <w:rPr>
           <w:szCs w:val="26"/>
         </w:rPr>
-        <w:lastRenderedPageBreak/>
         <w:t>Khi lập hóa đơn, hệ thống phải hoàn thành việc lưu hóa đơn và cập nhật tồn kho trong cùng một giao dịch cơ sở dữ liệu, với thời gian xử lý không vượt quá 3 giây trong điều kiện dữ liệu hợp lệ</w:t>
       </w:r>
       <w:r>
@@ -9381,13 +9388,8 @@
         <w:pStyle w:val="Heading3"/>
       </w:pPr>
       <w:bookmarkStart w:id="27" w:name="_Toc240195155"/>
-      <w:proofErr w:type="gramStart"/>
-      <w:r>
-        <w:t>An</w:t>
-      </w:r>
-      <w:proofErr w:type="gramEnd"/>
-      <w:r>
-        <w:t xml:space="preserve"> toàn thông tin</w:t>
+      <w:r>
+        <w:t>An toàn thông tin</w:t>
       </w:r>
       <w:bookmarkEnd w:id="27"/>
     </w:p>
@@ -13738,16 +13740,8 @@
               <w:rPr>
                 <w:sz w:val="24"/>
               </w:rPr>
-              <w:t>Phát sinh day số theo quy luật</w:t>
-            </w:r>
-            <w:proofErr w:type="gramStart"/>
-            <w:r>
-              <w:rPr>
-                <w:sz w:val="24"/>
-              </w:rPr>
-              <w:t>…..</w:t>
-            </w:r>
-            <w:proofErr w:type="gramEnd"/>
+              <w:t>Phát sinh day số theo quy luật…..</w:t>
+            </w:r>
           </w:p>
         </w:tc>
         <w:tc>
@@ -14974,7 +14968,7 @@
           <w:noProof/>
         </w:rPr>
         <w:drawing>
-          <wp:inline distT="0" distB="0" distL="0" distR="0" wp14:anchorId="7BB8721A" wp14:editId="4D8913FB">
+          <wp:inline distT="0" distB="0" distL="0" distR="0" wp14:anchorId="7BB8721A" wp14:editId="2ED2F37B">
             <wp:extent cx="1639614" cy="589327"/>
             <wp:effectExtent l="0" t="0" r="0" b="0"/>
             <wp:docPr id="972141918" name="Picture 1"/>
@@ -15205,7 +15199,7 @@
           </mc:Choice>
           <mc:Fallback>
             <w:pict>
-              <v:rect w14:anchorId="0AD09EA3" id="Rectangle 10" o:spid="_x0000_s1026" style="position:absolute;margin-left:9.95pt;margin-top:157.05pt;width:47.5pt;height:19pt;z-index:251666432;visibility:visible;mso-wrap-style:square;mso-height-percent:0;mso-wrap-distance-left:9pt;mso-wrap-distance-top:0;mso-wrap-distance-right:9pt;mso-wrap-distance-bottom:0;mso-position-horizontal:absolute;mso-position-horizontal-relative:text;mso-position-vertical:absolute;mso-position-vertical-relative:text;mso-height-percent:0;mso-height-relative:margin;v-text-anchor:middle" o:gfxdata="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" fillcolor="#fabf8f [1945]" strokecolor="#243f60 [1604]" strokeweight="2pt"/>
+              <v:rect w14:anchorId="3D1F0156" id="Rectangle 10" o:spid="_x0000_s1026" style="position:absolute;margin-left:9.95pt;margin-top:157.05pt;width:47.5pt;height:19pt;z-index:251666432;visibility:visible;mso-wrap-style:square;mso-height-percent:0;mso-wrap-distance-left:9pt;mso-wrap-distance-top:0;mso-wrap-distance-right:9pt;mso-wrap-distance-bottom:0;mso-position-horizontal:absolute;mso-position-horizontal-relative:text;mso-position-vertical:absolute;mso-position-vertical-relative:text;mso-height-percent:0;mso-height-relative:margin;v-text-anchor:middle" o:gfxdata="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" fillcolor="#fabf8f [1945]" strokecolor="#243f60 [1604]" strokeweight="2pt"/>
             </w:pict>
           </mc:Fallback>
         </mc:AlternateContent>
@@ -15279,7 +15273,7 @@
           </mc:Choice>
           <mc:Fallback>
             <w:pict>
-              <v:rect w14:anchorId="2F898442" id="Rectangle 11" o:spid="_x0000_s1026" style="position:absolute;margin-left:10.25pt;margin-top:180.3pt;width:47.5pt;height:19pt;z-index:251667456;visibility:visible;mso-wrap-style:square;mso-height-percent:0;mso-wrap-distance-left:9pt;mso-wrap-distance-top:0;mso-wrap-distance-right:9pt;mso-wrap-distance-bottom:0;mso-position-horizontal:absolute;mso-position-horizontal-relative:text;mso-position-vertical:absolute;mso-position-vertical-relative:text;mso-height-percent:0;mso-height-relative:margin;v-text-anchor:middle" o:gfxdata="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" fillcolor="#c00000" strokecolor="#243f60 [1604]" strokeweight="2pt"/>
+              <v:rect w14:anchorId="61ACB3C6" id="Rectangle 11" o:spid="_x0000_s1026" style="position:absolute;margin-left:10.25pt;margin-top:180.3pt;width:47.5pt;height:19pt;z-index:251667456;visibility:visible;mso-wrap-style:square;mso-height-percent:0;mso-wrap-distance-left:9pt;mso-wrap-distance-top:0;mso-wrap-distance-right:9pt;mso-wrap-distance-bottom:0;mso-position-horizontal:absolute;mso-position-horizontal-relative:text;mso-position-vertical:absolute;mso-position-vertical-relative:text;mso-height-percent:0;mso-height-relative:margin;v-text-anchor:middle" o:gfxdata="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" fillcolor="#c00000" strokecolor="#243f60 [1604]" strokeweight="2pt"/>
             </w:pict>
           </mc:Fallback>
         </mc:AlternateContent>
@@ -15355,7 +15349,7 @@
           </mc:Choice>
           <mc:Fallback>
             <w:pict>
-              <v:rect w14:anchorId="7800454B" id="Rectangle 13" o:spid="_x0000_s1026" style="position:absolute;margin-left:10.3pt;margin-top:130.8pt;width:47.55pt;height:19pt;z-index:251668480;visibility:visible;mso-wrap-style:square;mso-height-percent:0;mso-wrap-distance-left:9pt;mso-wrap-distance-top:0;mso-wrap-distance-right:9pt;mso-wrap-distance-bottom:0;mso-position-horizontal:absolute;mso-position-horizontal-relative:text;mso-position-vertical:absolute;mso-position-vertical-relative:text;mso-height-percent:0;mso-height-relative:margin;v-text-anchor:middle" o:gfxdata="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" fillcolor="#365f91 [2404]" strokecolor="#243f60 [1604]" strokeweight="2pt"/>
+              <v:rect w14:anchorId="337999A9" id="Rectangle 13" o:spid="_x0000_s1026" style="position:absolute;margin-left:10.3pt;margin-top:130.8pt;width:47.55pt;height:19pt;z-index:251668480;visibility:visible;mso-wrap-style:square;mso-height-percent:0;mso-wrap-distance-left:9pt;mso-wrap-distance-top:0;mso-wrap-distance-right:9pt;mso-wrap-distance-bottom:0;mso-position-horizontal:absolute;mso-position-horizontal-relative:text;mso-position-vertical:absolute;mso-position-vertical-relative:text;mso-height-percent:0;mso-height-relative:margin;v-text-anchor:middle" o:gfxdata="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" fillcolor="#365f91 [2404]" strokecolor="#243f60 [1604]" strokeweight="2pt"/>
             </w:pict>
           </mc:Fallback>
         </mc:AlternateContent>
@@ -15605,7 +15599,7 @@
           </mc:Choice>
           <mc:Fallback>
             <w:pict>
-              <v:rect w14:anchorId="2927D608" id="Rectangle 14" o:spid="_x0000_s1026" style="position:absolute;margin-left:127.45pt;margin-top:90.65pt;width:189.9pt;height:73.9pt;z-index:251664384;visibility:visible;mso-wrap-style:square;mso-wrap-distance-left:9pt;mso-wrap-distance-top:0;mso-wrap-distance-right:9pt;mso-wrap-distance-bottom:0;mso-position-horizontal:absolute;mso-position-horizontal-relative:text;mso-position-vertical:absolute;mso-position-vertical-relative:text;v-text-anchor:middle" o:gfxdata="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" filled="f" strokecolor="#f79646 [3209]" strokeweight="3pt"/>
+              <v:rect w14:anchorId="0EDAD750" id="Rectangle 14" o:spid="_x0000_s1026" style="position:absolute;margin-left:127.45pt;margin-top:90.65pt;width:189.9pt;height:73.9pt;z-index:251664384;visibility:visible;mso-wrap-style:square;mso-wrap-distance-left:9pt;mso-wrap-distance-top:0;mso-wrap-distance-right:9pt;mso-wrap-distance-bottom:0;mso-position-horizontal:absolute;mso-position-horizontal-relative:text;mso-position-vertical:absolute;mso-position-vertical-relative:text;v-text-anchor:middle" o:gfxdata="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" filled="f" strokecolor="#f79646 [3209]" strokeweight="3pt"/>
             </w:pict>
           </mc:Fallback>
         </mc:AlternateContent>
@@ -16147,7 +16141,7 @@
           </mc:Choice>
           <mc:Fallback>
             <w:pict>
-              <v:shapetype w14:anchorId="287E1B56" id="_x0000_t88" coordsize="21600,21600" o:spt="88" adj="1800,10800" path="m,qx10800@0l10800@2qy21600@11,10800@3l10800@1qy,21600e" filled="f">
+              <v:shapetype w14:anchorId="31B4F577" id="_x0000_t88" coordsize="21600,21600" o:spt="88" adj="1800,10800" path="m,qx10800@0l10800@2qy21600@11,10800@3l10800@1qy,21600e" filled="f">
                 <v:formulas>
                   <v:f eqn="val #0"/>
                   <v:f eqn="sum 21600 0 #0"/>
@@ -16359,17 +16353,8 @@
           <w:sz w:val="22"/>
           <w:szCs w:val="22"/>
         </w:rPr>
-        <w:t>: màn hình ………</w:t>
-      </w:r>
-      <w:proofErr w:type="gramStart"/>
-      <w:r>
-        <w:rPr>
-          <w:sz w:val="22"/>
-          <w:szCs w:val="22"/>
-        </w:rPr>
-        <w:t>…..</w:t>
-      </w:r>
-      <w:proofErr w:type="gramEnd"/>
+        <w:t>: màn hình …………..</w:t>
+      </w:r>
     </w:p>
     <w:p>
       <w:pPr>
@@ -16766,13 +16751,13 @@
           <w:numId w:val="0"/>
         </w:numPr>
       </w:pPr>
-      <w:bookmarkStart w:id="71" w:name="_Toc169424254"/>
-      <w:bookmarkStart w:id="72" w:name="_Toc240195187"/>
+      <w:bookmarkStart w:id="71" w:name="_Toc240195187"/>
+      <w:bookmarkStart w:id="72" w:name="_Toc169424254"/>
       <w:r>
         <w:lastRenderedPageBreak/>
         <w:t>CHƯƠNG 5: KHỞI NGHIỆP</w:t>
       </w:r>
-      <w:bookmarkEnd w:id="72"/>
+      <w:bookmarkEnd w:id="71"/>
     </w:p>
     <w:p>
       <w:pPr>
@@ -16891,8 +16876,8 @@
           <w:szCs w:val="28"/>
         </w:rPr>
       </w:pPr>
-      <w:bookmarkStart w:id="77" w:name="_Toc162955868"/>
-      <w:bookmarkStart w:id="78" w:name="_Toc240195190"/>
+      <w:bookmarkStart w:id="77" w:name="_Toc240195190"/>
+      <w:bookmarkStart w:id="78" w:name="_Toc162955868"/>
       <w:r>
         <w:t xml:space="preserve">Dự án của </w:t>
       </w:r>
@@ -16908,7 +16893,7 @@
         </w:rPr>
         <w:t>?</w:t>
       </w:r>
-      <w:bookmarkEnd w:id="78"/>
+      <w:bookmarkEnd w:id="77"/>
     </w:p>
     <w:p>
       <w:pPr>
@@ -16935,7 +16920,7 @@
         </w:rPr>
         <w:t xml:space="preserve"> những ý tưởng mà em cho là hay, sáng tạo</w:t>
       </w:r>
-      <w:bookmarkEnd w:id="77"/>
+      <w:bookmarkEnd w:id="78"/>
       <w:r>
         <w:rPr>
           <w:rFonts w:cs="Arial"/>
@@ -16984,7 +16969,7 @@
       <w:r>
         <w:t>TÀI LIỆU THAM KHẢO</w:t>
       </w:r>
-      <w:bookmarkEnd w:id="71"/>
+      <w:bookmarkEnd w:id="72"/>
       <w:bookmarkEnd w:id="79"/>
     </w:p>
     <w:p>
@@ -17015,13 +17000,8 @@
     </w:p>
     <w:p>
       <w:r>
-        <w:t xml:space="preserve">- Tài liệu không có tên tác giả: xếp thứ tự theo bảng chữ cái đối với từ đầu tiên của tên cơ quan đã ấn hành tài liệu, ví dụ: Viện Khoa học Việt nam xếp vào vần V, Trung tâm Chọn Giống Lúa vần </w:t>
-      </w:r>
-      <w:proofErr w:type="gramStart"/>
-      <w:r>
-        <w:t>T,..</w:t>
-      </w:r>
-      <w:proofErr w:type="gramEnd"/>
+        <w:t>- Tài liệu không có tên tác giả: xếp thứ tự theo bảng chữ cái đối với từ đầu tiên của tên cơ quan đã ấn hành tài liệu, ví dụ: Viện Khoa học Việt nam xếp vào vần V, Trung tâm Chọn Giống Lúa vần T,..</w:t>
+      </w:r>
     </w:p>
     <w:p>
       <w:r>
@@ -17153,7 +17133,7 @@
           <w:noProof/>
         </w:rPr>
         <w:drawing>
-          <wp:inline distT="0" distB="0" distL="0" distR="0" wp14:anchorId="5CE39CCD" wp14:editId="5F90B553">
+          <wp:inline distT="0" distB="0" distL="0" distR="0" wp14:anchorId="5CE39CCD" wp14:editId="48EFB3D6">
             <wp:extent cx="5580380" cy="3687445"/>
             <wp:effectExtent l="0" t="0" r="0" b="0"/>
             <wp:docPr id="2" name="Picture 2" descr="A close-up of a document&#10;&#10;Description automatically generated"/>
@@ -19614,6 +19594,7 @@
   <w:style w:type="character" w:default="1" w:styleId="DefaultParagraphFont">
     <w:name w:val="Default Paragraph Font"/>
     <w:uiPriority w:val="1"/>
+    <w:semiHidden/>
     <w:unhideWhenUsed/>
   </w:style>
   <w:style w:type="table" w:default="1" w:styleId="TableNormal">

--- a/Nhom10_REPORT_ApplicationDevelopment.docx
+++ b/Nhom10_REPORT_ApplicationDevelopment.docx
@@ -127,7 +127,7 @@
           </mc:Choice>
           <mc:Fallback>
             <w:pict>
-              <v:shapetype w14:anchorId="476FD905" id="_x0000_t32" coordsize="21600,21600" o:spt="32" o:oned="t" path="m,l21600,21600e" filled="f">
+              <v:shapetype w14:anchorId="245AA2A3" id="_x0000_t32" coordsize="21600,21600" o:spt="32" o:oned="t" path="m,l21600,21600e" filled="f">
                 <v:path arrowok="t" fillok="f" o:connecttype="none"/>
                 <o:lock v:ext="edit" shapetype="t"/>
               </v:shapetype>
@@ -293,18 +293,39 @@
         <w:spacing w:before="100" w:beforeAutospacing="1" w:after="100" w:afterAutospacing="1" w:line="240" w:lineRule="auto"/>
         <w:jc w:val="center"/>
         <w:rPr>
-          <w:sz w:val="28"/>
-          <w:szCs w:val="28"/>
-        </w:rPr>
-      </w:pPr>
-      <w:r>
-        <w:rPr>
           <w:b/>
           <w:bCs/>
           <w:sz w:val="32"/>
           <w:szCs w:val="32"/>
         </w:rPr>
+      </w:pPr>
+      <w:r>
+        <w:rPr>
+          <w:b/>
+          <w:bCs/>
+          <w:sz w:val="32"/>
+          <w:szCs w:val="32"/>
+        </w:rPr>
         <w:t>HỆ THỐNG QUẢN LÝ CỬA HÀNG THÚ CƯNG</w:t>
+      </w:r>
+    </w:p>
+    <w:p>
+      <w:pPr>
+        <w:spacing w:before="100" w:beforeAutospacing="1" w:after="100" w:afterAutospacing="1" w:line="240" w:lineRule="auto"/>
+        <w:jc w:val="center"/>
+        <w:rPr>
+          <w:sz w:val="28"/>
+          <w:szCs w:val="28"/>
+        </w:rPr>
+      </w:pPr>
+      <w:r>
+        <w:rPr>
+          <w:b/>
+          <w:bCs/>
+          <w:sz w:val="32"/>
+          <w:szCs w:val="32"/>
+        </w:rPr>
+        <w:t>PET BITE SHOP</w:t>
       </w:r>
     </w:p>
     <w:p>
@@ -676,15 +697,7 @@
     </w:p>
     <w:p>
       <w:pPr>
-        <w:jc w:val="center"/>
-        <w:rPr>
-          <w:szCs w:val="26"/>
-        </w:rPr>
-      </w:pPr>
-    </w:p>
-    <w:p>
-      <w:pPr>
-        <w:jc w:val="center"/>
+        <w:ind w:firstLine="0"/>
         <w:rPr>
           <w:szCs w:val="26"/>
         </w:rPr>
@@ -14968,7 +14981,7 @@
           <w:noProof/>
         </w:rPr>
         <w:drawing>
-          <wp:inline distT="0" distB="0" distL="0" distR="0" wp14:anchorId="7BB8721A" wp14:editId="2ED2F37B">
+          <wp:inline distT="0" distB="0" distL="0" distR="0" wp14:anchorId="7BB8721A" wp14:editId="1389A050">
             <wp:extent cx="1639614" cy="589327"/>
             <wp:effectExtent l="0" t="0" r="0" b="0"/>
             <wp:docPr id="972141918" name="Picture 1"/>
@@ -15199,7 +15212,7 @@
           </mc:Choice>
           <mc:Fallback>
             <w:pict>
-              <v:rect w14:anchorId="3D1F0156" id="Rectangle 10" o:spid="_x0000_s1026" style="position:absolute;margin-left:9.95pt;margin-top:157.05pt;width:47.5pt;height:19pt;z-index:251666432;visibility:visible;mso-wrap-style:square;mso-height-percent:0;mso-wrap-distance-left:9pt;mso-wrap-distance-top:0;mso-wrap-distance-right:9pt;mso-wrap-distance-bottom:0;mso-position-horizontal:absolute;mso-position-horizontal-relative:text;mso-position-vertical:absolute;mso-position-vertical-relative:text;mso-height-percent:0;mso-height-relative:margin;v-text-anchor:middle" o:gfxdata="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" fillcolor="#fabf8f [1945]" strokecolor="#243f60 [1604]" strokeweight="2pt"/>
+              <v:rect w14:anchorId="7B6B044E" id="Rectangle 10" o:spid="_x0000_s1026" style="position:absolute;margin-left:9.95pt;margin-top:157.05pt;width:47.5pt;height:19pt;z-index:251666432;visibility:visible;mso-wrap-style:square;mso-height-percent:0;mso-wrap-distance-left:9pt;mso-wrap-distance-top:0;mso-wrap-distance-right:9pt;mso-wrap-distance-bottom:0;mso-position-horizontal:absolute;mso-position-horizontal-relative:text;mso-position-vertical:absolute;mso-position-vertical-relative:text;mso-height-percent:0;mso-height-relative:margin;v-text-anchor:middle" o:gfxdata="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" fillcolor="#fabf8f [1945]" strokecolor="#243f60 [1604]" strokeweight="2pt"/>
             </w:pict>
           </mc:Fallback>
         </mc:AlternateContent>
@@ -15273,7 +15286,7 @@
           </mc:Choice>
           <mc:Fallback>
             <w:pict>
-              <v:rect w14:anchorId="61ACB3C6" id="Rectangle 11" o:spid="_x0000_s1026" style="position:absolute;margin-left:10.25pt;margin-top:180.3pt;width:47.5pt;height:19pt;z-index:251667456;visibility:visible;mso-wrap-style:square;mso-height-percent:0;mso-wrap-distance-left:9pt;mso-wrap-distance-top:0;mso-wrap-distance-right:9pt;mso-wrap-distance-bottom:0;mso-position-horizontal:absolute;mso-position-horizontal-relative:text;mso-position-vertical:absolute;mso-position-vertical-relative:text;mso-height-percent:0;mso-height-relative:margin;v-text-anchor:middle" o:gfxdata="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" fillcolor="#c00000" strokecolor="#243f60 [1604]" strokeweight="2pt"/>
+              <v:rect w14:anchorId="2127768E" id="Rectangle 11" o:spid="_x0000_s1026" style="position:absolute;margin-left:10.25pt;margin-top:180.3pt;width:47.5pt;height:19pt;z-index:251667456;visibility:visible;mso-wrap-style:square;mso-height-percent:0;mso-wrap-distance-left:9pt;mso-wrap-distance-top:0;mso-wrap-distance-right:9pt;mso-wrap-distance-bottom:0;mso-position-horizontal:absolute;mso-position-horizontal-relative:text;mso-position-vertical:absolute;mso-position-vertical-relative:text;mso-height-percent:0;mso-height-relative:margin;v-text-anchor:middle" o:gfxdata="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" fillcolor="#c00000" strokecolor="#243f60 [1604]" strokeweight="2pt"/>
             </w:pict>
           </mc:Fallback>
         </mc:AlternateContent>
@@ -15349,7 +15362,7 @@
           </mc:Choice>
           <mc:Fallback>
             <w:pict>
-              <v:rect w14:anchorId="337999A9" id="Rectangle 13" o:spid="_x0000_s1026" style="position:absolute;margin-left:10.3pt;margin-top:130.8pt;width:47.55pt;height:19pt;z-index:251668480;visibility:visible;mso-wrap-style:square;mso-height-percent:0;mso-wrap-distance-left:9pt;mso-wrap-distance-top:0;mso-wrap-distance-right:9pt;mso-wrap-distance-bottom:0;mso-position-horizontal:absolute;mso-position-horizontal-relative:text;mso-position-vertical:absolute;mso-position-vertical-relative:text;mso-height-percent:0;mso-height-relative:margin;v-text-anchor:middle" o:gfxdata="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" fillcolor="#365f91 [2404]" strokecolor="#243f60 [1604]" strokeweight="2pt"/>
+              <v:rect w14:anchorId="68ECA3DC" id="Rectangle 13" o:spid="_x0000_s1026" style="position:absolute;margin-left:10.3pt;margin-top:130.8pt;width:47.55pt;height:19pt;z-index:251668480;visibility:visible;mso-wrap-style:square;mso-height-percent:0;mso-wrap-distance-left:9pt;mso-wrap-distance-top:0;mso-wrap-distance-right:9pt;mso-wrap-distance-bottom:0;mso-position-horizontal:absolute;mso-position-horizontal-relative:text;mso-position-vertical:absolute;mso-position-vertical-relative:text;mso-height-percent:0;mso-height-relative:margin;v-text-anchor:middle" o:gfxdata="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" fillcolor="#365f91 [2404]" strokecolor="#243f60 [1604]" strokeweight="2pt"/>
             </w:pict>
           </mc:Fallback>
         </mc:AlternateContent>
@@ -15599,7 +15612,7 @@
           </mc:Choice>
           <mc:Fallback>
             <w:pict>
-              <v:rect w14:anchorId="0EDAD750" id="Rectangle 14" o:spid="_x0000_s1026" style="position:absolute;margin-left:127.45pt;margin-top:90.65pt;width:189.9pt;height:73.9pt;z-index:251664384;visibility:visible;mso-wrap-style:square;mso-wrap-distance-left:9pt;mso-wrap-distance-top:0;mso-wrap-distance-right:9pt;mso-wrap-distance-bottom:0;mso-position-horizontal:absolute;mso-position-horizontal-relative:text;mso-position-vertical:absolute;mso-position-vertical-relative:text;v-text-anchor:middle" o:gfxdata="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" filled="f" strokecolor="#f79646 [3209]" strokeweight="3pt"/>
+              <v:rect w14:anchorId="19AC19B6" id="Rectangle 14" o:spid="_x0000_s1026" style="position:absolute;margin-left:127.45pt;margin-top:90.65pt;width:189.9pt;height:73.9pt;z-index:251664384;visibility:visible;mso-wrap-style:square;mso-wrap-distance-left:9pt;mso-wrap-distance-top:0;mso-wrap-distance-right:9pt;mso-wrap-distance-bottom:0;mso-position-horizontal:absolute;mso-position-horizontal-relative:text;mso-position-vertical:absolute;mso-position-vertical-relative:text;v-text-anchor:middle" o:gfxdata="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" filled="f" strokecolor="#f79646 [3209]" strokeweight="3pt"/>
             </w:pict>
           </mc:Fallback>
         </mc:AlternateContent>
@@ -16141,7 +16154,7 @@
           </mc:Choice>
           <mc:Fallback>
             <w:pict>
-              <v:shapetype w14:anchorId="31B4F577" id="_x0000_t88" coordsize="21600,21600" o:spt="88" adj="1800,10800" path="m,qx10800@0l10800@2qy21600@11,10800@3l10800@1qy,21600e" filled="f">
+              <v:shapetype w14:anchorId="58BCB95F" id="_x0000_t88" coordsize="21600,21600" o:spt="88" adj="1800,10800" path="m,qx10800@0l10800@2qy21600@11,10800@3l10800@1qy,21600e" filled="f">
                 <v:formulas>
                   <v:f eqn="val #0"/>
                   <v:f eqn="sum 21600 0 #0"/>
@@ -17133,7 +17146,7 @@
           <w:noProof/>
         </w:rPr>
         <w:drawing>
-          <wp:inline distT="0" distB="0" distL="0" distR="0" wp14:anchorId="5CE39CCD" wp14:editId="48EFB3D6">
+          <wp:inline distT="0" distB="0" distL="0" distR="0" wp14:anchorId="5CE39CCD" wp14:editId="55B81EFD">
             <wp:extent cx="5580380" cy="3687445"/>
             <wp:effectExtent l="0" t="0" r="0" b="0"/>
             <wp:docPr id="2" name="Picture 2" descr="A close-up of a document&#10;&#10;Description automatically generated"/>
